--- a/5.人员管理/1.流程制度规范类文件/050106-人员备份管理制度.docx
+++ b/5.人员管理/1.流程制度规范类文件/050106-人员备份管理制度.docx
@@ -1,11 +1,10 @@
 
 <file path=word/document.xml><?xml version="1.0" encoding="utf-8"?>
-<w:document xmlns:wpc="http://schemas.microsoft.com/office/word/2010/wordprocessingCanvas" xmlns:mc="http://schemas.openxmlformats.org/markup-compatibility/2006" xmlns:o="urn:schemas-microsoft-com:office:office" xmlns:r="http://schemas.openxmlformats.org/officeDocument/2006/relationships" xmlns:m="http://schemas.openxmlformats.org/officeDocument/2006/math" xmlns:v="urn:schemas-microsoft-com:vml" xmlns:wp14="http://schemas.microsoft.com/office/word/2010/wordprocessingDrawing" xmlns:wp="http://schemas.openxmlformats.org/drawingml/2006/wordprocessingDrawing" xmlns:w10="urn:schemas-microsoft-com:office:word" xmlns:w="http://schemas.openxmlformats.org/wordprocessingml/2006/main" xmlns:w14="http://schemas.microsoft.com/office/word/2010/wordml" xmlns:w15="http://schemas.microsoft.com/office/word/2012/wordml" xmlns:wne="http://schemas.microsoft.com/office/word/2006/wordml" xmlns:wpg="http://schemas.microsoft.com/office/word/2010/wordprocessingGroup" xmlns:wpi="http://schemas.microsoft.com/office/word/2010/wordprocessingInk" xmlns:wps="http://schemas.microsoft.com/office/word/2010/wordprocessingShape" mc:Ignorable="w14 w15 wp14">
-  <!-- Generated by Aspose.Words for .NET 13.3.0.1 -->
+<w:document xmlns:wpc="http://schemas.microsoft.com/office/word/2010/wordprocessingCanvas" xmlns:mc="http://schemas.openxmlformats.org/markup-compatibility/2006" xmlns:o="urn:schemas-microsoft-com:office:office" xmlns:r="http://schemas.openxmlformats.org/officeDocument/2006/relationships" xmlns:m="http://schemas.openxmlformats.org/officeDocument/2006/math" xmlns:v="urn:schemas-microsoft-com:vml" xmlns:wp14="http://schemas.microsoft.com/office/word/2010/wordprocessingDrawing" xmlns:wp="http://schemas.openxmlformats.org/drawingml/2006/wordprocessingDrawing" xmlns:w="http://schemas.openxmlformats.org/wordprocessingml/2006/main" xmlns:w14="http://schemas.microsoft.com/office/word/2010/wordml" xmlns:w10="urn:schemas-microsoft-com:office:word" xmlns:w15="http://schemas.microsoft.com/office/word/2012/wordml" xmlns:wpg="http://schemas.microsoft.com/office/word/2010/wordprocessingGroup" xmlns:wpi="http://schemas.microsoft.com/office/word/2010/wordprocessingInk" xmlns:wne="http://schemas.microsoft.com/office/word/2006/wordml" xmlns:wps="http://schemas.microsoft.com/office/word/2010/wordprocessingShape" xmlns:wpsCustomData="http://www.wps.cn/officeDocument/2013/wpsCustomData" mc:Ignorable="w14 w15 wp14">
   <w:body>
     <w:p>
       <w:pPr>
-        <w:pStyle w:val="a1"/>
+        <w:pStyle w:val="31"/>
         <w:keepNext w:val="0"/>
         <w:keepLines w:val="0"/>
         <w:pageBreakBefore w:val="0"/>
@@ -25,7 +24,7 @@
     </w:p>
     <w:p>
       <w:pPr>
-        <w:pStyle w:val="a1"/>
+        <w:pStyle w:val="31"/>
         <w:keepNext w:val="0"/>
         <w:keepLines w:val="0"/>
         <w:pageBreakBefore w:val="0"/>
@@ -48,7 +47,7 @@
     </w:p>
     <w:p>
       <w:pPr>
-        <w:pStyle w:val="a2"/>
+        <w:pStyle w:val="32"/>
         <w:keepNext w:val="0"/>
         <w:keepLines w:val="0"/>
         <w:pageBreakBefore w:val="0"/>
@@ -72,7 +71,7 @@
     </w:p>
     <w:p>
       <w:pPr>
-        <w:pStyle w:val="a2"/>
+        <w:pStyle w:val="32"/>
         <w:keepNext w:val="0"/>
         <w:keepLines w:val="0"/>
         <w:pageBreakBefore w:val="0"/>
@@ -88,7 +87,7 @@
         <w:snapToGrid w:val="0"/>
         <w:textAlignment w:val="baseline"/>
         <w:rPr>
-          <w:rFonts w:ascii="宋体" w:eastAsia="宋体" w:hAnsi="宋体" w:cs="宋体" w:hint="eastAsia"/>
+          <w:rFonts w:hint="eastAsia" w:ascii="宋体" w:hAnsi="宋体" w:eastAsia="宋体" w:cs="宋体"/>
           <w:b w:val="0"/>
           <w:bCs w:val="0"/>
           <w:sz w:val="36"/>
@@ -99,7 +98,7 @@
       <w:bookmarkStart w:id="2" w:name="_Toc7092"/>
       <w:r>
         <w:rPr>
-          <w:rFonts w:ascii="宋体" w:eastAsia="宋体" w:hAnsi="宋体" w:cs="宋体" w:hint="eastAsia"/>
+          <w:rFonts w:hint="eastAsia" w:ascii="宋体" w:hAnsi="宋体" w:eastAsia="宋体" w:cs="宋体"/>
           <w:b w:val="0"/>
           <w:bCs w:val="0"/>
           <w:sz w:val="36"/>
@@ -112,7 +111,7 @@
     </w:p>
     <w:p>
       <w:pPr>
-        <w:pStyle w:val="a2"/>
+        <w:pStyle w:val="32"/>
         <w:keepNext w:val="0"/>
         <w:keepLines w:val="0"/>
         <w:pageBreakBefore w:val="0"/>
@@ -128,7 +127,7 @@
         <w:snapToGrid w:val="0"/>
         <w:textAlignment w:val="baseline"/>
         <w:rPr>
-          <w:rFonts w:ascii="宋体" w:eastAsia="宋体" w:hAnsi="宋体" w:cs="宋体" w:hint="eastAsia"/>
+          <w:rFonts w:hint="eastAsia" w:ascii="宋体" w:hAnsi="宋体" w:eastAsia="宋体" w:cs="宋体"/>
           <w:b w:val="0"/>
           <w:bCs w:val="0"/>
           <w:sz w:val="36"/>
@@ -137,7 +136,7 @@
         <w:sectPr>
           <w:pgSz w:w="11906" w:h="16839"/>
           <w:pgMar w:top="1431" w:right="1785" w:bottom="0" w:left="1785" w:header="0" w:footer="0" w:gutter="0"/>
-          <w:cols w:num="1" w:space="720"/>
+          <w:cols w:space="720" w:num="1"/>
         </w:sectPr>
       </w:pPr>
     </w:p>
@@ -161,7 +160,7 @@
         <w:textAlignment w:val="baseline"/>
         <w:outlineLvl w:val="1"/>
         <w:rPr>
-          <w:rFonts w:ascii="宋体" w:eastAsia="宋体" w:hAnsi="宋体" w:cs="宋体"/>
+          <w:rFonts w:ascii="宋体" w:hAnsi="宋体" w:eastAsia="宋体" w:cs="宋体"/>
           <w:sz w:val="28"/>
           <w:szCs w:val="28"/>
         </w:rPr>
@@ -169,7 +168,7 @@
       <w:bookmarkStart w:id="3" w:name="_Toc12250"/>
       <w:r>
         <w:rPr>
-          <w:rFonts w:ascii="宋体" w:eastAsia="宋体" w:hAnsi="宋体" w:cs="宋体"/>
+          <w:rFonts w:ascii="宋体" w:hAnsi="宋体" w:eastAsia="宋体" w:cs="宋体"/>
           <w:spacing w:val="-3"/>
           <w:sz w:val="28"/>
           <w:szCs w:val="28"/>
@@ -180,16 +179,16 @@
     </w:p>
     <w:tbl>
       <w:tblPr>
-        <w:tblStyle w:val="TableNormal0"/>
+        <w:tblStyle w:val="24"/>
         <w:tblW w:w="9072" w:type="dxa"/>
         <w:tblInd w:w="5" w:type="dxa"/>
         <w:tblBorders>
-          <w:top w:val="single" w:sz="4" w:space="0" w:color="000000"/>
-          <w:left w:val="single" w:sz="4" w:space="0" w:color="000000"/>
-          <w:bottom w:val="single" w:sz="4" w:space="0" w:color="000000"/>
-          <w:right w:val="single" w:sz="4" w:space="0" w:color="000000"/>
-          <w:insideH w:val="single" w:sz="4" w:space="0" w:color="000000"/>
-          <w:insideV w:val="single" w:sz="4" w:space="0" w:color="000000"/>
+          <w:top w:val="single" w:color="000000" w:sz="4" w:space="0"/>
+          <w:left w:val="single" w:color="000000" w:sz="4" w:space="0"/>
+          <w:bottom w:val="single" w:color="000000" w:sz="4" w:space="0"/>
+          <w:right w:val="single" w:color="000000" w:sz="4" w:space="0"/>
+          <w:insideH w:val="single" w:color="000000" w:sz="4" w:space="0"/>
+          <w:insideV w:val="single" w:color="000000" w:sz="4" w:space="0"/>
         </w:tblBorders>
         <w:tblLayout w:type="fixed"/>
         <w:tblCellMar>
@@ -208,17 +207,14 @@
       </w:tblGrid>
       <w:tr>
         <w:tblPrEx>
-          <w:tblW w:w="9072" w:type="dxa"/>
-          <w:tblInd w:w="5" w:type="dxa"/>
           <w:tblBorders>
-            <w:top w:val="single" w:sz="4" w:space="0" w:color="000000"/>
-            <w:left w:val="single" w:sz="4" w:space="0" w:color="000000"/>
-            <w:bottom w:val="single" w:sz="4" w:space="0" w:color="000000"/>
-            <w:right w:val="single" w:sz="4" w:space="0" w:color="000000"/>
-            <w:insideH w:val="single" w:sz="4" w:space="0" w:color="000000"/>
-            <w:insideV w:val="single" w:sz="4" w:space="0" w:color="000000"/>
+            <w:top w:val="single" w:color="000000" w:sz="4" w:space="0"/>
+            <w:left w:val="single" w:color="000000" w:sz="4" w:space="0"/>
+            <w:bottom w:val="single" w:color="000000" w:sz="4" w:space="0"/>
+            <w:right w:val="single" w:color="000000" w:sz="4" w:space="0"/>
+            <w:insideH w:val="single" w:color="000000" w:sz="4" w:space="0"/>
+            <w:insideV w:val="single" w:color="000000" w:sz="4" w:space="0"/>
           </w:tblBorders>
-          <w:tblLayout w:type="fixed"/>
           <w:tblCellMar>
             <w:top w:w="0" w:type="dxa"/>
             <w:left w:w="0" w:type="dxa"/>
@@ -227,7 +223,7 @@
           </w:tblCellMar>
         </w:tblPrEx>
         <w:trPr>
-          <w:trHeight w:val="611"/>
+          <w:trHeight w:val="611" w:hRule="atLeast"/>
         </w:trPr>
         <w:tc>
           <w:tcPr>
@@ -252,14 +248,14 @@
               <w:ind w:left="296"/>
               <w:textAlignment w:val="baseline"/>
               <w:rPr>
-                <w:rFonts w:ascii="宋体" w:eastAsia="宋体" w:hAnsi="宋体" w:cs="宋体"/>
+                <w:rFonts w:ascii="宋体" w:hAnsi="宋体" w:eastAsia="宋体" w:cs="宋体"/>
                 <w:sz w:val="21"/>
                 <w:szCs w:val="21"/>
               </w:rPr>
             </w:pPr>
             <w:r>
               <w:rPr>
-                <w:rFonts w:ascii="宋体" w:eastAsia="宋体" w:hAnsi="宋体" w:cs="宋体"/>
+                <w:rFonts w:ascii="宋体" w:hAnsi="宋体" w:eastAsia="宋体" w:cs="宋体"/>
                 <w:spacing w:val="-2"/>
                 <w:sz w:val="21"/>
                 <w:szCs w:val="21"/>
@@ -292,14 +288,14 @@
               <w:ind w:left="109"/>
               <w:textAlignment w:val="baseline"/>
               <w:rPr>
-                <w:rFonts w:ascii="宋体" w:eastAsia="宋体" w:hAnsi="宋体" w:cs="宋体"/>
+                <w:rFonts w:ascii="宋体" w:hAnsi="宋体" w:eastAsia="宋体" w:cs="宋体"/>
                 <w:sz w:val="21"/>
                 <w:szCs w:val="21"/>
               </w:rPr>
             </w:pPr>
             <w:r>
               <w:rPr>
-                <w:rFonts w:ascii="宋体" w:eastAsia="宋体" w:hAnsi="宋体" w:cs="宋体"/>
+                <w:rFonts w:ascii="宋体" w:hAnsi="宋体" w:eastAsia="宋体" w:cs="宋体"/>
                 <w:spacing w:val="-1"/>
                 <w:sz w:val="21"/>
                 <w:szCs w:val="21"/>
@@ -311,9 +307,14 @@
       </w:tr>
       <w:tr>
         <w:tblPrEx>
-          <w:tblW w:w="9072" w:type="dxa"/>
-          <w:tblInd w:w="5" w:type="dxa"/>
-          <w:tblLayout w:type="fixed"/>
+          <w:tblBorders>
+            <w:top w:val="single" w:color="000000" w:sz="4" w:space="0"/>
+            <w:left w:val="single" w:color="000000" w:sz="4" w:space="0"/>
+            <w:bottom w:val="single" w:color="000000" w:sz="4" w:space="0"/>
+            <w:right w:val="single" w:color="000000" w:sz="4" w:space="0"/>
+            <w:insideH w:val="single" w:color="000000" w:sz="4" w:space="0"/>
+            <w:insideV w:val="single" w:color="000000" w:sz="4" w:space="0"/>
+          </w:tblBorders>
           <w:tblCellMar>
             <w:top w:w="0" w:type="dxa"/>
             <w:left w:w="0" w:type="dxa"/>
@@ -322,7 +323,7 @@
           </w:tblCellMar>
         </w:tblPrEx>
         <w:trPr>
-          <w:trHeight w:val="606"/>
+          <w:trHeight w:val="606" w:hRule="atLeast"/>
         </w:trPr>
         <w:tc>
           <w:tcPr>
@@ -347,14 +348,14 @@
               <w:ind w:left="506"/>
               <w:textAlignment w:val="baseline"/>
               <w:rPr>
-                <w:rFonts w:ascii="宋体" w:eastAsia="宋体" w:hAnsi="宋体" w:cs="宋体"/>
+                <w:rFonts w:ascii="宋体" w:hAnsi="宋体" w:eastAsia="宋体" w:cs="宋体"/>
                 <w:sz w:val="21"/>
                 <w:szCs w:val="21"/>
               </w:rPr>
             </w:pPr>
             <w:r>
               <w:rPr>
-                <w:rFonts w:ascii="宋体" w:eastAsia="宋体" w:hAnsi="宋体" w:cs="宋体"/>
+                <w:rFonts w:ascii="宋体" w:hAnsi="宋体" w:eastAsia="宋体" w:cs="宋体"/>
                 <w:spacing w:val="-2"/>
                 <w:sz w:val="21"/>
                 <w:szCs w:val="21"/>
@@ -387,14 +388,14 @@
               <w:ind w:left="108"/>
               <w:textAlignment w:val="baseline"/>
               <w:rPr>
-                <w:rFonts w:ascii="宋体" w:eastAsia="宋体" w:hAnsi="宋体" w:cs="宋体"/>
+                <w:rFonts w:ascii="宋体" w:hAnsi="宋体" w:eastAsia="宋体" w:cs="宋体"/>
                 <w:sz w:val="21"/>
                 <w:szCs w:val="21"/>
               </w:rPr>
             </w:pPr>
             <w:r>
               <w:rPr>
-                <w:rFonts w:ascii="宋体" w:eastAsia="宋体" w:hAnsi="宋体" w:cs="宋体"/>
+                <w:rFonts w:ascii="宋体" w:hAnsi="宋体" w:eastAsia="宋体" w:cs="宋体"/>
                 <w:spacing w:val="-1"/>
                 <w:sz w:val="21"/>
                 <w:szCs w:val="21"/>
@@ -406,9 +407,14 @@
       </w:tr>
       <w:tr>
         <w:tblPrEx>
-          <w:tblW w:w="9072" w:type="dxa"/>
-          <w:tblInd w:w="5" w:type="dxa"/>
-          <w:tblLayout w:type="fixed"/>
+          <w:tblBorders>
+            <w:top w:val="single" w:color="000000" w:sz="4" w:space="0"/>
+            <w:left w:val="single" w:color="000000" w:sz="4" w:space="0"/>
+            <w:bottom w:val="single" w:color="000000" w:sz="4" w:space="0"/>
+            <w:right w:val="single" w:color="000000" w:sz="4" w:space="0"/>
+            <w:insideH w:val="single" w:color="000000" w:sz="4" w:space="0"/>
+            <w:insideV w:val="single" w:color="000000" w:sz="4" w:space="0"/>
+          </w:tblBorders>
           <w:tblCellMar>
             <w:top w:w="0" w:type="dxa"/>
             <w:left w:w="0" w:type="dxa"/>
@@ -417,7 +423,7 @@
           </w:tblCellMar>
         </w:tblPrEx>
         <w:trPr>
-          <w:trHeight w:val="606"/>
+          <w:trHeight w:val="606" w:hRule="atLeast"/>
         </w:trPr>
         <w:tc>
           <w:tcPr>
@@ -442,14 +448,14 @@
               <w:ind w:left="506"/>
               <w:textAlignment w:val="baseline"/>
               <w:rPr>
-                <w:rFonts w:ascii="宋体" w:eastAsia="宋体" w:hAnsi="宋体" w:cs="宋体"/>
+                <w:rFonts w:ascii="宋体" w:hAnsi="宋体" w:eastAsia="宋体" w:cs="宋体"/>
                 <w:sz w:val="21"/>
                 <w:szCs w:val="21"/>
               </w:rPr>
             </w:pPr>
             <w:r>
               <w:rPr>
-                <w:rFonts w:ascii="宋体" w:eastAsia="宋体" w:hAnsi="宋体" w:cs="宋体"/>
+                <w:rFonts w:ascii="宋体" w:hAnsi="宋体" w:eastAsia="宋体" w:cs="宋体"/>
                 <w:spacing w:val="-2"/>
                 <w:sz w:val="21"/>
                 <w:szCs w:val="21"/>
@@ -481,14 +487,14 @@
               <w:ind w:left="288"/>
               <w:textAlignment w:val="baseline"/>
               <w:rPr>
-                <w:rFonts w:ascii="宋体" w:eastAsia="宋体" w:hAnsi="宋体" w:cs="宋体"/>
+                <w:rFonts w:ascii="宋体" w:hAnsi="宋体" w:eastAsia="宋体" w:cs="宋体"/>
                 <w:sz w:val="21"/>
                 <w:szCs w:val="21"/>
               </w:rPr>
             </w:pPr>
             <w:r>
               <w:rPr>
-                <w:rFonts w:ascii="宋体" w:eastAsia="宋体" w:hAnsi="宋体" w:cs="宋体"/>
+                <w:rFonts w:ascii="宋体" w:hAnsi="宋体" w:eastAsia="宋体" w:cs="宋体"/>
                 <w:spacing w:val="-2"/>
                 <w:sz w:val="21"/>
                 <w:szCs w:val="21"/>
@@ -520,14 +526,14 @@
               <w:ind w:left="735"/>
               <w:textAlignment w:val="baseline"/>
               <w:rPr>
-                <w:rFonts w:ascii="宋体" w:eastAsia="宋体" w:hAnsi="宋体" w:cs="宋体"/>
+                <w:rFonts w:ascii="宋体" w:hAnsi="宋体" w:eastAsia="宋体" w:cs="宋体"/>
                 <w:sz w:val="21"/>
                 <w:szCs w:val="21"/>
               </w:rPr>
             </w:pPr>
             <w:r>
               <w:rPr>
-                <w:rFonts w:ascii="宋体" w:eastAsia="宋体" w:hAnsi="宋体" w:cs="宋体"/>
+                <w:rFonts w:ascii="宋体" w:hAnsi="宋体" w:eastAsia="宋体" w:cs="宋体"/>
                 <w:spacing w:val="-2"/>
                 <w:sz w:val="21"/>
                 <w:szCs w:val="21"/>
@@ -559,14 +565,14 @@
               <w:ind w:left="574"/>
               <w:textAlignment w:val="baseline"/>
               <w:rPr>
-                <w:rFonts w:ascii="宋体" w:eastAsia="宋体" w:hAnsi="宋体" w:cs="宋体"/>
+                <w:rFonts w:ascii="宋体" w:hAnsi="宋体" w:eastAsia="宋体" w:cs="宋体"/>
                 <w:sz w:val="21"/>
                 <w:szCs w:val="21"/>
               </w:rPr>
             </w:pPr>
             <w:r>
               <w:rPr>
-                <w:rFonts w:ascii="宋体" w:eastAsia="宋体" w:hAnsi="宋体" w:cs="宋体"/>
+                <w:rFonts w:ascii="宋体" w:hAnsi="宋体" w:eastAsia="宋体" w:cs="宋体"/>
                 <w:spacing w:val="-3"/>
                 <w:sz w:val="21"/>
                 <w:szCs w:val="21"/>
@@ -598,14 +604,14 @@
               <w:ind w:left="781"/>
               <w:textAlignment w:val="baseline"/>
               <w:rPr>
-                <w:rFonts w:ascii="宋体" w:eastAsia="宋体" w:hAnsi="宋体" w:cs="宋体"/>
+                <w:rFonts w:ascii="宋体" w:hAnsi="宋体" w:eastAsia="宋体" w:cs="宋体"/>
                 <w:sz w:val="21"/>
                 <w:szCs w:val="21"/>
               </w:rPr>
             </w:pPr>
             <w:r>
               <w:rPr>
-                <w:rFonts w:ascii="宋体" w:eastAsia="宋体" w:hAnsi="宋体" w:cs="宋体"/>
+                <w:rFonts w:ascii="宋体" w:hAnsi="宋体" w:eastAsia="宋体" w:cs="宋体"/>
                 <w:spacing w:val="-5"/>
                 <w:sz w:val="21"/>
                 <w:szCs w:val="21"/>
@@ -617,9 +623,14 @@
       </w:tr>
       <w:tr>
         <w:tblPrEx>
-          <w:tblW w:w="9072" w:type="dxa"/>
-          <w:tblInd w:w="5" w:type="dxa"/>
-          <w:tblLayout w:type="fixed"/>
+          <w:tblBorders>
+            <w:top w:val="single" w:color="000000" w:sz="4" w:space="0"/>
+            <w:left w:val="single" w:color="000000" w:sz="4" w:space="0"/>
+            <w:bottom w:val="single" w:color="000000" w:sz="4" w:space="0"/>
+            <w:right w:val="single" w:color="000000" w:sz="4" w:space="0"/>
+            <w:insideH w:val="single" w:color="000000" w:sz="4" w:space="0"/>
+            <w:insideV w:val="single" w:color="000000" w:sz="4" w:space="0"/>
+          </w:tblBorders>
           <w:tblCellMar>
             <w:top w:w="0" w:type="dxa"/>
             <w:left w:w="0" w:type="dxa"/>
@@ -628,7 +639,7 @@
           </w:tblCellMar>
         </w:tblPrEx>
         <w:trPr>
-          <w:trHeight w:val="474"/>
+          <w:trHeight w:val="474" w:hRule="atLeast"/>
         </w:trPr>
         <w:tc>
           <w:tcPr>
@@ -653,14 +664,14 @@
               <w:ind w:left="709"/>
               <w:textAlignment w:val="baseline"/>
               <w:rPr>
-                <w:rFonts w:ascii="宋体" w:eastAsia="宋体" w:hAnsi="宋体" w:cs="宋体"/>
+                <w:rFonts w:ascii="宋体" w:hAnsi="宋体" w:eastAsia="宋体" w:cs="宋体"/>
                 <w:sz w:val="21"/>
                 <w:szCs w:val="21"/>
               </w:rPr>
             </w:pPr>
             <w:r>
               <w:rPr>
-                <w:rFonts w:ascii="宋体" w:eastAsia="宋体" w:hAnsi="宋体" w:cs="宋体"/>
+                <w:rFonts w:ascii="宋体" w:hAnsi="宋体" w:eastAsia="宋体" w:cs="宋体"/>
                 <w:spacing w:val="-1"/>
                 <w:sz w:val="21"/>
                 <w:szCs w:val="21"/>
@@ -692,14 +703,14 @@
               <w:ind w:left="290"/>
               <w:textAlignment w:val="baseline"/>
               <w:rPr>
-                <w:rFonts w:ascii="宋体" w:eastAsia="宋体" w:hAnsi="宋体" w:cs="宋体"/>
+                <w:rFonts w:ascii="宋体" w:hAnsi="宋体" w:eastAsia="宋体" w:cs="宋体"/>
                 <w:sz w:val="21"/>
                 <w:szCs w:val="21"/>
               </w:rPr>
             </w:pPr>
             <w:r>
               <w:rPr>
-                <w:rFonts w:ascii="宋体" w:eastAsia="宋体" w:hAnsi="宋体" w:cs="宋体"/>
+                <w:rFonts w:ascii="宋体" w:hAnsi="宋体" w:eastAsia="宋体" w:cs="宋体"/>
                 <w:spacing w:val="-2"/>
                 <w:sz w:val="21"/>
                 <w:szCs w:val="21"/>
@@ -731,14 +742,14 @@
               <w:ind w:left="738"/>
               <w:textAlignment w:val="baseline"/>
               <w:rPr>
-                <w:rFonts w:ascii="宋体" w:eastAsia="宋体" w:hAnsi="宋体" w:cs="宋体"/>
+                <w:rFonts w:ascii="宋体" w:hAnsi="宋体" w:eastAsia="宋体" w:cs="宋体"/>
                 <w:sz w:val="21"/>
                 <w:szCs w:val="21"/>
               </w:rPr>
             </w:pPr>
             <w:r>
               <w:rPr>
-                <w:rFonts w:ascii="宋体" w:eastAsia="宋体" w:hAnsi="宋体" w:cs="宋体"/>
+                <w:rFonts w:ascii="宋体" w:hAnsi="宋体" w:eastAsia="宋体" w:cs="宋体"/>
                 <w:spacing w:val="-3"/>
                 <w:sz w:val="21"/>
                 <w:szCs w:val="21"/>
@@ -770,14 +781,14 @@
               <w:ind w:left="575"/>
               <w:textAlignment w:val="baseline"/>
               <w:rPr>
-                <w:rFonts w:ascii="宋体" w:eastAsia="宋体" w:hAnsi="宋体" w:cs="宋体"/>
+                <w:rFonts w:ascii="宋体" w:hAnsi="宋体" w:eastAsia="宋体" w:cs="宋体"/>
                 <w:sz w:val="21"/>
                 <w:szCs w:val="21"/>
               </w:rPr>
             </w:pPr>
             <w:r>
               <w:rPr>
-                <w:rFonts w:ascii="宋体" w:eastAsia="宋体" w:hAnsi="宋体" w:cs="宋体" w:hint="eastAsia"/>
+                <w:rFonts w:hint="eastAsia" w:ascii="宋体" w:hAnsi="宋体" w:eastAsia="宋体" w:cs="宋体"/>
                 <w:spacing w:val="-3"/>
                 <w:sz w:val="21"/>
                 <w:szCs w:val="21"/>
@@ -809,14 +820,14 @@
               <w:ind w:left="671"/>
               <w:textAlignment w:val="baseline"/>
               <w:rPr>
-                <w:rFonts w:ascii="宋体" w:eastAsia="宋体" w:hAnsi="宋体" w:cs="宋体"/>
+                <w:rFonts w:ascii="宋体" w:hAnsi="宋体" w:eastAsia="宋体" w:cs="宋体"/>
                 <w:sz w:val="21"/>
                 <w:szCs w:val="21"/>
               </w:rPr>
             </w:pPr>
             <w:r>
               <w:rPr>
-                <w:rFonts w:ascii="宋体" w:eastAsia="宋体" w:hAnsi="宋体" w:cs="宋体"/>
+                <w:rFonts w:ascii="宋体" w:hAnsi="宋体" w:eastAsia="宋体" w:cs="宋体"/>
                 <w:spacing w:val="-3"/>
                 <w:sz w:val="21"/>
                 <w:szCs w:val="21"/>
@@ -828,9 +839,14 @@
       </w:tr>
       <w:tr>
         <w:tblPrEx>
-          <w:tblW w:w="9072" w:type="dxa"/>
-          <w:tblInd w:w="5" w:type="dxa"/>
-          <w:tblLayout w:type="fixed"/>
+          <w:tblBorders>
+            <w:top w:val="single" w:color="000000" w:sz="4" w:space="0"/>
+            <w:left w:val="single" w:color="000000" w:sz="4" w:space="0"/>
+            <w:bottom w:val="single" w:color="000000" w:sz="4" w:space="0"/>
+            <w:right w:val="single" w:color="000000" w:sz="4" w:space="0"/>
+            <w:insideH w:val="single" w:color="000000" w:sz="4" w:space="0"/>
+            <w:insideV w:val="single" w:color="000000" w:sz="4" w:space="0"/>
+          </w:tblBorders>
           <w:tblCellMar>
             <w:top w:w="0" w:type="dxa"/>
             <w:left w:w="0" w:type="dxa"/>
@@ -839,7 +855,7 @@
           </w:tblCellMar>
         </w:tblPrEx>
         <w:trPr>
-          <w:trHeight w:val="528"/>
+          <w:trHeight w:val="528" w:hRule="atLeast"/>
         </w:trPr>
         <w:tc>
           <w:tcPr>
@@ -847,7 +863,7 @@
           </w:tcPr>
           <w:p>
             <w:pPr>
-              <w:pStyle w:val="TableText"/>
+              <w:pStyle w:val="25"/>
               <w:keepNext w:val="0"/>
               <w:keepLines w:val="0"/>
               <w:pageBreakBefore w:val="0"/>
@@ -871,7 +887,7 @@
           </w:tcPr>
           <w:p>
             <w:pPr>
-              <w:pStyle w:val="TableText"/>
+              <w:pStyle w:val="25"/>
               <w:keepNext w:val="0"/>
               <w:keepLines w:val="0"/>
               <w:pageBreakBefore w:val="0"/>
@@ -895,7 +911,7 @@
           </w:tcPr>
           <w:p>
             <w:pPr>
-              <w:pStyle w:val="TableText"/>
+              <w:pStyle w:val="25"/>
               <w:keepNext w:val="0"/>
               <w:keepLines w:val="0"/>
               <w:pageBreakBefore w:val="0"/>
@@ -919,7 +935,7 @@
           </w:tcPr>
           <w:p>
             <w:pPr>
-              <w:pStyle w:val="TableText"/>
+              <w:pStyle w:val="25"/>
               <w:keepNext w:val="0"/>
               <w:keepLines w:val="0"/>
               <w:pageBreakBefore w:val="0"/>
@@ -943,7 +959,7 @@
           </w:tcPr>
           <w:p>
             <w:pPr>
-              <w:pStyle w:val="TableText"/>
+              <w:pStyle w:val="25"/>
               <w:keepNext w:val="0"/>
               <w:keepLines w:val="0"/>
               <w:pageBreakBefore w:val="0"/>
@@ -964,9 +980,14 @@
       </w:tr>
       <w:tr>
         <w:tblPrEx>
-          <w:tblW w:w="9072" w:type="dxa"/>
-          <w:tblInd w:w="5" w:type="dxa"/>
-          <w:tblLayout w:type="fixed"/>
+          <w:tblBorders>
+            <w:top w:val="single" w:color="000000" w:sz="4" w:space="0"/>
+            <w:left w:val="single" w:color="000000" w:sz="4" w:space="0"/>
+            <w:bottom w:val="single" w:color="000000" w:sz="4" w:space="0"/>
+            <w:right w:val="single" w:color="000000" w:sz="4" w:space="0"/>
+            <w:insideH w:val="single" w:color="000000" w:sz="4" w:space="0"/>
+            <w:insideV w:val="single" w:color="000000" w:sz="4" w:space="0"/>
+          </w:tblBorders>
           <w:tblCellMar>
             <w:top w:w="0" w:type="dxa"/>
             <w:left w:w="0" w:type="dxa"/>
@@ -975,7 +996,7 @@
           </w:tblCellMar>
         </w:tblPrEx>
         <w:trPr>
-          <w:trHeight w:val="528"/>
+          <w:trHeight w:val="528" w:hRule="atLeast"/>
         </w:trPr>
         <w:tc>
           <w:tcPr>
@@ -983,7 +1004,7 @@
           </w:tcPr>
           <w:p>
             <w:pPr>
-              <w:pStyle w:val="TableText"/>
+              <w:pStyle w:val="25"/>
               <w:keepNext w:val="0"/>
               <w:keepLines w:val="0"/>
               <w:pageBreakBefore w:val="0"/>
@@ -1007,7 +1028,7 @@
           </w:tcPr>
           <w:p>
             <w:pPr>
-              <w:pStyle w:val="TableText"/>
+              <w:pStyle w:val="25"/>
               <w:keepNext w:val="0"/>
               <w:keepLines w:val="0"/>
               <w:pageBreakBefore w:val="0"/>
@@ -1031,7 +1052,7 @@
           </w:tcPr>
           <w:p>
             <w:pPr>
-              <w:pStyle w:val="TableText"/>
+              <w:pStyle w:val="25"/>
               <w:keepNext w:val="0"/>
               <w:keepLines w:val="0"/>
               <w:pageBreakBefore w:val="0"/>
@@ -1055,7 +1076,7 @@
           </w:tcPr>
           <w:p>
             <w:pPr>
-              <w:pStyle w:val="TableText"/>
+              <w:pStyle w:val="25"/>
               <w:keepNext w:val="0"/>
               <w:keepLines w:val="0"/>
               <w:pageBreakBefore w:val="0"/>
@@ -1079,7 +1100,7 @@
           </w:tcPr>
           <w:p>
             <w:pPr>
-              <w:pStyle w:val="TableText"/>
+              <w:pStyle w:val="25"/>
               <w:keepNext w:val="0"/>
               <w:keepLines w:val="0"/>
               <w:pageBreakBefore w:val="0"/>
@@ -1100,9 +1121,14 @@
       </w:tr>
       <w:tr>
         <w:tblPrEx>
-          <w:tblW w:w="9072" w:type="dxa"/>
-          <w:tblInd w:w="5" w:type="dxa"/>
-          <w:tblLayout w:type="fixed"/>
+          <w:tblBorders>
+            <w:top w:val="single" w:color="000000" w:sz="4" w:space="0"/>
+            <w:left w:val="single" w:color="000000" w:sz="4" w:space="0"/>
+            <w:bottom w:val="single" w:color="000000" w:sz="4" w:space="0"/>
+            <w:right w:val="single" w:color="000000" w:sz="4" w:space="0"/>
+            <w:insideH w:val="single" w:color="000000" w:sz="4" w:space="0"/>
+            <w:insideV w:val="single" w:color="000000" w:sz="4" w:space="0"/>
+          </w:tblBorders>
           <w:tblCellMar>
             <w:top w:w="0" w:type="dxa"/>
             <w:left w:w="0" w:type="dxa"/>
@@ -1111,7 +1137,7 @@
           </w:tblCellMar>
         </w:tblPrEx>
         <w:trPr>
-          <w:trHeight w:val="528"/>
+          <w:trHeight w:val="528" w:hRule="atLeast"/>
         </w:trPr>
         <w:tc>
           <w:tcPr>
@@ -1119,7 +1145,7 @@
           </w:tcPr>
           <w:p>
             <w:pPr>
-              <w:pStyle w:val="TableText"/>
+              <w:pStyle w:val="25"/>
               <w:keepNext w:val="0"/>
               <w:keepLines w:val="0"/>
               <w:pageBreakBefore w:val="0"/>
@@ -1143,7 +1169,7 @@
           </w:tcPr>
           <w:p>
             <w:pPr>
-              <w:pStyle w:val="TableText"/>
+              <w:pStyle w:val="25"/>
               <w:keepNext w:val="0"/>
               <w:keepLines w:val="0"/>
               <w:pageBreakBefore w:val="0"/>
@@ -1167,7 +1193,7 @@
           </w:tcPr>
           <w:p>
             <w:pPr>
-              <w:pStyle w:val="TableText"/>
+              <w:pStyle w:val="25"/>
               <w:keepNext w:val="0"/>
               <w:keepLines w:val="0"/>
               <w:pageBreakBefore w:val="0"/>
@@ -1191,7 +1217,7 @@
           </w:tcPr>
           <w:p>
             <w:pPr>
-              <w:pStyle w:val="TableText"/>
+              <w:pStyle w:val="25"/>
               <w:keepNext w:val="0"/>
               <w:keepLines w:val="0"/>
               <w:pageBreakBefore w:val="0"/>
@@ -1215,7 +1241,7 @@
           </w:tcPr>
           <w:p>
             <w:pPr>
-              <w:pStyle w:val="TableText"/>
+              <w:pStyle w:val="25"/>
               <w:keepNext w:val="0"/>
               <w:keepLines w:val="0"/>
               <w:pageBreakBefore w:val="0"/>
@@ -1236,9 +1262,14 @@
       </w:tr>
       <w:tr>
         <w:tblPrEx>
-          <w:tblW w:w="9072" w:type="dxa"/>
-          <w:tblInd w:w="5" w:type="dxa"/>
-          <w:tblLayout w:type="fixed"/>
+          <w:tblBorders>
+            <w:top w:val="single" w:color="000000" w:sz="4" w:space="0"/>
+            <w:left w:val="single" w:color="000000" w:sz="4" w:space="0"/>
+            <w:bottom w:val="single" w:color="000000" w:sz="4" w:space="0"/>
+            <w:right w:val="single" w:color="000000" w:sz="4" w:space="0"/>
+            <w:insideH w:val="single" w:color="000000" w:sz="4" w:space="0"/>
+            <w:insideV w:val="single" w:color="000000" w:sz="4" w:space="0"/>
+          </w:tblBorders>
           <w:tblCellMar>
             <w:top w:w="0" w:type="dxa"/>
             <w:left w:w="0" w:type="dxa"/>
@@ -1247,7 +1278,7 @@
           </w:tblCellMar>
         </w:tblPrEx>
         <w:trPr>
-          <w:trHeight w:val="589"/>
+          <w:trHeight w:val="589" w:hRule="atLeast"/>
         </w:trPr>
         <w:tc>
           <w:tcPr>
@@ -1255,7 +1286,7 @@
           </w:tcPr>
           <w:p>
             <w:pPr>
-              <w:pStyle w:val="TableText"/>
+              <w:pStyle w:val="25"/>
               <w:keepNext w:val="0"/>
               <w:keepLines w:val="0"/>
               <w:pageBreakBefore w:val="0"/>
@@ -1279,7 +1310,7 @@
           </w:tcPr>
           <w:p>
             <w:pPr>
-              <w:pStyle w:val="TableText"/>
+              <w:pStyle w:val="25"/>
               <w:keepNext w:val="0"/>
               <w:keepLines w:val="0"/>
               <w:pageBreakBefore w:val="0"/>
@@ -1303,7 +1334,7 @@
           </w:tcPr>
           <w:p>
             <w:pPr>
-              <w:pStyle w:val="TableText"/>
+              <w:pStyle w:val="25"/>
               <w:keepNext w:val="0"/>
               <w:keepLines w:val="0"/>
               <w:pageBreakBefore w:val="0"/>
@@ -1327,7 +1358,7 @@
           </w:tcPr>
           <w:p>
             <w:pPr>
-              <w:pStyle w:val="TableText"/>
+              <w:pStyle w:val="25"/>
               <w:keepNext w:val="0"/>
               <w:keepLines w:val="0"/>
               <w:pageBreakBefore w:val="0"/>
@@ -1351,7 +1382,7 @@
           </w:tcPr>
           <w:p>
             <w:pPr>
-              <w:pStyle w:val="TableText"/>
+              <w:pStyle w:val="25"/>
               <w:keepNext w:val="0"/>
               <w:keepLines w:val="0"/>
               <w:pageBreakBefore w:val="0"/>
@@ -1373,7 +1404,7 @@
     </w:tbl>
     <w:p>
       <w:pPr>
-        <w:pStyle w:val="BodyText"/>
+        <w:pStyle w:val="12"/>
         <w:keepNext w:val="0"/>
         <w:keepLines w:val="0"/>
         <w:pageBreakBefore w:val="0"/>
@@ -1407,17 +1438,17 @@
         <w:snapToGrid w:val="0"/>
         <w:textAlignment w:val="baseline"/>
         <w:sectPr>
-          <w:footerReference w:type="default" r:id="rId4"/>
+          <w:footerReference r:id="rId5" w:type="default"/>
           <w:pgSz w:w="11906" w:h="16839"/>
           <w:pgMar w:top="1431" w:right="1127" w:bottom="1233" w:left="1696" w:header="0" w:footer="1070" w:gutter="0"/>
-          <w:cols w:num="1" w:space="720"/>
+          <w:cols w:space="720" w:num="1"/>
         </w:sectPr>
       </w:pPr>
     </w:p>
     <w:sdt>
       <w:sdtPr>
         <w:rPr>
-          <w:rFonts w:ascii="宋体" w:eastAsia="宋体" w:hAnsi="宋体" w:cs="Arial"/>
+          <w:rFonts w:ascii="宋体" w:hAnsi="宋体" w:eastAsia="宋体" w:cs="Arial"/>
           <w:snapToGrid w:val="0"/>
           <w:color w:val="000000"/>
           <w:kern w:val="0"/>
@@ -1433,7 +1464,7 @@
       </w:sdtPr>
       <w:sdtEndPr>
         <w:rPr>
-          <w:rFonts w:ascii="宋体" w:eastAsia="宋体" w:hAnsi="宋体" w:cs="宋体"/>
+          <w:rFonts w:ascii="宋体" w:hAnsi="宋体" w:eastAsia="宋体" w:cs="宋体"/>
           <w:snapToGrid w:val="0"/>
           <w:color w:val="000000"/>
           <w:kern w:val="0"/>
@@ -1459,13 +1490,13 @@
             <w:adjustRightInd w:val="0"/>
             <w:snapToGrid w:val="0"/>
             <w:spacing w:before="0" w:beforeLines="0" w:after="0" w:afterLines="0" w:line="240" w:lineRule="auto"/>
-            <w:ind w:left="0" w:right="0" w:firstLine="0" w:leftChars="0" w:rightChars="0" w:firstLineChars="0"/>
+            <w:ind w:left="0" w:leftChars="0" w:right="0" w:rightChars="0" w:firstLine="0" w:firstLineChars="0"/>
             <w:jc w:val="center"/>
             <w:textAlignment w:val="baseline"/>
           </w:pPr>
           <w:r>
             <w:rPr>
-              <w:rFonts w:ascii="宋体" w:eastAsia="宋体" w:hAnsi="宋体"/>
+              <w:rFonts w:ascii="宋体" w:hAnsi="宋体" w:eastAsia="宋体"/>
               <w:sz w:val="21"/>
             </w:rPr>
             <w:t>目录</w:t>
@@ -1473,7 +1504,7 @@
         </w:p>
         <w:p>
           <w:pPr>
-            <w:pStyle w:val="TOC1"/>
+            <w:pStyle w:val="16"/>
             <w:keepNext w:val="0"/>
             <w:keepLines w:val="0"/>
             <w:pageBreakBefore w:val="0"/>
@@ -1494,7 +1525,7 @@
           </w:pPr>
           <w:r>
             <w:rPr>
-              <w:rFonts w:ascii="宋体" w:eastAsia="宋体" w:hAnsi="宋体" w:cs="宋体"/>
+              <w:rFonts w:ascii="宋体" w:hAnsi="宋体" w:eastAsia="宋体" w:cs="宋体"/>
               <w:sz w:val="21"/>
               <w:szCs w:val="21"/>
             </w:rPr>
@@ -1502,7 +1533,7 @@
           </w:r>
           <w:r>
             <w:rPr>
-              <w:rFonts w:ascii="宋体" w:eastAsia="宋体" w:hAnsi="宋体" w:cs="宋体"/>
+              <w:rFonts w:ascii="宋体" w:hAnsi="宋体" w:eastAsia="宋体" w:cs="宋体"/>
               <w:sz w:val="21"/>
               <w:szCs w:val="21"/>
             </w:rPr>
@@ -1510,7 +1541,7 @@
           </w:r>
           <w:r>
             <w:rPr>
-              <w:rFonts w:ascii="宋体" w:eastAsia="宋体" w:hAnsi="宋体" w:cs="宋体"/>
+              <w:rFonts w:ascii="宋体" w:hAnsi="宋体" w:eastAsia="宋体" w:cs="宋体"/>
               <w:sz w:val="21"/>
               <w:szCs w:val="21"/>
             </w:rPr>
@@ -1518,21 +1549,21 @@
           </w:r>
           <w:r>
             <w:rPr>
-              <w:rFonts w:ascii="宋体" w:eastAsia="宋体" w:hAnsi="宋体" w:cs="宋体"/>
+              <w:rFonts w:ascii="宋体" w:hAnsi="宋体" w:eastAsia="宋体" w:cs="宋体"/>
               <w:szCs w:val="21"/>
             </w:rPr>
             <w:fldChar w:fldCharType="begin"/>
           </w:r>
           <w:r>
             <w:rPr>
-              <w:rFonts w:ascii="宋体" w:eastAsia="宋体" w:hAnsi="宋体" w:cs="宋体"/>
+              <w:rFonts w:ascii="宋体" w:hAnsi="宋体" w:eastAsia="宋体" w:cs="宋体"/>
               <w:szCs w:val="21"/>
             </w:rPr>
             <w:instrText xml:space="preserve"> HYPERLINK \l _Toc297 </w:instrText>
           </w:r>
           <w:r>
             <w:rPr>
-              <w:rFonts w:ascii="宋体" w:eastAsia="宋体" w:hAnsi="宋体" w:cs="宋体"/>
+              <w:rFonts w:ascii="宋体" w:hAnsi="宋体" w:eastAsia="宋体" w:cs="宋体"/>
               <w:szCs w:val="21"/>
             </w:rPr>
             <w:fldChar w:fldCharType="separate"/>
@@ -1560,7 +1591,7 @@
           </w:r>
           <w:r>
             <w:rPr>
-              <w:rFonts w:ascii="宋体" w:eastAsia="宋体" w:hAnsi="宋体" w:cs="宋体"/>
+              <w:rFonts w:ascii="宋体" w:hAnsi="宋体" w:eastAsia="宋体" w:cs="宋体"/>
               <w:szCs w:val="21"/>
             </w:rPr>
             <w:fldChar w:fldCharType="end"/>
@@ -1568,7 +1599,7 @@
         </w:p>
         <w:p>
           <w:pPr>
-            <w:pStyle w:val="TOC1"/>
+            <w:pStyle w:val="16"/>
             <w:keepNext w:val="0"/>
             <w:keepLines w:val="0"/>
             <w:pageBreakBefore w:val="0"/>
@@ -1589,21 +1620,21 @@
           </w:pPr>
           <w:r>
             <w:rPr>
-              <w:rFonts w:ascii="宋体" w:eastAsia="宋体" w:hAnsi="宋体" w:cs="宋体"/>
+              <w:rFonts w:ascii="宋体" w:hAnsi="宋体" w:eastAsia="宋体" w:cs="宋体"/>
               <w:szCs w:val="21"/>
             </w:rPr>
             <w:fldChar w:fldCharType="begin"/>
           </w:r>
           <w:r>
             <w:rPr>
-              <w:rFonts w:ascii="宋体" w:eastAsia="宋体" w:hAnsi="宋体" w:cs="宋体"/>
+              <w:rFonts w:ascii="宋体" w:hAnsi="宋体" w:eastAsia="宋体" w:cs="宋体"/>
               <w:szCs w:val="21"/>
             </w:rPr>
             <w:instrText xml:space="preserve"> HYPERLINK \l _Toc24555 </w:instrText>
           </w:r>
           <w:r>
             <w:rPr>
-              <w:rFonts w:ascii="宋体" w:eastAsia="宋体" w:hAnsi="宋体" w:cs="宋体"/>
+              <w:rFonts w:ascii="宋体" w:hAnsi="宋体" w:eastAsia="宋体" w:cs="宋体"/>
               <w:szCs w:val="21"/>
             </w:rPr>
             <w:fldChar w:fldCharType="separate"/>
@@ -1631,7 +1662,7 @@
           </w:r>
           <w:r>
             <w:rPr>
-              <w:rFonts w:ascii="宋体" w:eastAsia="宋体" w:hAnsi="宋体" w:cs="宋体"/>
+              <w:rFonts w:ascii="宋体" w:hAnsi="宋体" w:eastAsia="宋体" w:cs="宋体"/>
               <w:szCs w:val="21"/>
             </w:rPr>
             <w:fldChar w:fldCharType="end"/>
@@ -1639,7 +1670,7 @@
         </w:p>
         <w:p>
           <w:pPr>
-            <w:pStyle w:val="TOC1"/>
+            <w:pStyle w:val="16"/>
             <w:keepNext w:val="0"/>
             <w:keepLines w:val="0"/>
             <w:pageBreakBefore w:val="0"/>
@@ -1660,28 +1691,28 @@
           </w:pPr>
           <w:r>
             <w:rPr>
-              <w:rFonts w:ascii="宋体" w:eastAsia="宋体" w:hAnsi="宋体" w:cs="宋体"/>
+              <w:rFonts w:ascii="宋体" w:hAnsi="宋体" w:eastAsia="宋体" w:cs="宋体"/>
               <w:szCs w:val="21"/>
             </w:rPr>
             <w:fldChar w:fldCharType="begin"/>
           </w:r>
           <w:r>
             <w:rPr>
-              <w:rFonts w:ascii="宋体" w:eastAsia="宋体" w:hAnsi="宋体" w:cs="宋体"/>
+              <w:rFonts w:ascii="宋体" w:hAnsi="宋体" w:eastAsia="宋体" w:cs="宋体"/>
               <w:szCs w:val="21"/>
             </w:rPr>
             <w:instrText xml:space="preserve"> HYPERLINK \l _Toc7092 </w:instrText>
           </w:r>
           <w:r>
             <w:rPr>
-              <w:rFonts w:ascii="宋体" w:eastAsia="宋体" w:hAnsi="宋体" w:cs="宋体"/>
+              <w:rFonts w:ascii="宋体" w:hAnsi="宋体" w:eastAsia="宋体" w:cs="宋体"/>
               <w:szCs w:val="21"/>
             </w:rPr>
             <w:fldChar w:fldCharType="separate"/>
           </w:r>
           <w:r>
             <w:rPr>
-              <w:rFonts w:ascii="宋体" w:eastAsia="宋体" w:hAnsi="宋体" w:cs="宋体" w:hint="eastAsia"/>
+              <w:rFonts w:hint="eastAsia" w:ascii="宋体" w:hAnsi="宋体" w:eastAsia="宋体" w:cs="宋体"/>
               <w:bCs w:val="0"/>
               <w:szCs w:val="36"/>
               <w:lang w:val="en-US" w:eastAsia="zh-CN"/>
@@ -1708,7 +1739,7 @@
           </w:r>
           <w:r>
             <w:rPr>
-              <w:rFonts w:ascii="宋体" w:eastAsia="宋体" w:hAnsi="宋体" w:cs="宋体"/>
+              <w:rFonts w:ascii="宋体" w:hAnsi="宋体" w:eastAsia="宋体" w:cs="宋体"/>
               <w:szCs w:val="21"/>
             </w:rPr>
             <w:fldChar w:fldCharType="end"/>
@@ -1716,7 +1747,7 @@
         </w:p>
         <w:p>
           <w:pPr>
-            <w:pStyle w:val="TOC2"/>
+            <w:pStyle w:val="17"/>
             <w:keepNext w:val="0"/>
             <w:keepLines w:val="0"/>
             <w:pageBreakBefore w:val="0"/>
@@ -1737,28 +1768,28 @@
           </w:pPr>
           <w:r>
             <w:rPr>
-              <w:rFonts w:ascii="宋体" w:eastAsia="宋体" w:hAnsi="宋体" w:cs="宋体"/>
+              <w:rFonts w:ascii="宋体" w:hAnsi="宋体" w:eastAsia="宋体" w:cs="宋体"/>
               <w:szCs w:val="21"/>
             </w:rPr>
             <w:fldChar w:fldCharType="begin"/>
           </w:r>
           <w:r>
             <w:rPr>
-              <w:rFonts w:ascii="宋体" w:eastAsia="宋体" w:hAnsi="宋体" w:cs="宋体"/>
+              <w:rFonts w:ascii="宋体" w:hAnsi="宋体" w:eastAsia="宋体" w:cs="宋体"/>
               <w:szCs w:val="21"/>
             </w:rPr>
             <w:instrText xml:space="preserve"> HYPERLINK \l _Toc12250 </w:instrText>
           </w:r>
           <w:r>
             <w:rPr>
-              <w:rFonts w:ascii="宋体" w:eastAsia="宋体" w:hAnsi="宋体" w:cs="宋体"/>
+              <w:rFonts w:ascii="宋体" w:hAnsi="宋体" w:eastAsia="宋体" w:cs="宋体"/>
               <w:szCs w:val="21"/>
             </w:rPr>
             <w:fldChar w:fldCharType="separate"/>
           </w:r>
           <w:r>
             <w:rPr>
-              <w:rFonts w:ascii="宋体" w:eastAsia="宋体" w:hAnsi="宋体" w:cs="宋体"/>
+              <w:rFonts w:ascii="宋体" w:hAnsi="宋体" w:eastAsia="宋体" w:cs="宋体"/>
               <w:spacing w:val="-3"/>
               <w:szCs w:val="28"/>
             </w:rPr>
@@ -1784,7 +1815,7 @@
           </w:r>
           <w:r>
             <w:rPr>
-              <w:rFonts w:ascii="宋体" w:eastAsia="宋体" w:hAnsi="宋体" w:cs="宋体"/>
+              <w:rFonts w:ascii="宋体" w:hAnsi="宋体" w:eastAsia="宋体" w:cs="宋体"/>
               <w:szCs w:val="21"/>
             </w:rPr>
             <w:fldChar w:fldCharType="end"/>
@@ -1792,7 +1823,7 @@
         </w:p>
         <w:p>
           <w:pPr>
-            <w:pStyle w:val="TOC1"/>
+            <w:pStyle w:val="16"/>
             <w:keepNext w:val="0"/>
             <w:keepLines w:val="0"/>
             <w:pageBreakBefore w:val="0"/>
@@ -1813,21 +1844,21 @@
           </w:pPr>
           <w:r>
             <w:rPr>
-              <w:rFonts w:ascii="宋体" w:eastAsia="宋体" w:hAnsi="宋体" w:cs="宋体"/>
+              <w:rFonts w:ascii="宋体" w:hAnsi="宋体" w:eastAsia="宋体" w:cs="宋体"/>
               <w:szCs w:val="21"/>
             </w:rPr>
             <w:fldChar w:fldCharType="begin"/>
           </w:r>
           <w:r>
             <w:rPr>
-              <w:rFonts w:ascii="宋体" w:eastAsia="宋体" w:hAnsi="宋体" w:cs="宋体"/>
+              <w:rFonts w:ascii="宋体" w:hAnsi="宋体" w:eastAsia="宋体" w:cs="宋体"/>
               <w:szCs w:val="21"/>
             </w:rPr>
             <w:instrText xml:space="preserve"> HYPERLINK \l _Toc28121 </w:instrText>
           </w:r>
           <w:r>
             <w:rPr>
-              <w:rFonts w:ascii="宋体" w:eastAsia="宋体" w:hAnsi="宋体" w:cs="宋体"/>
+              <w:rFonts w:ascii="宋体" w:hAnsi="宋体" w:eastAsia="宋体" w:cs="宋体"/>
               <w:szCs w:val="21"/>
             </w:rPr>
             <w:fldChar w:fldCharType="separate"/>
@@ -1861,7 +1892,7 @@
           </w:r>
           <w:r>
             <w:rPr>
-              <w:rFonts w:ascii="宋体" w:eastAsia="宋体" w:hAnsi="宋体" w:cs="宋体"/>
+              <w:rFonts w:ascii="宋体" w:hAnsi="宋体" w:eastAsia="宋体" w:cs="宋体"/>
               <w:szCs w:val="21"/>
             </w:rPr>
             <w:fldChar w:fldCharType="end"/>
@@ -1869,7 +1900,7 @@
         </w:p>
         <w:p>
           <w:pPr>
-            <w:pStyle w:val="TOC1"/>
+            <w:pStyle w:val="16"/>
             <w:keepNext w:val="0"/>
             <w:keepLines w:val="0"/>
             <w:pageBreakBefore w:val="0"/>
@@ -1890,21 +1921,21 @@
           </w:pPr>
           <w:r>
             <w:rPr>
-              <w:rFonts w:ascii="宋体" w:eastAsia="宋体" w:hAnsi="宋体" w:cs="宋体"/>
+              <w:rFonts w:ascii="宋体" w:hAnsi="宋体" w:eastAsia="宋体" w:cs="宋体"/>
               <w:szCs w:val="21"/>
             </w:rPr>
             <w:fldChar w:fldCharType="begin"/>
           </w:r>
           <w:r>
             <w:rPr>
-              <w:rFonts w:ascii="宋体" w:eastAsia="宋体" w:hAnsi="宋体" w:cs="宋体"/>
+              <w:rFonts w:ascii="宋体" w:hAnsi="宋体" w:eastAsia="宋体" w:cs="宋体"/>
               <w:szCs w:val="21"/>
             </w:rPr>
             <w:instrText xml:space="preserve"> HYPERLINK \l _Toc4534 </w:instrText>
           </w:r>
           <w:r>
             <w:rPr>
-              <w:rFonts w:ascii="宋体" w:eastAsia="宋体" w:hAnsi="宋体" w:cs="宋体"/>
+              <w:rFonts w:ascii="宋体" w:hAnsi="宋体" w:eastAsia="宋体" w:cs="宋体"/>
               <w:szCs w:val="21"/>
             </w:rPr>
             <w:fldChar w:fldCharType="separate"/>
@@ -1938,7 +1969,7 @@
           </w:r>
           <w:r>
             <w:rPr>
-              <w:rFonts w:ascii="宋体" w:eastAsia="宋体" w:hAnsi="宋体" w:cs="宋体"/>
+              <w:rFonts w:ascii="宋体" w:hAnsi="宋体" w:eastAsia="宋体" w:cs="宋体"/>
               <w:szCs w:val="21"/>
             </w:rPr>
             <w:fldChar w:fldCharType="end"/>
@@ -1946,7 +1977,7 @@
         </w:p>
         <w:p>
           <w:pPr>
-            <w:pStyle w:val="TOC1"/>
+            <w:pStyle w:val="16"/>
             <w:keepNext w:val="0"/>
             <w:keepLines w:val="0"/>
             <w:pageBreakBefore w:val="0"/>
@@ -1967,21 +1998,21 @@
           </w:pPr>
           <w:r>
             <w:rPr>
-              <w:rFonts w:ascii="宋体" w:eastAsia="宋体" w:hAnsi="宋体" w:cs="宋体"/>
+              <w:rFonts w:ascii="宋体" w:hAnsi="宋体" w:eastAsia="宋体" w:cs="宋体"/>
               <w:szCs w:val="21"/>
             </w:rPr>
             <w:fldChar w:fldCharType="begin"/>
           </w:r>
           <w:r>
             <w:rPr>
-              <w:rFonts w:ascii="宋体" w:eastAsia="宋体" w:hAnsi="宋体" w:cs="宋体"/>
+              <w:rFonts w:ascii="宋体" w:hAnsi="宋体" w:eastAsia="宋体" w:cs="宋体"/>
               <w:szCs w:val="21"/>
             </w:rPr>
             <w:instrText xml:space="preserve"> HYPERLINK \l _Toc25855 </w:instrText>
           </w:r>
           <w:r>
             <w:rPr>
-              <w:rFonts w:ascii="宋体" w:eastAsia="宋体" w:hAnsi="宋体" w:cs="宋体"/>
+              <w:rFonts w:ascii="宋体" w:hAnsi="宋体" w:eastAsia="宋体" w:cs="宋体"/>
               <w:szCs w:val="21"/>
             </w:rPr>
             <w:fldChar w:fldCharType="separate"/>
@@ -2015,7 +2046,7 @@
           </w:r>
           <w:r>
             <w:rPr>
-              <w:rFonts w:ascii="宋体" w:eastAsia="宋体" w:hAnsi="宋体" w:cs="宋体"/>
+              <w:rFonts w:ascii="宋体" w:hAnsi="宋体" w:eastAsia="宋体" w:cs="宋体"/>
               <w:szCs w:val="21"/>
             </w:rPr>
             <w:fldChar w:fldCharType="end"/>
@@ -2023,7 +2054,7 @@
         </w:p>
         <w:p>
           <w:pPr>
-            <w:pStyle w:val="TOC1"/>
+            <w:pStyle w:val="16"/>
             <w:keepNext w:val="0"/>
             <w:keepLines w:val="0"/>
             <w:pageBreakBefore w:val="0"/>
@@ -2044,21 +2075,21 @@
           </w:pPr>
           <w:r>
             <w:rPr>
-              <w:rFonts w:ascii="宋体" w:eastAsia="宋体" w:hAnsi="宋体" w:cs="宋体"/>
+              <w:rFonts w:ascii="宋体" w:hAnsi="宋体" w:eastAsia="宋体" w:cs="宋体"/>
               <w:szCs w:val="21"/>
             </w:rPr>
             <w:fldChar w:fldCharType="begin"/>
           </w:r>
           <w:r>
             <w:rPr>
-              <w:rFonts w:ascii="宋体" w:eastAsia="宋体" w:hAnsi="宋体" w:cs="宋体"/>
+              <w:rFonts w:ascii="宋体" w:hAnsi="宋体" w:eastAsia="宋体" w:cs="宋体"/>
               <w:szCs w:val="21"/>
             </w:rPr>
             <w:instrText xml:space="preserve"> HYPERLINK \l _Toc25915 </w:instrText>
           </w:r>
           <w:r>
             <w:rPr>
-              <w:rFonts w:ascii="宋体" w:eastAsia="宋体" w:hAnsi="宋体" w:cs="宋体"/>
+              <w:rFonts w:ascii="宋体" w:hAnsi="宋体" w:eastAsia="宋体" w:cs="宋体"/>
               <w:szCs w:val="21"/>
             </w:rPr>
             <w:fldChar w:fldCharType="separate"/>
@@ -2092,7 +2123,7 @@
           </w:r>
           <w:r>
             <w:rPr>
-              <w:rFonts w:ascii="宋体" w:eastAsia="宋体" w:hAnsi="宋体" w:cs="宋体"/>
+              <w:rFonts w:ascii="宋体" w:hAnsi="宋体" w:eastAsia="宋体" w:cs="宋体"/>
               <w:szCs w:val="21"/>
             </w:rPr>
             <w:fldChar w:fldCharType="end"/>
@@ -2100,7 +2131,7 @@
         </w:p>
         <w:p>
           <w:pPr>
-            <w:pStyle w:val="TOC1"/>
+            <w:pStyle w:val="16"/>
             <w:keepNext w:val="0"/>
             <w:keepLines w:val="0"/>
             <w:pageBreakBefore w:val="0"/>
@@ -2121,21 +2152,21 @@
           </w:pPr>
           <w:r>
             <w:rPr>
-              <w:rFonts w:ascii="宋体" w:eastAsia="宋体" w:hAnsi="宋体" w:cs="宋体"/>
+              <w:rFonts w:ascii="宋体" w:hAnsi="宋体" w:eastAsia="宋体" w:cs="宋体"/>
               <w:szCs w:val="21"/>
             </w:rPr>
             <w:fldChar w:fldCharType="begin"/>
           </w:r>
           <w:r>
             <w:rPr>
-              <w:rFonts w:ascii="宋体" w:eastAsia="宋体" w:hAnsi="宋体" w:cs="宋体"/>
+              <w:rFonts w:ascii="宋体" w:hAnsi="宋体" w:eastAsia="宋体" w:cs="宋体"/>
               <w:szCs w:val="21"/>
             </w:rPr>
             <w:instrText xml:space="preserve"> HYPERLINK \l _Toc4660 </w:instrText>
           </w:r>
           <w:r>
             <w:rPr>
-              <w:rFonts w:ascii="宋体" w:eastAsia="宋体" w:hAnsi="宋体" w:cs="宋体"/>
+              <w:rFonts w:ascii="宋体" w:hAnsi="宋体" w:eastAsia="宋体" w:cs="宋体"/>
               <w:szCs w:val="21"/>
             </w:rPr>
             <w:fldChar w:fldCharType="separate"/>
@@ -2169,7 +2200,7 @@
           </w:r>
           <w:r>
             <w:rPr>
-              <w:rFonts w:ascii="宋体" w:eastAsia="宋体" w:hAnsi="宋体" w:cs="宋体"/>
+              <w:rFonts w:ascii="宋体" w:hAnsi="宋体" w:eastAsia="宋体" w:cs="宋体"/>
               <w:szCs w:val="21"/>
             </w:rPr>
             <w:fldChar w:fldCharType="end"/>
@@ -2177,7 +2208,7 @@
         </w:p>
         <w:p>
           <w:pPr>
-            <w:pStyle w:val="TOC1"/>
+            <w:pStyle w:val="16"/>
             <w:keepNext w:val="0"/>
             <w:keepLines w:val="0"/>
             <w:pageBreakBefore w:val="0"/>
@@ -2198,21 +2229,21 @@
           </w:pPr>
           <w:r>
             <w:rPr>
-              <w:rFonts w:ascii="宋体" w:eastAsia="宋体" w:hAnsi="宋体" w:cs="宋体"/>
+              <w:rFonts w:ascii="宋体" w:hAnsi="宋体" w:eastAsia="宋体" w:cs="宋体"/>
               <w:szCs w:val="21"/>
             </w:rPr>
             <w:fldChar w:fldCharType="begin"/>
           </w:r>
           <w:r>
             <w:rPr>
-              <w:rFonts w:ascii="宋体" w:eastAsia="宋体" w:hAnsi="宋体" w:cs="宋体"/>
+              <w:rFonts w:ascii="宋体" w:hAnsi="宋体" w:eastAsia="宋体" w:cs="宋体"/>
               <w:szCs w:val="21"/>
             </w:rPr>
             <w:instrText xml:space="preserve"> HYPERLINK \l _Toc28273 </w:instrText>
           </w:r>
           <w:r>
             <w:rPr>
-              <w:rFonts w:ascii="宋体" w:eastAsia="宋体" w:hAnsi="宋体" w:cs="宋体"/>
+              <w:rFonts w:ascii="宋体" w:hAnsi="宋体" w:eastAsia="宋体" w:cs="宋体"/>
               <w:szCs w:val="21"/>
             </w:rPr>
             <w:fldChar w:fldCharType="separate"/>
@@ -2246,7 +2277,7 @@
           </w:r>
           <w:r>
             <w:rPr>
-              <w:rFonts w:ascii="宋体" w:eastAsia="宋体" w:hAnsi="宋体" w:cs="宋体"/>
+              <w:rFonts w:ascii="宋体" w:hAnsi="宋体" w:eastAsia="宋体" w:cs="宋体"/>
               <w:szCs w:val="21"/>
             </w:rPr>
             <w:fldChar w:fldCharType="end"/>
@@ -2254,7 +2285,7 @@
         </w:p>
         <w:p>
           <w:pPr>
-            <w:pStyle w:val="TOC1"/>
+            <w:pStyle w:val="16"/>
             <w:keepNext w:val="0"/>
             <w:keepLines w:val="0"/>
             <w:pageBreakBefore w:val="0"/>
@@ -2275,21 +2306,21 @@
           </w:pPr>
           <w:r>
             <w:rPr>
-              <w:rFonts w:ascii="宋体" w:eastAsia="宋体" w:hAnsi="宋体" w:cs="宋体"/>
+              <w:rFonts w:ascii="宋体" w:hAnsi="宋体" w:eastAsia="宋体" w:cs="宋体"/>
               <w:szCs w:val="21"/>
             </w:rPr>
             <w:fldChar w:fldCharType="begin"/>
           </w:r>
           <w:r>
             <w:rPr>
-              <w:rFonts w:ascii="宋体" w:eastAsia="宋体" w:hAnsi="宋体" w:cs="宋体"/>
+              <w:rFonts w:ascii="宋体" w:hAnsi="宋体" w:eastAsia="宋体" w:cs="宋体"/>
               <w:szCs w:val="21"/>
             </w:rPr>
             <w:instrText xml:space="preserve"> HYPERLINK \l _Toc11186 </w:instrText>
           </w:r>
           <w:r>
             <w:rPr>
-              <w:rFonts w:ascii="宋体" w:eastAsia="宋体" w:hAnsi="宋体" w:cs="宋体"/>
+              <w:rFonts w:ascii="宋体" w:hAnsi="宋体" w:eastAsia="宋体" w:cs="宋体"/>
               <w:szCs w:val="21"/>
             </w:rPr>
             <w:fldChar w:fldCharType="separate"/>
@@ -2327,7 +2358,7 @@
           </w:r>
           <w:r>
             <w:rPr>
-              <w:rFonts w:ascii="宋体" w:eastAsia="宋体" w:hAnsi="宋体" w:cs="宋体"/>
+              <w:rFonts w:ascii="宋体" w:hAnsi="宋体" w:eastAsia="宋体" w:cs="宋体"/>
               <w:szCs w:val="21"/>
             </w:rPr>
             <w:fldChar w:fldCharType="end"/>
@@ -2351,7 +2382,7 @@
             <w:spacing w:line="219" w:lineRule="auto"/>
             <w:textAlignment w:val="baseline"/>
             <w:rPr>
-              <w:rFonts w:ascii="宋体" w:eastAsia="宋体" w:hAnsi="宋体" w:cs="宋体"/>
+              <w:rFonts w:ascii="宋体" w:hAnsi="宋体" w:eastAsia="宋体" w:cs="宋体"/>
               <w:snapToGrid w:val="0"/>
               <w:color w:val="000000"/>
               <w:kern w:val="0"/>
@@ -2362,7 +2393,7 @@
           </w:pPr>
           <w:r>
             <w:rPr>
-              <w:rFonts w:ascii="宋体" w:eastAsia="宋体" w:hAnsi="宋体" w:cs="宋体"/>
+              <w:rFonts w:ascii="宋体" w:hAnsi="宋体" w:eastAsia="宋体" w:cs="宋体"/>
               <w:szCs w:val="21"/>
             </w:rPr>
             <w:fldChar w:fldCharType="end"/>
@@ -2388,7 +2419,7 @@
         <w:spacing w:line="219" w:lineRule="auto"/>
         <w:textAlignment w:val="baseline"/>
         <w:rPr>
-          <w:rFonts w:ascii="宋体" w:eastAsia="宋体" w:hAnsi="宋体" w:cs="宋体"/>
+          <w:rFonts w:ascii="宋体" w:hAnsi="宋体" w:eastAsia="宋体" w:cs="宋体"/>
           <w:snapToGrid w:val="0"/>
           <w:color w:val="000000"/>
           <w:kern w:val="0"/>
@@ -2397,16 +2428,16 @@
           <w:lang w:val="en-US" w:eastAsia="en-US" w:bidi="ar-SA"/>
         </w:rPr>
         <w:sectPr>
-          <w:footerReference w:type="default" r:id="rId5"/>
+          <w:footerReference r:id="rId6" w:type="default"/>
           <w:pgSz w:w="11906" w:h="16839"/>
           <w:pgMar w:top="1431" w:right="1710" w:bottom="1234" w:left="1708" w:header="0" w:footer="1070" w:gutter="0"/>
-          <w:cols w:num="1" w:space="720"/>
+          <w:cols w:space="720" w:num="1"/>
         </w:sectPr>
       </w:pPr>
     </w:p>
     <w:p>
       <w:pPr>
-        <w:pStyle w:val="1"/>
+        <w:pStyle w:val="26"/>
         <w:keepNext w:val="0"/>
         <w:keepLines w:val="0"/>
         <w:pageBreakBefore w:val="0"/>
@@ -2430,7 +2461,7 @@
     </w:p>
     <w:p>
       <w:pPr>
-        <w:pStyle w:val="a"/>
+        <w:pStyle w:val="27"/>
         <w:keepNext w:val="0"/>
         <w:keepLines w:val="0"/>
         <w:pageBreakBefore w:val="0"/>
@@ -2452,7 +2483,7 @@
     </w:p>
     <w:p>
       <w:pPr>
-        <w:pStyle w:val="1"/>
+        <w:pStyle w:val="26"/>
         <w:keepNext w:val="0"/>
         <w:keepLines w:val="0"/>
         <w:pageBreakBefore w:val="0"/>
@@ -2476,7 +2507,7 @@
     </w:p>
     <w:p>
       <w:pPr>
-        <w:pStyle w:val="a"/>
+        <w:pStyle w:val="27"/>
         <w:keepNext w:val="0"/>
         <w:keepLines w:val="0"/>
         <w:pageBreakBefore w:val="0"/>
@@ -2498,7 +2529,7 @@
     </w:p>
     <w:p>
       <w:pPr>
-        <w:pStyle w:val="1"/>
+        <w:pStyle w:val="26"/>
         <w:keepNext w:val="0"/>
         <w:keepLines w:val="0"/>
         <w:pageBreakBefore w:val="0"/>
@@ -2522,7 +2553,7 @@
     </w:p>
     <w:p>
       <w:pPr>
-        <w:pStyle w:val="a"/>
+        <w:pStyle w:val="27"/>
         <w:keepNext w:val="0"/>
         <w:keepLines w:val="0"/>
         <w:pageBreakBefore w:val="0"/>
@@ -2544,7 +2575,7 @@
     </w:p>
     <w:p>
       <w:pPr>
-        <w:pStyle w:val="1"/>
+        <w:pStyle w:val="26"/>
         <w:keepNext w:val="0"/>
         <w:keepLines w:val="0"/>
         <w:pageBreakBefore w:val="0"/>
@@ -2586,10 +2617,10 @@
         <w:adjustRightInd w:val="0"/>
         <w:snapToGrid w:val="0"/>
         <w:spacing w:line="360" w:lineRule="auto"/>
-        <w:ind w:left="425" w:right="0" w:hanging="425" w:leftChars="0" w:firstLineChars="0"/>
+        <w:ind w:left="425" w:leftChars="0" w:right="0" w:hanging="425" w:firstLineChars="0"/>
         <w:textAlignment w:val="baseline"/>
         <w:rPr>
-          <w:rFonts w:ascii="宋体" w:eastAsia="宋体" w:hAnsi="宋体" w:cs="宋体"/>
+          <w:rFonts w:ascii="宋体" w:hAnsi="宋体" w:eastAsia="宋体" w:cs="宋体"/>
           <w:spacing w:val="-1"/>
           <w:sz w:val="24"/>
           <w:szCs w:val="24"/>
@@ -2597,7 +2628,7 @@
       </w:pPr>
       <w:r>
         <w:rPr>
-          <w:rFonts w:ascii="宋体" w:eastAsia="宋体" w:hAnsi="宋体" w:cs="宋体"/>
+          <w:rFonts w:ascii="宋体" w:hAnsi="宋体" w:eastAsia="宋体" w:cs="宋体"/>
           <w:spacing w:val="-1"/>
           <w:sz w:val="24"/>
           <w:szCs w:val="24"/>
@@ -2625,10 +2656,10 @@
         <w:adjustRightInd w:val="0"/>
         <w:snapToGrid w:val="0"/>
         <w:spacing w:line="360" w:lineRule="auto"/>
-        <w:ind w:left="425" w:right="0" w:hanging="425" w:leftChars="0" w:firstLineChars="0"/>
+        <w:ind w:left="425" w:leftChars="0" w:right="0" w:hanging="425" w:firstLineChars="0"/>
         <w:textAlignment w:val="baseline"/>
         <w:rPr>
-          <w:rFonts w:ascii="宋体" w:eastAsia="宋体" w:hAnsi="宋体" w:cs="宋体"/>
+          <w:rFonts w:ascii="宋体" w:hAnsi="宋体" w:eastAsia="宋体" w:cs="宋体"/>
           <w:spacing w:val="-1"/>
           <w:sz w:val="24"/>
           <w:szCs w:val="24"/>
@@ -2636,7 +2667,7 @@
       </w:pPr>
       <w:r>
         <w:rPr>
-          <w:rFonts w:ascii="宋体" w:eastAsia="宋体" w:hAnsi="宋体" w:cs="宋体"/>
+          <w:rFonts w:ascii="宋体" w:hAnsi="宋体" w:eastAsia="宋体" w:cs="宋体"/>
           <w:spacing w:val="-1"/>
           <w:sz w:val="24"/>
           <w:szCs w:val="24"/>
@@ -2664,10 +2695,10 @@
         <w:adjustRightInd w:val="0"/>
         <w:snapToGrid w:val="0"/>
         <w:spacing w:line="360" w:lineRule="auto"/>
-        <w:ind w:left="425" w:right="0" w:hanging="425" w:leftChars="0" w:firstLineChars="0"/>
+        <w:ind w:left="425" w:leftChars="0" w:right="0" w:hanging="425" w:firstLineChars="0"/>
         <w:textAlignment w:val="baseline"/>
         <w:rPr>
-          <w:rFonts w:ascii="宋体" w:eastAsia="宋体" w:hAnsi="宋体" w:cs="宋体"/>
+          <w:rFonts w:ascii="宋体" w:hAnsi="宋体" w:eastAsia="宋体" w:cs="宋体"/>
           <w:spacing w:val="-1"/>
           <w:sz w:val="24"/>
           <w:szCs w:val="24"/>
@@ -2675,7 +2706,7 @@
       </w:pPr>
       <w:r>
         <w:rPr>
-          <w:rFonts w:ascii="宋体" w:eastAsia="宋体" w:hAnsi="宋体" w:cs="宋体"/>
+          <w:rFonts w:ascii="宋体" w:hAnsi="宋体" w:eastAsia="宋体" w:cs="宋体"/>
           <w:spacing w:val="-1"/>
           <w:sz w:val="24"/>
           <w:szCs w:val="24"/>
@@ -2684,7 +2715,7 @@
       </w:r>
       <w:r>
         <w:rPr>
-          <w:rFonts w:ascii="宋体" w:hAnsi="宋体" w:cs="宋体" w:hint="eastAsia"/>
+          <w:rFonts w:hint="eastAsia" w:ascii="宋体" w:hAnsi="宋体" w:cs="宋体"/>
           <w:spacing w:val="-1"/>
           <w:sz w:val="24"/>
           <w:szCs w:val="24"/>
@@ -2713,10 +2744,10 @@
         <w:adjustRightInd w:val="0"/>
         <w:snapToGrid w:val="0"/>
         <w:spacing w:line="360" w:lineRule="auto"/>
-        <w:ind w:left="425" w:right="0" w:hanging="425" w:leftChars="0" w:firstLineChars="0"/>
+        <w:ind w:left="425" w:leftChars="0" w:right="0" w:hanging="425" w:firstLineChars="0"/>
         <w:textAlignment w:val="baseline"/>
         <w:rPr>
-          <w:rFonts w:ascii="宋体" w:eastAsia="宋体" w:hAnsi="宋体" w:cs="宋体"/>
+          <w:rFonts w:ascii="宋体" w:hAnsi="宋体" w:eastAsia="宋体" w:cs="宋体"/>
           <w:spacing w:val="-1"/>
           <w:sz w:val="24"/>
           <w:szCs w:val="24"/>
@@ -2724,12 +2755,24 @@
       </w:pPr>
       <w:r>
         <w:rPr>
-          <w:rFonts w:ascii="宋体" w:eastAsia="宋体" w:hAnsi="宋体" w:cs="宋体"/>
+          <w:rFonts w:hint="eastAsia" w:ascii="宋体" w:hAnsi="宋体" w:cs="宋体"/>
+          <w:spacing w:val="-1"/>
+          <w:sz w:val="24"/>
+          <w:szCs w:val="24"/>
+          <w:lang w:val="en-US" w:eastAsia="zh-CN"/>
+        </w:rPr>
+        <w:t>开始</w:t>
+      </w:r>
+      <w:bookmarkStart w:id="12" w:name="_GoBack"/>
+      <w:bookmarkEnd w:id="12"/>
+      <w:r>
+        <w:rPr>
+          <w:rFonts w:ascii="宋体" w:hAnsi="宋体" w:eastAsia="宋体" w:cs="宋体"/>
           <w:spacing w:val="-1"/>
           <w:sz w:val="24"/>
           <w:szCs w:val="24"/>
         </w:rPr>
-        <w:t>开岗进行交接，B应主动承接A岗职责。</w:t>
+        <w:t>进行交接，B应主动承接A岗职责。</w:t>
       </w:r>
     </w:p>
     <w:p>
@@ -2752,10 +2795,10 @@
         <w:adjustRightInd w:val="0"/>
         <w:snapToGrid w:val="0"/>
         <w:spacing w:line="360" w:lineRule="auto"/>
-        <w:ind w:left="425" w:right="0" w:hanging="425" w:leftChars="0" w:firstLineChars="0"/>
+        <w:ind w:left="425" w:leftChars="0" w:right="0" w:hanging="425" w:firstLineChars="0"/>
         <w:textAlignment w:val="baseline"/>
         <w:rPr>
-          <w:rFonts w:ascii="宋体" w:eastAsia="宋体" w:hAnsi="宋体" w:cs="宋体"/>
+          <w:rFonts w:ascii="宋体" w:hAnsi="宋体" w:eastAsia="宋体" w:cs="宋体"/>
           <w:spacing w:val="-1"/>
           <w:sz w:val="24"/>
           <w:szCs w:val="24"/>
@@ -2763,7 +2806,7 @@
       </w:pPr>
       <w:r>
         <w:rPr>
-          <w:rFonts w:ascii="宋体" w:eastAsia="宋体" w:hAnsi="宋体" w:cs="宋体"/>
+          <w:rFonts w:ascii="宋体" w:hAnsi="宋体" w:eastAsia="宋体" w:cs="宋体"/>
           <w:spacing w:val="-1"/>
           <w:sz w:val="24"/>
           <w:szCs w:val="24"/>
@@ -2791,10 +2834,10 @@
         <w:adjustRightInd w:val="0"/>
         <w:snapToGrid w:val="0"/>
         <w:spacing w:line="360" w:lineRule="auto"/>
-        <w:ind w:left="425" w:right="0" w:hanging="425" w:leftChars="0" w:firstLineChars="0"/>
+        <w:ind w:left="425" w:leftChars="0" w:right="0" w:hanging="425" w:firstLineChars="0"/>
         <w:textAlignment w:val="baseline"/>
         <w:rPr>
-          <w:rFonts w:ascii="宋体" w:eastAsia="宋体" w:hAnsi="宋体" w:cs="宋体"/>
+          <w:rFonts w:ascii="宋体" w:hAnsi="宋体" w:eastAsia="宋体" w:cs="宋体"/>
           <w:spacing w:val="-1"/>
           <w:sz w:val="24"/>
           <w:szCs w:val="24"/>
@@ -2802,7 +2845,7 @@
       </w:pPr>
       <w:r>
         <w:rPr>
-          <w:rFonts w:ascii="宋体" w:eastAsia="宋体" w:hAnsi="宋体" w:cs="宋体"/>
+          <w:rFonts w:ascii="宋体" w:hAnsi="宋体" w:eastAsia="宋体" w:cs="宋体"/>
           <w:spacing w:val="-1"/>
           <w:sz w:val="24"/>
           <w:szCs w:val="24"/>
@@ -2812,7 +2855,7 @@
     </w:p>
     <w:p>
       <w:pPr>
-        <w:pStyle w:val="1"/>
+        <w:pStyle w:val="26"/>
         <w:keepNext w:val="0"/>
         <w:keepLines w:val="0"/>
         <w:pageBreakBefore w:val="0"/>
@@ -2854,10 +2897,10 @@
         <w:adjustRightInd w:val="0"/>
         <w:snapToGrid w:val="0"/>
         <w:spacing w:line="360" w:lineRule="auto"/>
-        <w:ind w:left="425" w:right="0" w:hanging="425" w:leftChars="0" w:firstLineChars="0"/>
+        <w:ind w:left="425" w:leftChars="0" w:right="0" w:hanging="425" w:firstLineChars="0"/>
         <w:textAlignment w:val="baseline"/>
         <w:rPr>
-          <w:rFonts w:ascii="宋体" w:eastAsia="宋体" w:hAnsi="宋体" w:cs="宋体"/>
+          <w:rFonts w:ascii="宋体" w:hAnsi="宋体" w:eastAsia="宋体" w:cs="宋体"/>
           <w:spacing w:val="-1"/>
           <w:sz w:val="24"/>
           <w:szCs w:val="24"/>
@@ -2865,7 +2908,7 @@
       </w:pPr>
       <w:r>
         <w:rPr>
-          <w:rFonts w:ascii="宋体" w:eastAsia="宋体" w:hAnsi="宋体" w:cs="宋体"/>
+          <w:rFonts w:ascii="宋体" w:hAnsi="宋体" w:eastAsia="宋体" w:cs="宋体"/>
           <w:spacing w:val="-1"/>
           <w:sz w:val="24"/>
           <w:szCs w:val="24"/>
@@ -2893,10 +2936,10 @@
         <w:adjustRightInd w:val="0"/>
         <w:snapToGrid w:val="0"/>
         <w:spacing w:line="360" w:lineRule="auto"/>
-        <w:ind w:left="425" w:right="0" w:hanging="425" w:leftChars="0" w:firstLineChars="0"/>
+        <w:ind w:left="425" w:leftChars="0" w:right="0" w:hanging="425" w:firstLineChars="0"/>
         <w:textAlignment w:val="baseline"/>
         <w:rPr>
-          <w:rFonts w:ascii="宋体" w:eastAsia="宋体" w:hAnsi="宋体" w:cs="宋体"/>
+          <w:rFonts w:ascii="宋体" w:hAnsi="宋体" w:eastAsia="宋体" w:cs="宋体"/>
           <w:spacing w:val="-1"/>
           <w:sz w:val="24"/>
           <w:szCs w:val="24"/>
@@ -2904,7 +2947,7 @@
       </w:pPr>
       <w:r>
         <w:rPr>
-          <w:rFonts w:ascii="宋体" w:eastAsia="宋体" w:hAnsi="宋体" w:cs="宋体"/>
+          <w:rFonts w:ascii="宋体" w:hAnsi="宋体" w:eastAsia="宋体" w:cs="宋体"/>
           <w:spacing w:val="-1"/>
           <w:sz w:val="24"/>
           <w:szCs w:val="24"/>
@@ -2914,7 +2957,7 @@
     </w:p>
     <w:p>
       <w:pPr>
-        <w:pStyle w:val="1"/>
+        <w:pStyle w:val="26"/>
         <w:keepNext w:val="0"/>
         <w:keepLines w:val="0"/>
         <w:pageBreakBefore w:val="0"/>
@@ -2935,8 +2978,6 @@
         <w:t>附则</w:t>
       </w:r>
       <w:bookmarkEnd w:id="9"/>
-      <w:bookmarkStart w:id="10" w:name="_GoBack"/>
-      <w:bookmarkEnd w:id="10"/>
     </w:p>
     <w:p>
       <w:pPr>
@@ -2958,17 +2999,17 @@
         <w:adjustRightInd w:val="0"/>
         <w:snapToGrid w:val="0"/>
         <w:spacing w:before="79" w:line="219" w:lineRule="auto"/>
-        <w:ind w:left="425" w:hanging="425" w:leftChars="0" w:firstLineChars="0"/>
+        <w:ind w:left="425" w:leftChars="0" w:hanging="425" w:firstLineChars="0"/>
         <w:textAlignment w:val="baseline"/>
         <w:rPr>
-          <w:rFonts w:ascii="宋体" w:eastAsia="宋体" w:hAnsi="宋体" w:cs="宋体"/>
+          <w:rFonts w:ascii="宋体" w:hAnsi="宋体" w:eastAsia="宋体" w:cs="宋体"/>
           <w:sz w:val="24"/>
           <w:szCs w:val="24"/>
         </w:rPr>
       </w:pPr>
       <w:r>
         <w:rPr>
-          <w:rFonts w:ascii="宋体" w:eastAsia="宋体" w:hAnsi="宋体" w:cs="宋体"/>
+          <w:rFonts w:ascii="宋体" w:hAnsi="宋体" w:eastAsia="宋体" w:cs="宋体"/>
           <w:spacing w:val="-4"/>
           <w:sz w:val="24"/>
           <w:szCs w:val="24"/>
@@ -2996,17 +3037,17 @@
         <w:adjustRightInd w:val="0"/>
         <w:snapToGrid w:val="0"/>
         <w:spacing w:before="183" w:line="219" w:lineRule="auto"/>
-        <w:ind w:left="425" w:hanging="425" w:leftChars="0" w:firstLineChars="0"/>
+        <w:ind w:left="425" w:leftChars="0" w:hanging="425" w:firstLineChars="0"/>
         <w:textAlignment w:val="baseline"/>
         <w:rPr>
-          <w:rFonts w:ascii="宋体" w:eastAsia="宋体" w:hAnsi="宋体" w:cs="宋体"/>
+          <w:rFonts w:ascii="宋体" w:hAnsi="宋体" w:eastAsia="宋体" w:cs="宋体"/>
           <w:sz w:val="24"/>
           <w:szCs w:val="24"/>
         </w:rPr>
       </w:pPr>
       <w:r>
         <w:rPr>
-          <w:rFonts w:ascii="宋体" w:eastAsia="宋体" w:hAnsi="宋体" w:cs="宋体"/>
+          <w:rFonts w:ascii="宋体" w:hAnsi="宋体" w:eastAsia="宋体" w:cs="宋体"/>
           <w:spacing w:val="-4"/>
           <w:sz w:val="24"/>
           <w:szCs w:val="24"/>
@@ -3034,17 +3075,17 @@
         <w:adjustRightInd w:val="0"/>
         <w:snapToGrid w:val="0"/>
         <w:spacing w:before="183" w:line="219" w:lineRule="auto"/>
-        <w:ind w:left="425" w:hanging="425" w:leftChars="0" w:firstLineChars="0"/>
+        <w:ind w:left="425" w:leftChars="0" w:hanging="425" w:firstLineChars="0"/>
         <w:textAlignment w:val="baseline"/>
         <w:rPr>
-          <w:rFonts w:ascii="宋体" w:eastAsia="宋体" w:hAnsi="宋体" w:cs="宋体"/>
+          <w:rFonts w:ascii="宋体" w:hAnsi="宋体" w:eastAsia="宋体" w:cs="宋体"/>
           <w:sz w:val="24"/>
           <w:szCs w:val="24"/>
         </w:rPr>
       </w:pPr>
       <w:r>
         <w:rPr>
-          <w:rFonts w:ascii="宋体" w:eastAsia="宋体" w:hAnsi="宋体" w:cs="宋体"/>
+          <w:rFonts w:ascii="宋体" w:hAnsi="宋体" w:eastAsia="宋体" w:cs="宋体"/>
           <w:spacing w:val="-8"/>
           <w:sz w:val="24"/>
           <w:szCs w:val="24"/>
@@ -3054,7 +3095,7 @@
     </w:p>
     <w:p>
       <w:pPr>
-        <w:pStyle w:val="1"/>
+        <w:pStyle w:val="26"/>
         <w:keepNext w:val="0"/>
         <w:keepLines w:val="0"/>
         <w:pageBreakBefore w:val="0"/>
@@ -3070,8 +3111,8 @@
         <w:snapToGrid w:val="0"/>
         <w:textAlignment w:val="baseline"/>
       </w:pPr>
-      <w:bookmarkStart w:id="11" w:name="_Toc11186"/>
-      <w:bookmarkStart w:id="12" w:name="_Toc15732"/>
+      <w:bookmarkStart w:id="10" w:name="_Toc11186"/>
+      <w:bookmarkStart w:id="11" w:name="_Toc15732"/>
       <w:r>
         <w:rPr>
           <w:rFonts w:hint="eastAsia"/>
@@ -3079,21 +3120,21 @@
         </w:rPr>
         <w:t>主要考核指标</w:t>
       </w:r>
+      <w:bookmarkEnd w:id="10"/>
       <w:bookmarkEnd w:id="11"/>
-      <w:bookmarkEnd w:id="12"/>
     </w:p>
     <w:tbl>
       <w:tblPr>
-        <w:tblStyle w:val="TableNormal0"/>
+        <w:tblStyle w:val="24"/>
         <w:tblW w:w="8401" w:type="dxa"/>
         <w:tblInd w:w="13" w:type="dxa"/>
         <w:tblBorders>
-          <w:top w:val="single" w:sz="4" w:space="0" w:color="000000"/>
-          <w:left w:val="single" w:sz="4" w:space="0" w:color="000000"/>
-          <w:bottom w:val="single" w:sz="4" w:space="0" w:color="000000"/>
-          <w:right w:val="single" w:sz="4" w:space="0" w:color="000000"/>
-          <w:insideH w:val="single" w:sz="4" w:space="0" w:color="000000"/>
-          <w:insideV w:val="single" w:sz="4" w:space="0" w:color="000000"/>
+          <w:top w:val="single" w:color="000000" w:sz="4" w:space="0"/>
+          <w:left w:val="single" w:color="000000" w:sz="4" w:space="0"/>
+          <w:bottom w:val="single" w:color="000000" w:sz="4" w:space="0"/>
+          <w:right w:val="single" w:color="000000" w:sz="4" w:space="0"/>
+          <w:insideH w:val="single" w:color="000000" w:sz="4" w:space="0"/>
+          <w:insideV w:val="single" w:color="000000" w:sz="4" w:space="0"/>
         </w:tblBorders>
         <w:tblLayout w:type="fixed"/>
         <w:tblCellMar>
@@ -3112,26 +3153,17 @@
       </w:tblGrid>
       <w:tr>
         <w:tblPrEx>
-          <w:tblW w:w="8401" w:type="dxa"/>
-          <w:tblInd w:w="13" w:type="dxa"/>
           <w:tblBorders>
-            <w:top w:val="single" w:sz="4" w:space="0" w:color="000000"/>
-            <w:left w:val="single" w:sz="4" w:space="0" w:color="000000"/>
-            <w:bottom w:val="single" w:sz="4" w:space="0" w:color="000000"/>
-            <w:right w:val="single" w:sz="4" w:space="0" w:color="000000"/>
-            <w:insideH w:val="single" w:sz="4" w:space="0" w:color="000000"/>
-            <w:insideV w:val="single" w:sz="4" w:space="0" w:color="000000"/>
+            <w:top w:val="single" w:color="000000" w:sz="4" w:space="0"/>
+            <w:left w:val="single" w:color="000000" w:sz="4" w:space="0"/>
+            <w:bottom w:val="single" w:color="000000" w:sz="4" w:space="0"/>
+            <w:right w:val="single" w:color="000000" w:sz="4" w:space="0"/>
+            <w:insideH w:val="single" w:color="000000" w:sz="4" w:space="0"/>
+            <w:insideV w:val="single" w:color="000000" w:sz="4" w:space="0"/>
           </w:tblBorders>
-          <w:tblLayout w:type="fixed"/>
-          <w:tblCellMar>
-            <w:top w:w="0" w:type="dxa"/>
-            <w:left w:w="0" w:type="dxa"/>
-            <w:bottom w:w="0" w:type="dxa"/>
-            <w:right w:w="0" w:type="dxa"/>
-          </w:tblCellMar>
         </w:tblPrEx>
         <w:trPr>
-          <w:trHeight w:val="467"/>
+          <w:trHeight w:val="467" w:hRule="atLeast"/>
         </w:trPr>
         <w:tc>
           <w:tcPr>
@@ -3155,11 +3187,11 @@
               <w:adjustRightInd w:val="0"/>
               <w:snapToGrid w:val="0"/>
               <w:spacing w:before="205" w:line="221" w:lineRule="auto"/>
-              <w:ind w:left="0" w:right="0" w:firstLine="0" w:leftChars="0" w:rightChars="0" w:firstLineChars="0"/>
+              <w:ind w:left="0" w:leftChars="0" w:right="0" w:rightChars="0" w:firstLine="0" w:firstLineChars="0"/>
               <w:jc w:val="center"/>
               <w:textAlignment w:val="baseline"/>
               <w:rPr>
-                <w:rFonts w:ascii="宋体" w:eastAsia="宋体" w:hAnsi="宋体" w:cs="宋体" w:hint="default"/>
+                <w:rFonts w:hint="default" w:ascii="宋体" w:hAnsi="宋体" w:eastAsia="宋体" w:cs="宋体"/>
                 <w:b/>
                 <w:bCs/>
                 <w:snapToGrid w:val="0"/>
@@ -3173,7 +3205,7 @@
             </w:pPr>
             <w:r>
               <w:rPr>
-                <w:rFonts w:ascii="宋体" w:eastAsia="宋体" w:hAnsi="宋体" w:cs="宋体"/>
+                <w:rFonts w:ascii="宋体" w:hAnsi="宋体" w:eastAsia="宋体" w:cs="宋体"/>
                 <w:b/>
                 <w:bCs/>
                 <w:spacing w:val="-7"/>
@@ -3206,11 +3238,11 @@
               <w:adjustRightInd w:val="0"/>
               <w:snapToGrid w:val="0"/>
               <w:spacing w:before="205" w:line="221" w:lineRule="auto"/>
-              <w:ind w:left="0" w:right="0" w:firstLine="0" w:leftChars="0" w:rightChars="0" w:firstLineChars="0"/>
+              <w:ind w:left="0" w:leftChars="0" w:right="0" w:rightChars="0" w:firstLine="0" w:firstLineChars="0"/>
               <w:jc w:val="center"/>
               <w:textAlignment w:val="baseline"/>
               <w:rPr>
-                <w:rFonts w:ascii="宋体" w:eastAsia="宋体" w:hAnsi="宋体" w:cs="宋体" w:hint="default"/>
+                <w:rFonts w:hint="default" w:ascii="宋体" w:hAnsi="宋体" w:eastAsia="宋体" w:cs="宋体"/>
                 <w:b/>
                 <w:bCs/>
                 <w:snapToGrid w:val="0"/>
@@ -3224,7 +3256,7 @@
             </w:pPr>
             <w:r>
               <w:rPr>
-                <w:rFonts w:ascii="宋体" w:eastAsia="宋体" w:hAnsi="宋体" w:cs="宋体"/>
+                <w:rFonts w:ascii="宋体" w:hAnsi="宋体" w:eastAsia="宋体" w:cs="宋体"/>
                 <w:b/>
                 <w:bCs/>
                 <w:spacing w:val="-7"/>
@@ -3257,11 +3289,11 @@
               <w:adjustRightInd w:val="0"/>
               <w:snapToGrid w:val="0"/>
               <w:spacing w:before="205" w:line="221" w:lineRule="auto"/>
-              <w:ind w:left="0" w:right="0" w:firstLine="0" w:leftChars="0" w:rightChars="0" w:firstLineChars="0"/>
+              <w:ind w:left="0" w:leftChars="0" w:right="0" w:rightChars="0" w:firstLine="0" w:firstLineChars="0"/>
               <w:jc w:val="center"/>
               <w:textAlignment w:val="baseline"/>
               <w:rPr>
-                <w:rFonts w:ascii="宋体" w:eastAsia="宋体" w:hAnsi="宋体" w:cs="宋体" w:hint="default"/>
+                <w:rFonts w:hint="default" w:ascii="宋体" w:hAnsi="宋体" w:eastAsia="宋体" w:cs="宋体"/>
                 <w:b/>
                 <w:bCs/>
                 <w:snapToGrid w:val="0"/>
@@ -3275,7 +3307,7 @@
             </w:pPr>
             <w:r>
               <w:rPr>
-                <w:rFonts w:ascii="宋体" w:eastAsia="宋体" w:hAnsi="宋体" w:cs="宋体"/>
+                <w:rFonts w:ascii="宋体" w:hAnsi="宋体" w:eastAsia="宋体" w:cs="宋体"/>
                 <w:b/>
                 <w:bCs/>
                 <w:spacing w:val="-7"/>
@@ -3308,11 +3340,11 @@
               <w:adjustRightInd w:val="0"/>
               <w:snapToGrid w:val="0"/>
               <w:spacing w:before="205" w:line="221" w:lineRule="auto"/>
-              <w:ind w:left="0" w:right="0" w:firstLine="0" w:leftChars="0" w:rightChars="0" w:firstLineChars="0"/>
+              <w:ind w:left="0" w:leftChars="0" w:right="0" w:rightChars="0" w:firstLine="0" w:firstLineChars="0"/>
               <w:jc w:val="center"/>
               <w:textAlignment w:val="baseline"/>
               <w:rPr>
-                <w:rFonts w:ascii="宋体" w:eastAsia="宋体" w:hAnsi="宋体" w:cs="宋体" w:hint="default"/>
+                <w:rFonts w:hint="default" w:ascii="宋体" w:hAnsi="宋体" w:eastAsia="宋体" w:cs="宋体"/>
                 <w:b/>
                 <w:bCs/>
                 <w:snapToGrid w:val="0"/>
@@ -3326,7 +3358,7 @@
             </w:pPr>
             <w:r>
               <w:rPr>
-                <w:rFonts w:ascii="宋体" w:eastAsia="宋体" w:hAnsi="宋体" w:cs="宋体" w:hint="eastAsia"/>
+                <w:rFonts w:hint="eastAsia" w:ascii="宋体" w:hAnsi="宋体" w:eastAsia="宋体" w:cs="宋体"/>
                 <w:b/>
                 <w:bCs/>
                 <w:spacing w:val="-7"/>
@@ -3360,11 +3392,11 @@
               <w:adjustRightInd w:val="0"/>
               <w:snapToGrid w:val="0"/>
               <w:spacing w:before="205" w:line="221" w:lineRule="auto"/>
-              <w:ind w:left="0" w:right="0" w:firstLine="0" w:leftChars="0" w:rightChars="0" w:firstLineChars="0"/>
+              <w:ind w:left="0" w:leftChars="0" w:right="0" w:rightChars="0" w:firstLine="0" w:firstLineChars="0"/>
               <w:jc w:val="center"/>
               <w:textAlignment w:val="baseline"/>
               <w:rPr>
-                <w:rFonts w:ascii="宋体" w:eastAsia="宋体" w:hAnsi="宋体" w:cs="宋体" w:hint="default"/>
+                <w:rFonts w:hint="default" w:ascii="宋体" w:hAnsi="宋体" w:eastAsia="宋体" w:cs="宋体"/>
                 <w:b/>
                 <w:bCs/>
                 <w:snapToGrid w:val="0"/>
@@ -3378,7 +3410,7 @@
             </w:pPr>
             <w:r>
               <w:rPr>
-                <w:rFonts w:ascii="宋体" w:hAnsi="宋体" w:cs="宋体" w:hint="eastAsia"/>
+                <w:rFonts w:hint="eastAsia" w:ascii="宋体" w:hAnsi="宋体" w:cs="宋体"/>
                 <w:b/>
                 <w:bCs/>
                 <w:spacing w:val="-7"/>
@@ -3393,9 +3425,14 @@
       </w:tr>
       <w:tr>
         <w:tblPrEx>
-          <w:tblW w:w="8401" w:type="dxa"/>
-          <w:tblInd w:w="13" w:type="dxa"/>
-          <w:tblLayout w:type="fixed"/>
+          <w:tblBorders>
+            <w:top w:val="single" w:color="000000" w:sz="4" w:space="0"/>
+            <w:left w:val="single" w:color="000000" w:sz="4" w:space="0"/>
+            <w:bottom w:val="single" w:color="000000" w:sz="4" w:space="0"/>
+            <w:right w:val="single" w:color="000000" w:sz="4" w:space="0"/>
+            <w:insideH w:val="single" w:color="000000" w:sz="4" w:space="0"/>
+            <w:insideV w:val="single" w:color="000000" w:sz="4" w:space="0"/>
+          </w:tblBorders>
           <w:tblCellMar>
             <w:top w:w="0" w:type="dxa"/>
             <w:left w:w="0" w:type="dxa"/>
@@ -3404,7 +3441,7 @@
           </w:tblCellMar>
         </w:tblPrEx>
         <w:trPr>
-          <w:trHeight w:val="467"/>
+          <w:trHeight w:val="467" w:hRule="atLeast"/>
         </w:trPr>
         <w:tc>
           <w:tcPr>
@@ -3412,7 +3449,7 @@
           </w:tcPr>
           <w:p>
             <w:pPr>
-              <w:pStyle w:val="TableText"/>
+              <w:pStyle w:val="25"/>
               <w:keepNext w:val="0"/>
               <w:keepLines w:val="0"/>
               <w:pageBreakBefore w:val="0"/>
@@ -3427,7 +3464,7 @@
               <w:adjustRightInd w:val="0"/>
               <w:snapToGrid w:val="0"/>
               <w:spacing w:before="137"/>
-              <w:ind w:left="0" w:right="0" w:firstLine="0" w:leftChars="0" w:rightChars="0" w:firstLineChars="0"/>
+              <w:ind w:left="0" w:leftChars="0" w:right="0" w:rightChars="0" w:firstLine="0" w:firstLineChars="0"/>
               <w:jc w:val="center"/>
               <w:textAlignment w:val="baseline"/>
               <w:rPr>
@@ -3456,7 +3493,7 @@
           </w:tcPr>
           <w:p>
             <w:pPr>
-              <w:pStyle w:val="TableText"/>
+              <w:pStyle w:val="25"/>
               <w:keepNext w:val="0"/>
               <w:keepLines w:val="0"/>
               <w:pageBreakBefore w:val="0"/>
@@ -3471,11 +3508,11 @@
               <w:adjustRightInd w:val="0"/>
               <w:snapToGrid w:val="0"/>
               <w:spacing w:before="137"/>
-              <w:ind w:left="0" w:right="0" w:firstLine="0" w:leftChars="0" w:rightChars="0" w:firstLineChars="0"/>
+              <w:ind w:left="0" w:leftChars="0" w:right="0" w:rightChars="0" w:firstLine="0" w:firstLineChars="0"/>
               <w:jc w:val="center"/>
               <w:textAlignment w:val="baseline"/>
               <w:rPr>
-                <w:rFonts w:eastAsia="宋体" w:hint="default"/>
+                <w:rFonts w:hint="default" w:eastAsia="宋体"/>
                 <w:spacing w:val="-1"/>
                 <w:sz w:val="18"/>
                 <w:szCs w:val="18"/>
@@ -3500,7 +3537,7 @@
           </w:tcPr>
           <w:p>
             <w:pPr>
-              <w:pStyle w:val="TableText"/>
+              <w:pStyle w:val="25"/>
               <w:keepNext w:val="0"/>
               <w:keepLines w:val="0"/>
               <w:pageBreakBefore w:val="0"/>
@@ -3515,7 +3552,7 @@
               <w:adjustRightInd w:val="0"/>
               <w:snapToGrid w:val="0"/>
               <w:spacing w:before="137"/>
-              <w:ind w:left="0" w:right="0" w:firstLine="0" w:leftChars="0" w:rightChars="0" w:firstLineChars="0"/>
+              <w:ind w:left="0" w:leftChars="0" w:right="0" w:rightChars="0" w:firstLine="0" w:firstLineChars="0"/>
               <w:jc w:val="center"/>
               <w:textAlignment w:val="baseline"/>
               <w:rPr>
@@ -3544,7 +3581,7 @@
           </w:tcPr>
           <w:p>
             <w:pPr>
-              <w:pStyle w:val="TableText"/>
+              <w:pStyle w:val="25"/>
               <w:keepNext w:val="0"/>
               <w:keepLines w:val="0"/>
               <w:pageBreakBefore w:val="0"/>
@@ -3559,7 +3596,7 @@
               <w:adjustRightInd w:val="0"/>
               <w:snapToGrid w:val="0"/>
               <w:spacing w:before="137"/>
-              <w:ind w:left="0" w:right="0" w:firstLine="0" w:leftChars="0" w:rightChars="0" w:firstLineChars="0"/>
+              <w:ind w:left="0" w:leftChars="0" w:right="0" w:rightChars="0" w:firstLine="0" w:firstLineChars="0"/>
               <w:jc w:val="center"/>
               <w:textAlignment w:val="baseline"/>
               <w:rPr>
@@ -3588,7 +3625,7 @@
           </w:tcPr>
           <w:p>
             <w:pPr>
-              <w:pStyle w:val="TableText"/>
+              <w:pStyle w:val="25"/>
               <w:keepNext w:val="0"/>
               <w:keepLines w:val="0"/>
               <w:pageBreakBefore w:val="0"/>
@@ -3603,7 +3640,7 @@
               <w:adjustRightInd w:val="0"/>
               <w:snapToGrid w:val="0"/>
               <w:spacing w:before="137"/>
-              <w:ind w:left="0" w:right="0" w:firstLine="0" w:leftChars="0" w:rightChars="0" w:firstLineChars="0"/>
+              <w:ind w:left="0" w:leftChars="0" w:right="0" w:rightChars="0" w:firstLine="0" w:firstLineChars="0"/>
               <w:jc w:val="center"/>
               <w:textAlignment w:val="baseline"/>
               <w:rPr>
@@ -3630,7 +3667,7 @@
     </w:tbl>
     <w:p>
       <w:pPr>
-        <w:pStyle w:val="BodyText"/>
+        <w:pStyle w:val="12"/>
         <w:keepNext w:val="0"/>
         <w:keepLines w:val="0"/>
         <w:pageBreakBefore w:val="0"/>
@@ -3648,30 +3685,55 @@
       </w:pPr>
     </w:p>
     <w:sectPr>
-      <w:footerReference w:type="default" r:id="rId6"/>
+      <w:footerReference r:id="rId7" w:type="default"/>
       <w:pgSz w:w="11906" w:h="16839"/>
       <w:pgMar w:top="1431" w:right="1785" w:bottom="1373" w:left="1686" w:header="0" w:footer="1211" w:gutter="0"/>
-      <w:cols w:num="1" w:space="720"/>
+      <w:cols w:space="720" w:num="1"/>
     </w:sectPr>
   </w:body>
 </w:document>
 </file>
 
+<file path=word/endnotes.xml><?xml version="1.0" encoding="utf-8"?>
+<w:endnotes xmlns:wpc="http://schemas.microsoft.com/office/word/2010/wordprocessingCanvas" xmlns:mc="http://schemas.openxmlformats.org/markup-compatibility/2006" xmlns:o="urn:schemas-microsoft-com:office:office" xmlns:r="http://schemas.openxmlformats.org/officeDocument/2006/relationships" xmlns:m="http://schemas.openxmlformats.org/officeDocument/2006/math" xmlns:v="urn:schemas-microsoft-com:vml" xmlns:wp14="http://schemas.microsoft.com/office/word/2010/wordprocessingDrawing" xmlns:wp="http://schemas.openxmlformats.org/drawingml/2006/wordprocessingDrawing" xmlns:w="http://schemas.openxmlformats.org/wordprocessingml/2006/main" xmlns:w14="http://schemas.microsoft.com/office/word/2010/wordml" xmlns:w15="http://schemas.microsoft.com/office/word/2012/wordml" xmlns:w10="urn:schemas-microsoft-com:office:word" xmlns:wpg="http://schemas.microsoft.com/office/word/2010/wordprocessingGroup" xmlns:wpi="http://schemas.microsoft.com/office/word/2010/wordprocessingInk" xmlns:wne="http://schemas.microsoft.com/office/word/2006/wordml" xmlns:wps="http://schemas.microsoft.com/office/word/2010/wordprocessingShape" xmlns:wpsCustomData="http://www.wps.cn/officeDocument/2013/wpsCustomData" mc:Ignorable="w14 w15 wp14">
+  <w:endnote w:type="separator" w:id="0">
+    <w:p>
+      <w:pPr>
+        <w:spacing w:line="240" w:lineRule="auto"/>
+      </w:pPr>
+      <w:r>
+        <w:separator/>
+      </w:r>
+    </w:p>
+  </w:endnote>
+  <w:endnote w:type="continuationSeparator" w:id="1">
+    <w:p>
+      <w:pPr>
+        <w:spacing w:line="240" w:lineRule="auto"/>
+      </w:pPr>
+      <w:r>
+        <w:continuationSeparator/>
+      </w:r>
+    </w:p>
+  </w:endnote>
+</w:endnotes>
+</file>
+
 <file path=word/footer1.xml><?xml version="1.0" encoding="utf-8"?>
-<w:ftr xmlns:wpc="http://schemas.microsoft.com/office/word/2010/wordprocessingCanvas" xmlns:mc="http://schemas.openxmlformats.org/markup-compatibility/2006" xmlns:o="urn:schemas-microsoft-com:office:office" xmlns:r="http://schemas.openxmlformats.org/officeDocument/2006/relationships" xmlns:m="http://schemas.openxmlformats.org/officeDocument/2006/math" xmlns:v="urn:schemas-microsoft-com:vml" xmlns:wp14="http://schemas.microsoft.com/office/word/2010/wordprocessingDrawing" xmlns:wp="http://schemas.openxmlformats.org/drawingml/2006/wordprocessingDrawing" xmlns:w10="urn:schemas-microsoft-com:office:word" xmlns:w="http://schemas.openxmlformats.org/wordprocessingml/2006/main" xmlns:w14="http://schemas.microsoft.com/office/word/2010/wordml" xmlns:w15="http://schemas.microsoft.com/office/word/2012/wordml" xmlns:wne="http://schemas.microsoft.com/office/word/2006/wordml" xmlns:wpg="http://schemas.microsoft.com/office/word/2010/wordprocessingGroup" xmlns:wpi="http://schemas.microsoft.com/office/word/2010/wordprocessingInk" xmlns:wps="http://schemas.microsoft.com/office/word/2010/wordprocessingShape" mc:Ignorable="w14 w15 wp14">
+<w:ftr xmlns:wpc="http://schemas.microsoft.com/office/word/2010/wordprocessingCanvas" xmlns:mc="http://schemas.openxmlformats.org/markup-compatibility/2006" xmlns:o="urn:schemas-microsoft-com:office:office" xmlns:r="http://schemas.openxmlformats.org/officeDocument/2006/relationships" xmlns:m="http://schemas.openxmlformats.org/officeDocument/2006/math" xmlns:v="urn:schemas-microsoft-com:vml" xmlns:wp14="http://schemas.microsoft.com/office/word/2010/wordprocessingDrawing" xmlns:wp="http://schemas.openxmlformats.org/drawingml/2006/wordprocessingDrawing" xmlns:w10="urn:schemas-microsoft-com:office:word" xmlns:w="http://schemas.openxmlformats.org/wordprocessingml/2006/main" xmlns:w14="http://schemas.microsoft.com/office/word/2010/wordml" xmlns:w15="http://schemas.microsoft.com/office/word/2012/wordml" xmlns:wpg="http://schemas.microsoft.com/office/word/2010/wordprocessingGroup" xmlns:wpi="http://schemas.microsoft.com/office/word/2010/wordprocessingInk" xmlns:wne="http://schemas.microsoft.com/office/word/2006/wordml" xmlns:wps="http://schemas.microsoft.com/office/word/2010/wordprocessingShape" xmlns:wpsCustomData="http://www.wps.cn/officeDocument/2013/wpsCustomData" mc:Ignorable="w14 w15 wp14">
   <w:p>
     <w:pPr>
       <w:spacing w:line="166" w:lineRule="auto"/>
       <w:ind w:left="4226"/>
       <w:rPr>
-        <w:rFonts w:ascii="Calibri" w:eastAsia="Calibri" w:hAnsi="Calibri" w:cs="Calibri"/>
+        <w:rFonts w:ascii="Calibri" w:hAnsi="Calibri" w:eastAsia="Calibri" w:cs="Calibri"/>
         <w:sz w:val="18"/>
         <w:szCs w:val="18"/>
       </w:rPr>
     </w:pPr>
     <w:r>
       <w:rPr>
-        <w:rFonts w:ascii="Calibri" w:eastAsia="Calibri" w:hAnsi="Calibri" w:cs="Calibri"/>
+        <w:rFonts w:ascii="Calibri" w:hAnsi="Calibri" w:eastAsia="Calibri" w:cs="Calibri"/>
         <w:sz w:val="18"/>
         <w:szCs w:val="18"/>
       </w:rPr>
@@ -3682,20 +3744,20 @@
 </file>
 
 <file path=word/footer2.xml><?xml version="1.0" encoding="utf-8"?>
-<w:ftr xmlns:wpc="http://schemas.microsoft.com/office/word/2010/wordprocessingCanvas" xmlns:mc="http://schemas.openxmlformats.org/markup-compatibility/2006" xmlns:o="urn:schemas-microsoft-com:office:office" xmlns:r="http://schemas.openxmlformats.org/officeDocument/2006/relationships" xmlns:m="http://schemas.openxmlformats.org/officeDocument/2006/math" xmlns:v="urn:schemas-microsoft-com:vml" xmlns:wp14="http://schemas.microsoft.com/office/word/2010/wordprocessingDrawing" xmlns:wp="http://schemas.openxmlformats.org/drawingml/2006/wordprocessingDrawing" xmlns:w10="urn:schemas-microsoft-com:office:word" xmlns:w="http://schemas.openxmlformats.org/wordprocessingml/2006/main" xmlns:w14="http://schemas.microsoft.com/office/word/2010/wordml" xmlns:w15="http://schemas.microsoft.com/office/word/2012/wordml" xmlns:wne="http://schemas.microsoft.com/office/word/2006/wordml" xmlns:wpg="http://schemas.microsoft.com/office/word/2010/wordprocessingGroup" xmlns:wpi="http://schemas.microsoft.com/office/word/2010/wordprocessingInk" xmlns:wps="http://schemas.microsoft.com/office/word/2010/wordprocessingShape" mc:Ignorable="w14 w15 wp14">
+<w:ftr xmlns:wpc="http://schemas.microsoft.com/office/word/2010/wordprocessingCanvas" xmlns:mc="http://schemas.openxmlformats.org/markup-compatibility/2006" xmlns:o="urn:schemas-microsoft-com:office:office" xmlns:r="http://schemas.openxmlformats.org/officeDocument/2006/relationships" xmlns:m="http://schemas.openxmlformats.org/officeDocument/2006/math" xmlns:v="urn:schemas-microsoft-com:vml" xmlns:wp14="http://schemas.microsoft.com/office/word/2010/wordprocessingDrawing" xmlns:wp="http://schemas.openxmlformats.org/drawingml/2006/wordprocessingDrawing" xmlns:w10="urn:schemas-microsoft-com:office:word" xmlns:w="http://schemas.openxmlformats.org/wordprocessingml/2006/main" xmlns:w14="http://schemas.microsoft.com/office/word/2010/wordml" xmlns:w15="http://schemas.microsoft.com/office/word/2012/wordml" xmlns:wpg="http://schemas.microsoft.com/office/word/2010/wordprocessingGroup" xmlns:wpi="http://schemas.microsoft.com/office/word/2010/wordprocessingInk" xmlns:wne="http://schemas.microsoft.com/office/word/2006/wordml" xmlns:wps="http://schemas.microsoft.com/office/word/2010/wordprocessingShape" xmlns:wpsCustomData="http://www.wps.cn/officeDocument/2013/wpsCustomData" mc:Ignorable="w14 w15 wp14">
   <w:p>
     <w:pPr>
       <w:spacing w:line="167" w:lineRule="auto"/>
       <w:ind w:left="4209"/>
       <w:rPr>
-        <w:rFonts w:ascii="Calibri" w:eastAsia="Calibri" w:hAnsi="Calibri" w:cs="Calibri"/>
+        <w:rFonts w:ascii="Calibri" w:hAnsi="Calibri" w:eastAsia="Calibri" w:cs="Calibri"/>
         <w:sz w:val="18"/>
         <w:szCs w:val="18"/>
       </w:rPr>
     </w:pPr>
     <w:r>
       <w:rPr>
-        <w:rFonts w:ascii="Calibri" w:eastAsia="Calibri" w:hAnsi="Calibri" w:cs="Calibri"/>
+        <w:rFonts w:ascii="Calibri" w:hAnsi="Calibri" w:eastAsia="Calibri" w:cs="Calibri"/>
         <w:sz w:val="18"/>
         <w:szCs w:val="18"/>
       </w:rPr>
@@ -3706,20 +3768,20 @@
 </file>
 
 <file path=word/footer3.xml><?xml version="1.0" encoding="utf-8"?>
-<w:ftr xmlns:wpc="http://schemas.microsoft.com/office/word/2010/wordprocessingCanvas" xmlns:mc="http://schemas.openxmlformats.org/markup-compatibility/2006" xmlns:o="urn:schemas-microsoft-com:office:office" xmlns:r="http://schemas.openxmlformats.org/officeDocument/2006/relationships" xmlns:m="http://schemas.openxmlformats.org/officeDocument/2006/math" xmlns:v="urn:schemas-microsoft-com:vml" xmlns:wp14="http://schemas.microsoft.com/office/word/2010/wordprocessingDrawing" xmlns:wp="http://schemas.openxmlformats.org/drawingml/2006/wordprocessingDrawing" xmlns:w10="urn:schemas-microsoft-com:office:word" xmlns:w="http://schemas.openxmlformats.org/wordprocessingml/2006/main" xmlns:w14="http://schemas.microsoft.com/office/word/2010/wordml" xmlns:w15="http://schemas.microsoft.com/office/word/2012/wordml" xmlns:wne="http://schemas.microsoft.com/office/word/2006/wordml" xmlns:wpg="http://schemas.microsoft.com/office/word/2010/wordprocessingGroup" xmlns:wpi="http://schemas.microsoft.com/office/word/2010/wordprocessingInk" xmlns:wps="http://schemas.microsoft.com/office/word/2010/wordprocessingShape" mc:Ignorable="w14 w15 wp14">
+<w:ftr xmlns:wpc="http://schemas.microsoft.com/office/word/2010/wordprocessingCanvas" xmlns:mc="http://schemas.openxmlformats.org/markup-compatibility/2006" xmlns:o="urn:schemas-microsoft-com:office:office" xmlns:r="http://schemas.openxmlformats.org/officeDocument/2006/relationships" xmlns:m="http://schemas.openxmlformats.org/officeDocument/2006/math" xmlns:v="urn:schemas-microsoft-com:vml" xmlns:wp14="http://schemas.microsoft.com/office/word/2010/wordprocessingDrawing" xmlns:wp="http://schemas.openxmlformats.org/drawingml/2006/wordprocessingDrawing" xmlns:w10="urn:schemas-microsoft-com:office:word" xmlns:w="http://schemas.openxmlformats.org/wordprocessingml/2006/main" xmlns:w14="http://schemas.microsoft.com/office/word/2010/wordml" xmlns:w15="http://schemas.microsoft.com/office/word/2012/wordml" xmlns:wpg="http://schemas.microsoft.com/office/word/2010/wordprocessingGroup" xmlns:wpi="http://schemas.microsoft.com/office/word/2010/wordprocessingInk" xmlns:wne="http://schemas.microsoft.com/office/word/2006/wordml" xmlns:wps="http://schemas.microsoft.com/office/word/2010/wordprocessingShape" xmlns:wpsCustomData="http://www.wps.cn/officeDocument/2013/wpsCustomData" mc:Ignorable="w14 w15 wp14">
   <w:p>
     <w:pPr>
       <w:spacing w:line="165" w:lineRule="auto"/>
       <w:ind w:left="4229"/>
       <w:rPr>
-        <w:rFonts w:ascii="Calibri" w:eastAsia="Calibri" w:hAnsi="Calibri" w:cs="Calibri"/>
+        <w:rFonts w:ascii="Calibri" w:hAnsi="Calibri" w:eastAsia="Calibri" w:cs="Calibri"/>
         <w:sz w:val="18"/>
         <w:szCs w:val="18"/>
       </w:rPr>
     </w:pPr>
     <w:r>
       <w:rPr>
-        <w:rFonts w:ascii="Calibri" w:eastAsia="Calibri" w:hAnsi="Calibri" w:cs="Calibri"/>
+        <w:rFonts w:ascii="Calibri" w:hAnsi="Calibri" w:eastAsia="Calibri" w:cs="Calibri"/>
         <w:sz w:val="18"/>
         <w:szCs w:val="18"/>
       </w:rPr>
@@ -3729,16 +3791,41 @@
 </w:ftr>
 </file>
 
+<file path=word/footnotes.xml><?xml version="1.0" encoding="utf-8"?>
+<w:footnotes xmlns:wpc="http://schemas.microsoft.com/office/word/2010/wordprocessingCanvas" xmlns:mc="http://schemas.openxmlformats.org/markup-compatibility/2006" xmlns:o="urn:schemas-microsoft-com:office:office" xmlns:r="http://schemas.openxmlformats.org/officeDocument/2006/relationships" xmlns:m="http://schemas.openxmlformats.org/officeDocument/2006/math" xmlns:v="urn:schemas-microsoft-com:vml" xmlns:wp14="http://schemas.microsoft.com/office/word/2010/wordprocessingDrawing" xmlns:wp="http://schemas.openxmlformats.org/drawingml/2006/wordprocessingDrawing" xmlns:w="http://schemas.openxmlformats.org/wordprocessingml/2006/main" xmlns:w14="http://schemas.microsoft.com/office/word/2010/wordml" xmlns:w15="http://schemas.microsoft.com/office/word/2012/wordml" xmlns:w10="urn:schemas-microsoft-com:office:word" xmlns:wpg="http://schemas.microsoft.com/office/word/2010/wordprocessingGroup" xmlns:wpi="http://schemas.microsoft.com/office/word/2010/wordprocessingInk" xmlns:wne="http://schemas.microsoft.com/office/word/2006/wordml" xmlns:wps="http://schemas.microsoft.com/office/word/2010/wordprocessingShape" xmlns:wpsCustomData="http://www.wps.cn/officeDocument/2013/wpsCustomData" mc:Ignorable="w14 w15 wp14">
+  <w:footnote w:type="separator" w:id="0">
+    <w:p>
+      <w:pPr>
+        <w:spacing w:line="360" w:lineRule="auto"/>
+      </w:pPr>
+      <w:r>
+        <w:separator/>
+      </w:r>
+    </w:p>
+  </w:footnote>
+  <w:footnote w:type="continuationSeparator" w:id="1">
+    <w:p>
+      <w:pPr>
+        <w:spacing w:line="360" w:lineRule="auto"/>
+      </w:pPr>
+      <w:r>
+        <w:continuationSeparator/>
+      </w:r>
+    </w:p>
+  </w:footnote>
+</w:footnotes>
+</file>
+
 <file path=word/numbering.xml><?xml version="1.0" encoding="utf-8"?>
-<w:numbering xmlns:wpc="http://schemas.microsoft.com/office/word/2010/wordprocessingCanvas" xmlns:mc="http://schemas.openxmlformats.org/markup-compatibility/2006" xmlns:o="urn:schemas-microsoft-com:office:office" xmlns:r="http://schemas.openxmlformats.org/officeDocument/2006/relationships" xmlns:m="http://schemas.openxmlformats.org/officeDocument/2006/math" xmlns:v="urn:schemas-microsoft-com:vml" xmlns:wp14="http://schemas.microsoft.com/office/word/2010/wordprocessingDrawing" xmlns:wp="http://schemas.openxmlformats.org/drawingml/2006/wordprocessingDrawing" xmlns:w10="urn:schemas-microsoft-com:office:word" xmlns:w="http://schemas.openxmlformats.org/wordprocessingml/2006/main" xmlns:w14="http://schemas.microsoft.com/office/word/2010/wordml" xmlns:w15="http://schemas.microsoft.com/office/word/2012/wordml" xmlns:wne="http://schemas.microsoft.com/office/word/2006/wordml" xmlns:wpg="http://schemas.microsoft.com/office/word/2010/wordprocessingGroup" xmlns:wpi="http://schemas.microsoft.com/office/word/2010/wordprocessingInk" xmlns:wps="http://schemas.microsoft.com/office/word/2010/wordprocessingShape" mc:Ignorable="w14 w15 wp14">
+<w:numbering xmlns:wpc="http://schemas.microsoft.com/office/word/2010/wordprocessingCanvas" xmlns:mc="http://schemas.openxmlformats.org/markup-compatibility/2006" xmlns:o="urn:schemas-microsoft-com:office:office" xmlns:r="http://schemas.openxmlformats.org/officeDocument/2006/relationships" xmlns:m="http://schemas.openxmlformats.org/officeDocument/2006/math" xmlns:v="urn:schemas-microsoft-com:vml" xmlns:wp14="http://schemas.microsoft.com/office/word/2010/wordprocessingDrawing" xmlns:wp="http://schemas.openxmlformats.org/drawingml/2006/wordprocessingDrawing" xmlns:w10="urn:schemas-microsoft-com:office:word" xmlns:w="http://schemas.openxmlformats.org/wordprocessingml/2006/main" xmlns:w14="http://schemas.microsoft.com/office/word/2010/wordml" xmlns:wpg="http://schemas.microsoft.com/office/word/2010/wordprocessingGroup" xmlns:wpi="http://schemas.microsoft.com/office/word/2010/wordprocessingInk" xmlns:wne="http://schemas.microsoft.com/office/word/2006/wordml" xmlns:wps="http://schemas.microsoft.com/office/word/2010/wordprocessingShape" xmlns:wpsCustomData="http://www.wps.cn/officeDocument/2013/wpsCustomData" mc:Ignorable="w14 wp14">
   <w:abstractNum w:abstractNumId="0">
     <w:nsid w:val="8E964DCE"/>
     <w:multiLevelType w:val="multilevel"/>
     <w:tmpl w:val="8E964DCE"/>
-    <w:lvl w:ilvl="0">
+    <w:lvl w:ilvl="0" w:tentative="0">
       <w:start w:val="1"/>
       <w:numFmt w:val="decimal"/>
-      <w:pStyle w:val="Heading1"/>
+      <w:pStyle w:val="2"/>
       <w:lvlText w:val="%1."/>
       <w:lvlJc w:val="left"/>
       <w:pPr>
@@ -3748,10 +3835,10 @@
         <w:rFonts w:hint="default"/>
       </w:rPr>
     </w:lvl>
-    <w:lvl w:ilvl="1">
+    <w:lvl w:ilvl="1" w:tentative="0">
       <w:start w:val="1"/>
       <w:numFmt w:val="decimal"/>
-      <w:pStyle w:val="Heading2"/>
+      <w:pStyle w:val="3"/>
       <w:lvlText w:val="%1.%2."/>
       <w:lvlJc w:val="left"/>
       <w:pPr>
@@ -3761,10 +3848,10 @@
         <w:rFonts w:hint="default"/>
       </w:rPr>
     </w:lvl>
-    <w:lvl w:ilvl="2">
+    <w:lvl w:ilvl="2" w:tentative="0">
       <w:start w:val="1"/>
       <w:numFmt w:val="decimal"/>
-      <w:pStyle w:val="Heading3"/>
+      <w:pStyle w:val="4"/>
       <w:lvlText w:val="%1.%2.%3."/>
       <w:lvlJc w:val="left"/>
       <w:pPr>
@@ -3774,10 +3861,10 @@
         <w:rFonts w:hint="default"/>
       </w:rPr>
     </w:lvl>
-    <w:lvl w:ilvl="3">
+    <w:lvl w:ilvl="3" w:tentative="0">
       <w:start w:val="1"/>
       <w:numFmt w:val="decimal"/>
-      <w:pStyle w:val="Heading4"/>
+      <w:pStyle w:val="5"/>
       <w:lvlText w:val="%1.%2.%3.%4."/>
       <w:lvlJc w:val="left"/>
       <w:pPr>
@@ -3787,10 +3874,10 @@
         <w:rFonts w:hint="default"/>
       </w:rPr>
     </w:lvl>
-    <w:lvl w:ilvl="4">
+    <w:lvl w:ilvl="4" w:tentative="0">
       <w:start w:val="1"/>
       <w:numFmt w:val="decimal"/>
-      <w:pStyle w:val="Heading5"/>
+      <w:pStyle w:val="6"/>
       <w:lvlText w:val="%1.%2.%3.%4.%5."/>
       <w:lvlJc w:val="left"/>
       <w:pPr>
@@ -3800,10 +3887,10 @@
         <w:rFonts w:hint="default"/>
       </w:rPr>
     </w:lvl>
-    <w:lvl w:ilvl="5">
+    <w:lvl w:ilvl="5" w:tentative="0">
       <w:start w:val="1"/>
       <w:numFmt w:val="decimal"/>
-      <w:pStyle w:val="Heading6"/>
+      <w:pStyle w:val="7"/>
       <w:lvlText w:val="%1.%2.%3.%4.%5.%6."/>
       <w:lvlJc w:val="left"/>
       <w:pPr>
@@ -3813,10 +3900,10 @@
         <w:rFonts w:hint="default"/>
       </w:rPr>
     </w:lvl>
-    <w:lvl w:ilvl="6">
+    <w:lvl w:ilvl="6" w:tentative="0">
       <w:start w:val="1"/>
       <w:numFmt w:val="decimal"/>
-      <w:pStyle w:val="Heading7"/>
+      <w:pStyle w:val="8"/>
       <w:lvlText w:val="%1.%2.%3.%4.%5.%6.%7."/>
       <w:lvlJc w:val="left"/>
       <w:pPr>
@@ -3826,10 +3913,10 @@
         <w:rFonts w:hint="default"/>
       </w:rPr>
     </w:lvl>
-    <w:lvl w:ilvl="7">
+    <w:lvl w:ilvl="7" w:tentative="0">
       <w:start w:val="1"/>
       <w:numFmt w:val="decimal"/>
-      <w:pStyle w:val="Heading8"/>
+      <w:pStyle w:val="9"/>
       <w:lvlText w:val="%1.%2.%3.%4.%5.%6.%7.%8."/>
       <w:lvlJc w:val="left"/>
       <w:pPr>
@@ -3839,10 +3926,10 @@
         <w:rFonts w:hint="default"/>
       </w:rPr>
     </w:lvl>
-    <w:lvl w:ilvl="8">
+    <w:lvl w:ilvl="8" w:tentative="0">
       <w:start w:val="1"/>
       <w:numFmt w:val="decimal"/>
-      <w:pStyle w:val="Heading9"/>
+      <w:pStyle w:val="10"/>
       <w:lvlText w:val="%1.%2.%3.%4.%5.%6.%7.%8.%9."/>
       <w:lvlJc w:val="left"/>
       <w:pPr>
@@ -3857,7 +3944,7 @@
     <w:nsid w:val="B6A19BE6"/>
     <w:multiLevelType w:val="singleLevel"/>
     <w:tmpl w:val="B6A19BE6"/>
-    <w:lvl w:ilvl="0">
+    <w:lvl w:ilvl="0" w:tentative="0">
       <w:start w:val="1"/>
       <w:numFmt w:val="decimal"/>
       <w:lvlText w:val="%1."/>
@@ -3874,7 +3961,7 @@
     <w:nsid w:val="BCD5E6D4"/>
     <w:multiLevelType w:val="singleLevel"/>
     <w:tmpl w:val="BCD5E6D4"/>
-    <w:lvl w:ilvl="0">
+    <w:lvl w:ilvl="0" w:tentative="0">
       <w:start w:val="1"/>
       <w:numFmt w:val="decimal"/>
       <w:lvlText w:val="%1."/>
@@ -3891,7 +3978,7 @@
     <w:nsid w:val="58F83CC6"/>
     <w:multiLevelType w:val="singleLevel"/>
     <w:tmpl w:val="58F83CC6"/>
-    <w:lvl w:ilvl="0">
+    <w:lvl w:ilvl="0" w:tentative="0">
       <w:start w:val="1"/>
       <w:numFmt w:val="decimal"/>
       <w:lvlText w:val="%1."/>
@@ -3920,267 +4007,269 @@
 </file>
 
 <file path=word/styles.xml><?xml version="1.0" encoding="utf-8"?>
-<w:styles xmlns:mc="http://schemas.openxmlformats.org/markup-compatibility/2006" xmlns:r="http://schemas.openxmlformats.org/officeDocument/2006/relationships" xmlns:w="http://schemas.openxmlformats.org/wordprocessingml/2006/main" xmlns:w14="http://schemas.microsoft.com/office/word/2010/wordml" xmlns:w15="http://schemas.microsoft.com/office/word/2012/wordml" mc:Ignorable="w14 w15">
+<w:styles xmlns:mc="http://schemas.openxmlformats.org/markup-compatibility/2006" xmlns:o="urn:schemas-microsoft-com:office:office" xmlns:r="http://schemas.openxmlformats.org/officeDocument/2006/relationships" xmlns:m="http://schemas.openxmlformats.org/officeDocument/2006/math" xmlns:v="urn:schemas-microsoft-com:vml" xmlns:w="http://schemas.openxmlformats.org/wordprocessingml/2006/main" xmlns:w14="http://schemas.microsoft.com/office/word/2010/wordml" xmlns:w10="urn:schemas-microsoft-com:office:word" xmlns:sl="http://schemas.openxmlformats.org/schemaLibrary/2006/main" xmlns:wpsCustomData="http://www.wps.cn/officeDocument/2013/wpsCustomData" mc:Ignorable="w14">
   <w:docDefaults>
     <w:rPrDefault>
       <w:rPr>
-        <w:rFonts w:ascii="Arial" w:eastAsia="Arial" w:hAnsi="Arial" w:cs="Arial"/>
+        <w:rFonts w:ascii="Arial" w:hAnsi="Arial" w:eastAsia="Arial" w:cs="Arial"/>
       </w:rPr>
     </w:rPrDefault>
     <w:pPrDefault/>
   </w:docDefaults>
-  <w:latentStyles w:defLockedState="0" w:defUIPriority="99" w:defSemiHidden="1" w:defUnhideWhenUsed="1" w:defQFormat="0" w:count="260">
-    <w:lsdException w:name="Normal" w:semiHidden="0" w:uiPriority="0" w:unhideWhenUsed="0" w:qFormat="1"/>
-    <w:lsdException w:name="heading 1" w:semiHidden="0" w:uiPriority="0" w:unhideWhenUsed="0" w:qFormat="1"/>
-    <w:lsdException w:name="heading 2" w:semiHidden="0" w:uiPriority="0" w:qFormat="1"/>
-    <w:lsdException w:name="heading 3" w:uiPriority="0" w:qFormat="1"/>
-    <w:lsdException w:name="heading 4" w:semiHidden="0" w:uiPriority="0" w:qFormat="1"/>
-    <w:lsdException w:name="heading 5" w:uiPriority="0" w:qFormat="1"/>
-    <w:lsdException w:name="heading 6" w:uiPriority="0" w:qFormat="1"/>
-    <w:lsdException w:name="heading 7" w:uiPriority="0" w:qFormat="1"/>
-    <w:lsdException w:name="heading 8" w:uiPriority="0" w:qFormat="1"/>
-    <w:lsdException w:name="heading 9" w:uiPriority="0" w:qFormat="1"/>
-    <w:lsdException w:name="index 1" w:semiHidden="0" w:uiPriority="0" w:unhideWhenUsed="0"/>
-    <w:lsdException w:name="index 2" w:semiHidden="0" w:uiPriority="0" w:unhideWhenUsed="0"/>
-    <w:lsdException w:name="index 3" w:semiHidden="0" w:uiPriority="0" w:unhideWhenUsed="0"/>
-    <w:lsdException w:name="index 4" w:semiHidden="0" w:uiPriority="0" w:unhideWhenUsed="0"/>
-    <w:lsdException w:name="index 5" w:semiHidden="0" w:uiPriority="0" w:unhideWhenUsed="0"/>
-    <w:lsdException w:name="index 6" w:semiHidden="0" w:uiPriority="0" w:unhideWhenUsed="0"/>
-    <w:lsdException w:name="index 7" w:semiHidden="0" w:uiPriority="0" w:unhideWhenUsed="0"/>
-    <w:lsdException w:name="index 8" w:semiHidden="0" w:uiPriority="0" w:unhideWhenUsed="0"/>
-    <w:lsdException w:name="index 9" w:semiHidden="0" w:uiPriority="0" w:unhideWhenUsed="0"/>
-    <w:lsdException w:name="toc 1" w:semiHidden="0" w:uiPriority="0" w:unhideWhenUsed="0" w:qFormat="1"/>
-    <w:lsdException w:name="toc 2" w:semiHidden="0" w:uiPriority="0" w:unhideWhenUsed="0" w:qFormat="1"/>
-    <w:lsdException w:name="toc 3" w:semiHidden="0" w:uiPriority="0" w:unhideWhenUsed="0" w:qFormat="1"/>
-    <w:lsdException w:name="toc 4" w:semiHidden="0" w:uiPriority="0" w:unhideWhenUsed="0"/>
-    <w:lsdException w:name="toc 5" w:semiHidden="0" w:uiPriority="0" w:unhideWhenUsed="0"/>
-    <w:lsdException w:name="toc 6" w:semiHidden="0" w:uiPriority="0" w:unhideWhenUsed="0"/>
-    <w:lsdException w:name="toc 7" w:semiHidden="0" w:uiPriority="0" w:unhideWhenUsed="0"/>
-    <w:lsdException w:name="toc 8" w:semiHidden="0" w:uiPriority="0" w:unhideWhenUsed="0"/>
-    <w:lsdException w:name="toc 9" w:semiHidden="0" w:uiPriority="0" w:unhideWhenUsed="0"/>
-    <w:lsdException w:name="Normal Indent" w:semiHidden="0" w:uiPriority="0" w:unhideWhenUsed="0"/>
-    <w:lsdException w:name="footnote text" w:semiHidden="0" w:uiPriority="0" w:unhideWhenUsed="0"/>
-    <w:lsdException w:name="annotation text" w:semiHidden="0" w:uiPriority="0" w:unhideWhenUsed="0" w:qFormat="1"/>
-    <w:lsdException w:name="header" w:semiHidden="0" w:uiPriority="0" w:unhideWhenUsed="0" w:qFormat="1"/>
-    <w:lsdException w:name="footer" w:semiHidden="0" w:uiPriority="0" w:unhideWhenUsed="0" w:qFormat="1"/>
-    <w:lsdException w:name="index heading" w:semiHidden="0" w:uiPriority="0" w:unhideWhenUsed="0"/>
-    <w:lsdException w:name="caption" w:uiPriority="0" w:qFormat="1"/>
-    <w:lsdException w:name="table of figures" w:semiHidden="0" w:uiPriority="0" w:unhideWhenUsed="0"/>
-    <w:lsdException w:name="envelope address" w:semiHidden="0" w:uiPriority="0" w:unhideWhenUsed="0"/>
-    <w:lsdException w:name="envelope return" w:semiHidden="0" w:uiPriority="0" w:unhideWhenUsed="0"/>
-    <w:lsdException w:name="footnote reference" w:semiHidden="0" w:uiPriority="0" w:unhideWhenUsed="0"/>
-    <w:lsdException w:name="annotation reference" w:semiHidden="0" w:uiPriority="0" w:unhideWhenUsed="0"/>
-    <w:lsdException w:name="line number" w:semiHidden="0" w:uiPriority="0" w:unhideWhenUsed="0"/>
-    <w:lsdException w:name="page number" w:semiHidden="0" w:uiPriority="0" w:unhideWhenUsed="0"/>
-    <w:lsdException w:name="endnote reference" w:semiHidden="0" w:uiPriority="0" w:unhideWhenUsed="0"/>
-    <w:lsdException w:name="endnote text" w:semiHidden="0" w:uiPriority="0" w:unhideWhenUsed="0"/>
-    <w:lsdException w:name="table of authorities" w:semiHidden="0" w:uiPriority="0" w:unhideWhenUsed="0"/>
-    <w:lsdException w:name="macro" w:semiHidden="0" w:uiPriority="0" w:unhideWhenUsed="0"/>
-    <w:lsdException w:name="toa heading" w:semiHidden="0" w:uiPriority="0" w:unhideWhenUsed="0"/>
-    <w:lsdException w:name="List" w:semiHidden="0" w:uiPriority="0" w:unhideWhenUsed="0"/>
-    <w:lsdException w:name="List Bullet" w:semiHidden="0" w:uiPriority="0" w:unhideWhenUsed="0"/>
-    <w:lsdException w:name="List Number" w:semiHidden="0" w:uiPriority="0" w:unhideWhenUsed="0"/>
-    <w:lsdException w:name="List 2" w:semiHidden="0" w:uiPriority="0" w:unhideWhenUsed="0"/>
-    <w:lsdException w:name="List 3" w:semiHidden="0" w:uiPriority="0" w:unhideWhenUsed="0"/>
-    <w:lsdException w:name="List 4" w:semiHidden="0" w:uiPriority="0" w:unhideWhenUsed="0"/>
-    <w:lsdException w:name="List 5" w:semiHidden="0" w:uiPriority="0" w:unhideWhenUsed="0"/>
-    <w:lsdException w:name="List Bullet 2" w:semiHidden="0" w:uiPriority="0" w:unhideWhenUsed="0"/>
-    <w:lsdException w:name="List Bullet 3" w:semiHidden="0" w:uiPriority="0" w:unhideWhenUsed="0"/>
-    <w:lsdException w:name="List Bullet 4" w:semiHidden="0" w:uiPriority="0" w:unhideWhenUsed="0"/>
-    <w:lsdException w:name="List Bullet 5" w:semiHidden="0" w:uiPriority="0" w:unhideWhenUsed="0"/>
-    <w:lsdException w:name="List Number 2" w:semiHidden="0" w:uiPriority="0" w:unhideWhenUsed="0"/>
-    <w:lsdException w:name="List Number 3" w:semiHidden="0" w:uiPriority="0" w:unhideWhenUsed="0"/>
-    <w:lsdException w:name="List Number 4" w:semiHidden="0" w:uiPriority="0" w:unhideWhenUsed="0"/>
-    <w:lsdException w:name="List Number 5" w:semiHidden="0" w:uiPriority="0" w:unhideWhenUsed="0"/>
-    <w:lsdException w:name="Title" w:semiHidden="0" w:uiPriority="0" w:unhideWhenUsed="0" w:qFormat="1"/>
-    <w:lsdException w:name="Closing" w:semiHidden="0" w:uiPriority="0" w:unhideWhenUsed="0"/>
-    <w:lsdException w:name="Signature" w:semiHidden="0" w:uiPriority="0" w:unhideWhenUsed="0"/>
-    <w:lsdException w:name="Default Paragraph Font" w:uiPriority="0" w:unhideWhenUsed="0" w:qFormat="1"/>
-    <w:lsdException w:name="Body Text" w:uiPriority="0" w:unhideWhenUsed="0" w:qFormat="1"/>
-    <w:lsdException w:name="Body Text Indent" w:semiHidden="0" w:uiPriority="0" w:unhideWhenUsed="0"/>
-    <w:lsdException w:name="List Continue" w:semiHidden="0" w:uiPriority="0" w:unhideWhenUsed="0"/>
-    <w:lsdException w:name="List Continue 2" w:semiHidden="0" w:uiPriority="0" w:unhideWhenUsed="0"/>
-    <w:lsdException w:name="List Continue 3" w:semiHidden="0" w:uiPriority="0" w:unhideWhenUsed="0"/>
-    <w:lsdException w:name="List Continue 4" w:semiHidden="0" w:uiPriority="0" w:unhideWhenUsed="0"/>
-    <w:lsdException w:name="List Continue 5" w:semiHidden="0" w:uiPriority="0" w:unhideWhenUsed="0"/>
-    <w:lsdException w:name="Message Header" w:semiHidden="0" w:uiPriority="0" w:unhideWhenUsed="0"/>
-    <w:lsdException w:name="Subtitle" w:semiHidden="0" w:uiPriority="0" w:unhideWhenUsed="0" w:qFormat="1"/>
-    <w:lsdException w:name="Salutation" w:semiHidden="0" w:uiPriority="0" w:unhideWhenUsed="0"/>
-    <w:lsdException w:name="Date" w:semiHidden="0" w:uiPriority="0" w:unhideWhenUsed="0"/>
-    <w:lsdException w:name="Body Text First Indent" w:semiHidden="0" w:uiPriority="0" w:unhideWhenUsed="0"/>
-    <w:lsdException w:name="Body Text First Indent 2" w:semiHidden="0" w:uiPriority="0" w:unhideWhenUsed="0"/>
-    <w:lsdException w:name="Body Text 2" w:semiHidden="0" w:uiPriority="0" w:unhideWhenUsed="0"/>
-    <w:lsdException w:name="Body Text 3" w:semiHidden="0" w:uiPriority="0" w:unhideWhenUsed="0"/>
-    <w:lsdException w:name="Body Text Indent 2" w:semiHidden="0" w:uiPriority="0" w:unhideWhenUsed="0"/>
-    <w:lsdException w:name="Body Text Indent 3" w:semiHidden="0" w:uiPriority="0" w:unhideWhenUsed="0"/>
-    <w:lsdException w:name="Block Text" w:semiHidden="0" w:uiPriority="0" w:unhideWhenUsed="0"/>
-    <w:lsdException w:name="Hyperlink" w:semiHidden="0" w:uiPriority="0" w:unhideWhenUsed="0"/>
-    <w:lsdException w:name="FollowedHyperlink" w:semiHidden="0" w:uiPriority="0" w:unhideWhenUsed="0"/>
-    <w:lsdException w:name="Strong" w:semiHidden="0" w:uiPriority="0" w:unhideWhenUsed="0" w:qFormat="1"/>
-    <w:lsdException w:name="Emphasis" w:semiHidden="0" w:uiPriority="0" w:unhideWhenUsed="0" w:qFormat="1"/>
-    <w:lsdException w:name="Document Map" w:semiHidden="0" w:uiPriority="0" w:unhideWhenUsed="0"/>
-    <w:lsdException w:name="Plain Text" w:semiHidden="0" w:uiPriority="0" w:unhideWhenUsed="0"/>
-    <w:lsdException w:name="E-mail Signature" w:semiHidden="0" w:uiPriority="0" w:unhideWhenUsed="0"/>
-    <w:lsdException w:name="Normal (Web)" w:semiHidden="0" w:uiPriority="0" w:unhideWhenUsed="0" w:qFormat="1"/>
-    <w:lsdException w:name="HTML Acronym" w:semiHidden="0" w:uiPriority="0" w:unhideWhenUsed="0"/>
-    <w:lsdException w:name="HTML Address" w:semiHidden="0" w:uiPriority="0" w:unhideWhenUsed="0"/>
-    <w:lsdException w:name="HTML Cite" w:semiHidden="0" w:uiPriority="0" w:unhideWhenUsed="0"/>
-    <w:lsdException w:name="HTML Code" w:semiHidden="0" w:uiPriority="0" w:unhideWhenUsed="0"/>
-    <w:lsdException w:name="HTML Definition" w:semiHidden="0" w:uiPriority="0" w:unhideWhenUsed="0"/>
-    <w:lsdException w:name="HTML Keyboard" w:semiHidden="0" w:uiPriority="0" w:unhideWhenUsed="0"/>
-    <w:lsdException w:name="HTML Preformatted" w:semiHidden="0" w:uiPriority="0" w:unhideWhenUsed="0"/>
-    <w:lsdException w:name="HTML Sample" w:semiHidden="0" w:uiPriority="0" w:unhideWhenUsed="0"/>
-    <w:lsdException w:name="HTML Typewriter" w:semiHidden="0" w:uiPriority="0" w:unhideWhenUsed="0"/>
-    <w:lsdException w:name="HTML Variable" w:semiHidden="0" w:uiPriority="0" w:unhideWhenUsed="0"/>
-    <w:lsdException w:name="Normal Table" w:uiPriority="0" w:unhideWhenUsed="0" w:qFormat="1"/>
-    <w:lsdException w:name="annotation subject" w:semiHidden="0" w:uiPriority="0" w:unhideWhenUsed="0"/>
-    <w:lsdException w:name="Table Simple 1" w:semiHidden="0" w:uiPriority="0" w:unhideWhenUsed="0"/>
-    <w:lsdException w:name="Table Simple 2" w:semiHidden="0" w:uiPriority="0" w:unhideWhenUsed="0"/>
-    <w:lsdException w:name="Table Simple 3" w:semiHidden="0" w:uiPriority="0" w:unhideWhenUsed="0"/>
-    <w:lsdException w:name="Table Classic 1" w:semiHidden="0" w:uiPriority="0" w:unhideWhenUsed="0"/>
-    <w:lsdException w:name="Table Classic 2" w:semiHidden="0" w:uiPriority="0" w:unhideWhenUsed="0"/>
-    <w:lsdException w:name="Table Classic 3" w:semiHidden="0" w:uiPriority="0" w:unhideWhenUsed="0"/>
-    <w:lsdException w:name="Table Classic 4" w:semiHidden="0" w:uiPriority="0" w:unhideWhenUsed="0"/>
-    <w:lsdException w:name="Table Colorful 1" w:semiHidden="0" w:uiPriority="0" w:unhideWhenUsed="0"/>
-    <w:lsdException w:name="Table Colorful 2" w:semiHidden="0" w:uiPriority="0" w:unhideWhenUsed="0"/>
-    <w:lsdException w:name="Table Colorful 3" w:semiHidden="0" w:uiPriority="0" w:unhideWhenUsed="0"/>
-    <w:lsdException w:name="Table Columns 1" w:semiHidden="0" w:uiPriority="0" w:unhideWhenUsed="0"/>
-    <w:lsdException w:name="Table Columns 2" w:semiHidden="0" w:uiPriority="0" w:unhideWhenUsed="0"/>
-    <w:lsdException w:name="Table Columns 3" w:semiHidden="0" w:uiPriority="0" w:unhideWhenUsed="0"/>
-    <w:lsdException w:name="Table Columns 4" w:semiHidden="0" w:uiPriority="0" w:unhideWhenUsed="0"/>
-    <w:lsdException w:name="Table Columns 5" w:semiHidden="0" w:uiPriority="0" w:unhideWhenUsed="0"/>
-    <w:lsdException w:name="Table Grid 1" w:semiHidden="0" w:uiPriority="0" w:unhideWhenUsed="0"/>
-    <w:lsdException w:name="Table Grid 2" w:semiHidden="0" w:uiPriority="0" w:unhideWhenUsed="0"/>
-    <w:lsdException w:name="Table Grid 3" w:semiHidden="0" w:uiPriority="0" w:unhideWhenUsed="0"/>
-    <w:lsdException w:name="Table Grid 4" w:semiHidden="0" w:uiPriority="0" w:unhideWhenUsed="0"/>
-    <w:lsdException w:name="Table Grid 5" w:semiHidden="0" w:uiPriority="0" w:unhideWhenUsed="0"/>
-    <w:lsdException w:name="Table Grid 6" w:semiHidden="0" w:uiPriority="0" w:unhideWhenUsed="0"/>
-    <w:lsdException w:name="Table Grid 7" w:semiHidden="0" w:uiPriority="0" w:unhideWhenUsed="0"/>
-    <w:lsdException w:name="Table Grid 8" w:semiHidden="0" w:uiPriority="0" w:unhideWhenUsed="0"/>
-    <w:lsdException w:name="Table List 1" w:semiHidden="0" w:uiPriority="0" w:unhideWhenUsed="0"/>
-    <w:lsdException w:name="Table List 2" w:semiHidden="0" w:uiPriority="0" w:unhideWhenUsed="0"/>
-    <w:lsdException w:name="Table List 3" w:semiHidden="0" w:uiPriority="0" w:unhideWhenUsed="0"/>
-    <w:lsdException w:name="Table List 4" w:semiHidden="0" w:uiPriority="0" w:unhideWhenUsed="0"/>
-    <w:lsdException w:name="Table List 5" w:semiHidden="0" w:uiPriority="0" w:unhideWhenUsed="0"/>
-    <w:lsdException w:name="Table List 6" w:semiHidden="0" w:uiPriority="0" w:unhideWhenUsed="0"/>
-    <w:lsdException w:name="Table List 7" w:semiHidden="0" w:uiPriority="0" w:unhideWhenUsed="0"/>
-    <w:lsdException w:name="Table List 8" w:semiHidden="0" w:uiPriority="0" w:unhideWhenUsed="0"/>
-    <w:lsdException w:name="Table 3D effects 1" w:semiHidden="0" w:uiPriority="0" w:unhideWhenUsed="0"/>
-    <w:lsdException w:name="Table 3D effects 2" w:semiHidden="0" w:uiPriority="0" w:unhideWhenUsed="0"/>
-    <w:lsdException w:name="Table 3D effects 3" w:semiHidden="0" w:uiPriority="0" w:unhideWhenUsed="0"/>
-    <w:lsdException w:name="Table Contemporary" w:semiHidden="0" w:uiPriority="0" w:unhideWhenUsed="0"/>
-    <w:lsdException w:name="Table Elegant" w:semiHidden="0" w:uiPriority="0" w:unhideWhenUsed="0"/>
-    <w:lsdException w:name="Table Professional" w:semiHidden="0" w:uiPriority="0" w:unhideWhenUsed="0"/>
-    <w:lsdException w:name="Table Subtle 1" w:semiHidden="0" w:uiPriority="0" w:unhideWhenUsed="0"/>
-    <w:lsdException w:name="Table Subtle 2" w:semiHidden="0" w:uiPriority="0" w:unhideWhenUsed="0"/>
-    <w:lsdException w:name="Table Web 1" w:semiHidden="0" w:uiPriority="0" w:unhideWhenUsed="0"/>
-    <w:lsdException w:name="Table Web 2" w:semiHidden="0" w:uiPriority="0" w:unhideWhenUsed="0"/>
-    <w:lsdException w:name="Table Web 3" w:semiHidden="0" w:uiPriority="0" w:unhideWhenUsed="0"/>
-    <w:lsdException w:name="Balloon Text" w:semiHidden="0" w:uiPriority="0" w:unhideWhenUsed="0"/>
-    <w:lsdException w:name="Table Grid" w:semiHidden="0" w:uiPriority="0" w:unhideWhenUsed="0" w:qFormat="1"/>
-    <w:lsdException w:name="Table Theme" w:semiHidden="0" w:uiPriority="0" w:unhideWhenUsed="0"/>
-    <w:lsdException w:name="Light Shading" w:semiHidden="0" w:uiPriority="60" w:unhideWhenUsed="0"/>
-    <w:lsdException w:name="Light List" w:semiHidden="0" w:uiPriority="61" w:unhideWhenUsed="0"/>
-    <w:lsdException w:name="Light Grid" w:semiHidden="0" w:uiPriority="62" w:unhideWhenUsed="0"/>
-    <w:lsdException w:name="Medium Shading 1" w:semiHidden="0" w:uiPriority="63" w:unhideWhenUsed="0"/>
-    <w:lsdException w:name="Medium Shading 2" w:semiHidden="0" w:uiPriority="64" w:unhideWhenUsed="0"/>
-    <w:lsdException w:name="Medium List 1" w:semiHidden="0" w:uiPriority="65" w:unhideWhenUsed="0"/>
-    <w:lsdException w:name="Medium List 2" w:semiHidden="0" w:uiPriority="66" w:unhideWhenUsed="0"/>
-    <w:lsdException w:name="Medium Grid 1" w:semiHidden="0" w:uiPriority="67" w:unhideWhenUsed="0"/>
-    <w:lsdException w:name="Medium Grid 2" w:semiHidden="0" w:uiPriority="68" w:unhideWhenUsed="0"/>
-    <w:lsdException w:name="Medium Grid 3" w:semiHidden="0" w:uiPriority="69" w:unhideWhenUsed="0"/>
-    <w:lsdException w:name="Dark List" w:semiHidden="0" w:uiPriority="70" w:unhideWhenUsed="0"/>
-    <w:lsdException w:name="Colorful Shading" w:semiHidden="0" w:uiPriority="71" w:unhideWhenUsed="0"/>
-    <w:lsdException w:name="Colorful List" w:semiHidden="0" w:uiPriority="72" w:unhideWhenUsed="0"/>
-    <w:lsdException w:name="Colorful Grid" w:semiHidden="0" w:uiPriority="73" w:unhideWhenUsed="0"/>
-    <w:lsdException w:name="Light Shading Accent 1" w:semiHidden="0" w:uiPriority="60" w:unhideWhenUsed="0"/>
-    <w:lsdException w:name="Light List Accent 1" w:semiHidden="0" w:uiPriority="61" w:unhideWhenUsed="0"/>
-    <w:lsdException w:name="Light Grid Accent 1" w:semiHidden="0" w:uiPriority="62" w:unhideWhenUsed="0"/>
-    <w:lsdException w:name="Medium Shading 1 Accent 1" w:semiHidden="0" w:uiPriority="63" w:unhideWhenUsed="0"/>
-    <w:lsdException w:name="Medium Shading 2 Accent 1" w:semiHidden="0" w:uiPriority="64" w:unhideWhenUsed="0"/>
-    <w:lsdException w:name="Medium List 1 Accent 1" w:semiHidden="0" w:uiPriority="65" w:unhideWhenUsed="0"/>
-    <w:lsdException w:name="Medium List 2 Accent 1" w:semiHidden="0" w:uiPriority="66" w:unhideWhenUsed="0"/>
-    <w:lsdException w:name="Medium Grid 1 Accent 1" w:semiHidden="0" w:uiPriority="67" w:unhideWhenUsed="0"/>
-    <w:lsdException w:name="Medium Grid 2 Accent 1" w:semiHidden="0" w:uiPriority="68" w:unhideWhenUsed="0"/>
-    <w:lsdException w:name="Medium Grid 3 Accent 1" w:semiHidden="0" w:uiPriority="69" w:unhideWhenUsed="0"/>
-    <w:lsdException w:name="Dark List Accent 1" w:semiHidden="0" w:uiPriority="70" w:unhideWhenUsed="0"/>
-    <w:lsdException w:name="Colorful Shading Accent 1" w:semiHidden="0" w:uiPriority="71" w:unhideWhenUsed="0"/>
-    <w:lsdException w:name="Colorful List Accent 1" w:semiHidden="0" w:uiPriority="72" w:unhideWhenUsed="0"/>
-    <w:lsdException w:name="Colorful Grid Accent 1" w:semiHidden="0" w:uiPriority="73" w:unhideWhenUsed="0"/>
-    <w:lsdException w:name="Light Shading Accent 2" w:semiHidden="0" w:uiPriority="60" w:unhideWhenUsed="0"/>
-    <w:lsdException w:name="Light List Accent 2" w:semiHidden="0" w:uiPriority="61" w:unhideWhenUsed="0"/>
-    <w:lsdException w:name="Light Grid Accent 2" w:semiHidden="0" w:uiPriority="62" w:unhideWhenUsed="0"/>
-    <w:lsdException w:name="Medium Shading 1 Accent 2" w:semiHidden="0" w:uiPriority="63" w:unhideWhenUsed="0"/>
-    <w:lsdException w:name="Medium Shading 2 Accent 2" w:semiHidden="0" w:uiPriority="64" w:unhideWhenUsed="0"/>
-    <w:lsdException w:name="Medium List 1 Accent 2" w:semiHidden="0" w:uiPriority="65" w:unhideWhenUsed="0"/>
-    <w:lsdException w:name="Medium List 2 Accent 2" w:semiHidden="0" w:uiPriority="66" w:unhideWhenUsed="0"/>
-    <w:lsdException w:name="Medium Grid 1 Accent 2" w:semiHidden="0" w:uiPriority="67" w:unhideWhenUsed="0"/>
-    <w:lsdException w:name="Medium Grid 2 Accent 2" w:semiHidden="0" w:uiPriority="68" w:unhideWhenUsed="0"/>
-    <w:lsdException w:name="Medium Grid 3 Accent 2" w:semiHidden="0" w:uiPriority="69" w:unhideWhenUsed="0"/>
-    <w:lsdException w:name="Dark List Accent 2" w:semiHidden="0" w:uiPriority="70" w:unhideWhenUsed="0"/>
-    <w:lsdException w:name="Colorful Shading Accent 2" w:semiHidden="0" w:uiPriority="71" w:unhideWhenUsed="0"/>
-    <w:lsdException w:name="Colorful List Accent 2" w:semiHidden="0" w:uiPriority="72" w:unhideWhenUsed="0"/>
-    <w:lsdException w:name="Colorful Grid Accent 2" w:semiHidden="0" w:uiPriority="73" w:unhideWhenUsed="0"/>
-    <w:lsdException w:name="Light Shading Accent 3" w:semiHidden="0" w:uiPriority="60" w:unhideWhenUsed="0"/>
-    <w:lsdException w:name="Light List Accent 3" w:semiHidden="0" w:uiPriority="61" w:unhideWhenUsed="0"/>
-    <w:lsdException w:name="Light Grid Accent 3" w:semiHidden="0" w:uiPriority="62" w:unhideWhenUsed="0"/>
-    <w:lsdException w:name="Medium Shading 1 Accent 3" w:semiHidden="0" w:uiPriority="63" w:unhideWhenUsed="0"/>
-    <w:lsdException w:name="Medium Shading 2 Accent 3" w:semiHidden="0" w:uiPriority="64" w:unhideWhenUsed="0"/>
-    <w:lsdException w:name="Medium List 1 Accent 3" w:semiHidden="0" w:uiPriority="65" w:unhideWhenUsed="0"/>
-    <w:lsdException w:name="Medium List 2 Accent 3" w:semiHidden="0" w:uiPriority="66" w:unhideWhenUsed="0"/>
-    <w:lsdException w:name="Medium Grid 1 Accent 3" w:semiHidden="0" w:uiPriority="67" w:unhideWhenUsed="0"/>
-    <w:lsdException w:name="Medium Grid 2 Accent 3" w:semiHidden="0" w:uiPriority="68" w:unhideWhenUsed="0"/>
-    <w:lsdException w:name="Medium Grid 3 Accent 3" w:semiHidden="0" w:uiPriority="69" w:unhideWhenUsed="0"/>
-    <w:lsdException w:name="Dark List Accent 3" w:semiHidden="0" w:uiPriority="70" w:unhideWhenUsed="0"/>
-    <w:lsdException w:name="Colorful Shading Accent 3" w:semiHidden="0" w:uiPriority="71" w:unhideWhenUsed="0"/>
-    <w:lsdException w:name="Colorful List Accent 3" w:semiHidden="0" w:uiPriority="72" w:unhideWhenUsed="0"/>
-    <w:lsdException w:name="Colorful Grid Accent 3" w:semiHidden="0" w:uiPriority="73" w:unhideWhenUsed="0"/>
-    <w:lsdException w:name="Light Shading Accent 4" w:semiHidden="0" w:uiPriority="60" w:unhideWhenUsed="0"/>
-    <w:lsdException w:name="Light List Accent 4" w:semiHidden="0" w:uiPriority="61" w:unhideWhenUsed="0"/>
-    <w:lsdException w:name="Light Grid Accent 4" w:semiHidden="0" w:uiPriority="62" w:unhideWhenUsed="0"/>
-    <w:lsdException w:name="Medium Shading 1 Accent 4" w:semiHidden="0" w:uiPriority="63" w:unhideWhenUsed="0"/>
-    <w:lsdException w:name="Medium Shading 2 Accent 4" w:semiHidden="0" w:uiPriority="64" w:unhideWhenUsed="0"/>
-    <w:lsdException w:name="Medium List 1 Accent 4" w:semiHidden="0" w:uiPriority="65" w:unhideWhenUsed="0"/>
-    <w:lsdException w:name="Medium List 2 Accent 4" w:semiHidden="0" w:uiPriority="66" w:unhideWhenUsed="0"/>
-    <w:lsdException w:name="Medium Grid 1 Accent 4" w:semiHidden="0" w:uiPriority="67" w:unhideWhenUsed="0"/>
-    <w:lsdException w:name="Medium Grid 2 Accent 4" w:semiHidden="0" w:uiPriority="68" w:unhideWhenUsed="0"/>
-    <w:lsdException w:name="Medium Grid 3 Accent 4" w:semiHidden="0" w:uiPriority="69" w:unhideWhenUsed="0"/>
-    <w:lsdException w:name="Dark List Accent 4" w:semiHidden="0" w:uiPriority="70" w:unhideWhenUsed="0"/>
-    <w:lsdException w:name="Colorful Shading Accent 4" w:semiHidden="0" w:uiPriority="71" w:unhideWhenUsed="0"/>
-    <w:lsdException w:name="Colorful List Accent 4" w:semiHidden="0" w:uiPriority="72" w:unhideWhenUsed="0"/>
-    <w:lsdException w:name="Colorful Grid Accent 4" w:semiHidden="0" w:uiPriority="73" w:unhideWhenUsed="0"/>
-    <w:lsdException w:name="Light Shading Accent 5" w:semiHidden="0" w:uiPriority="60" w:unhideWhenUsed="0"/>
-    <w:lsdException w:name="Light List Accent 5" w:semiHidden="0" w:uiPriority="61" w:unhideWhenUsed="0"/>
-    <w:lsdException w:name="Light Grid Accent 5" w:semiHidden="0" w:uiPriority="62" w:unhideWhenUsed="0"/>
-    <w:lsdException w:name="Medium Shading 1 Accent 5" w:semiHidden="0" w:uiPriority="63" w:unhideWhenUsed="0"/>
-    <w:lsdException w:name="Medium Shading 2 Accent 5" w:semiHidden="0" w:uiPriority="64" w:unhideWhenUsed="0"/>
-    <w:lsdException w:name="Medium List 1 Accent 5" w:semiHidden="0" w:uiPriority="65" w:unhideWhenUsed="0"/>
-    <w:lsdException w:name="Medium List 2 Accent 5" w:semiHidden="0" w:uiPriority="66" w:unhideWhenUsed="0"/>
-    <w:lsdException w:name="Medium Grid 1 Accent 5" w:semiHidden="0" w:uiPriority="67" w:unhideWhenUsed="0"/>
-    <w:lsdException w:name="Medium Grid 2 Accent 5" w:semiHidden="0" w:uiPriority="68" w:unhideWhenUsed="0"/>
-    <w:lsdException w:name="Medium Grid 3 Accent 5" w:semiHidden="0" w:uiPriority="69" w:unhideWhenUsed="0"/>
-    <w:lsdException w:name="Dark List Accent 5" w:semiHidden="0" w:uiPriority="70" w:unhideWhenUsed="0"/>
-    <w:lsdException w:name="Colorful Shading Accent 5" w:semiHidden="0" w:uiPriority="71" w:unhideWhenUsed="0"/>
-    <w:lsdException w:name="Colorful List Accent 5" w:semiHidden="0" w:uiPriority="72" w:unhideWhenUsed="0"/>
-    <w:lsdException w:name="Colorful Grid Accent 5" w:semiHidden="0" w:uiPriority="73" w:unhideWhenUsed="0"/>
-    <w:lsdException w:name="Light Shading Accent 6" w:semiHidden="0" w:uiPriority="60" w:unhideWhenUsed="0"/>
-    <w:lsdException w:name="Light List Accent 6" w:semiHidden="0" w:uiPriority="61" w:unhideWhenUsed="0"/>
-    <w:lsdException w:name="Light Grid Accent 6" w:semiHidden="0" w:uiPriority="62" w:unhideWhenUsed="0"/>
-    <w:lsdException w:name="Medium Shading 1 Accent 6" w:semiHidden="0" w:uiPriority="63" w:unhideWhenUsed="0"/>
-    <w:lsdException w:name="Medium Shading 2 Accent 6" w:semiHidden="0" w:uiPriority="64" w:unhideWhenUsed="0"/>
-    <w:lsdException w:name="Medium List 1 Accent 6" w:semiHidden="0" w:uiPriority="65" w:unhideWhenUsed="0"/>
-    <w:lsdException w:name="Medium List 2 Accent 6" w:semiHidden="0" w:uiPriority="66" w:unhideWhenUsed="0"/>
-    <w:lsdException w:name="Medium Grid 1 Accent 6" w:semiHidden="0" w:uiPriority="67" w:unhideWhenUsed="0"/>
-    <w:lsdException w:name="Medium Grid 2 Accent 6" w:semiHidden="0" w:uiPriority="68" w:unhideWhenUsed="0"/>
-    <w:lsdException w:name="Medium Grid 3 Accent 6" w:semiHidden="0" w:uiPriority="69" w:unhideWhenUsed="0"/>
-    <w:lsdException w:name="Dark List Accent 6" w:semiHidden="0" w:uiPriority="70" w:unhideWhenUsed="0"/>
-    <w:lsdException w:name="Colorful Shading Accent 6" w:semiHidden="0" w:uiPriority="71" w:unhideWhenUsed="0"/>
-    <w:lsdException w:name="Colorful List Accent 6" w:semiHidden="0" w:uiPriority="72" w:unhideWhenUsed="0"/>
-    <w:lsdException w:name="Colorful Grid Accent 6" w:semiHidden="0" w:uiPriority="73" w:unhideWhenUsed="0"/>
+  <w:latentStyles w:count="260" w:defQFormat="0" w:defUnhideWhenUsed="1" w:defSemiHidden="1" w:defUIPriority="99" w:defLockedState="0">
+    <w:lsdException w:qFormat="1" w:unhideWhenUsed="0" w:uiPriority="0" w:semiHidden="0" w:name="Normal"/>
+    <w:lsdException w:qFormat="1" w:unhideWhenUsed="0" w:uiPriority="0" w:semiHidden="0" w:name="heading 1"/>
+    <w:lsdException w:qFormat="1" w:uiPriority="0" w:semiHidden="0" w:name="heading 2"/>
+    <w:lsdException w:qFormat="1" w:uiPriority="0" w:name="heading 3"/>
+    <w:lsdException w:qFormat="1" w:uiPriority="0" w:semiHidden="0" w:name="heading 4"/>
+    <w:lsdException w:qFormat="1" w:uiPriority="0" w:name="heading 5"/>
+    <w:lsdException w:qFormat="1" w:uiPriority="0" w:name="heading 6"/>
+    <w:lsdException w:qFormat="1" w:uiPriority="0" w:name="heading 7"/>
+    <w:lsdException w:qFormat="1" w:uiPriority="0" w:name="heading 8"/>
+    <w:lsdException w:qFormat="1" w:uiPriority="0" w:name="heading 9"/>
+    <w:lsdException w:unhideWhenUsed="0" w:uiPriority="0" w:semiHidden="0" w:name="index 1"/>
+    <w:lsdException w:unhideWhenUsed="0" w:uiPriority="0" w:semiHidden="0" w:name="index 2"/>
+    <w:lsdException w:unhideWhenUsed="0" w:uiPriority="0" w:semiHidden="0" w:name="index 3"/>
+    <w:lsdException w:unhideWhenUsed="0" w:uiPriority="0" w:semiHidden="0" w:name="index 4"/>
+    <w:lsdException w:unhideWhenUsed="0" w:uiPriority="0" w:semiHidden="0" w:name="index 5"/>
+    <w:lsdException w:unhideWhenUsed="0" w:uiPriority="0" w:semiHidden="0" w:name="index 6"/>
+    <w:lsdException w:unhideWhenUsed="0" w:uiPriority="0" w:semiHidden="0" w:name="index 7"/>
+    <w:lsdException w:unhideWhenUsed="0" w:uiPriority="0" w:semiHidden="0" w:name="index 8"/>
+    <w:lsdException w:unhideWhenUsed="0" w:uiPriority="0" w:semiHidden="0" w:name="index 9"/>
+    <w:lsdException w:qFormat="1" w:unhideWhenUsed="0" w:uiPriority="0" w:semiHidden="0" w:name="toc 1"/>
+    <w:lsdException w:qFormat="1" w:unhideWhenUsed="0" w:uiPriority="0" w:semiHidden="0" w:name="toc 2"/>
+    <w:lsdException w:qFormat="1" w:unhideWhenUsed="0" w:uiPriority="0" w:semiHidden="0" w:name="toc 3"/>
+    <w:lsdException w:unhideWhenUsed="0" w:uiPriority="0" w:semiHidden="0" w:name="toc 4"/>
+    <w:lsdException w:unhideWhenUsed="0" w:uiPriority="0" w:semiHidden="0" w:name="toc 5"/>
+    <w:lsdException w:unhideWhenUsed="0" w:uiPriority="0" w:semiHidden="0" w:name="toc 6"/>
+    <w:lsdException w:unhideWhenUsed="0" w:uiPriority="0" w:semiHidden="0" w:name="toc 7"/>
+    <w:lsdException w:unhideWhenUsed="0" w:uiPriority="0" w:semiHidden="0" w:name="toc 8"/>
+    <w:lsdException w:unhideWhenUsed="0" w:uiPriority="0" w:semiHidden="0" w:name="toc 9"/>
+    <w:lsdException w:unhideWhenUsed="0" w:uiPriority="0" w:semiHidden="0" w:name="Normal Indent"/>
+    <w:lsdException w:unhideWhenUsed="0" w:uiPriority="0" w:semiHidden="0" w:name="footnote text"/>
+    <w:lsdException w:qFormat="1" w:unhideWhenUsed="0" w:uiPriority="0" w:semiHidden="0" w:name="annotation text"/>
+    <w:lsdException w:qFormat="1" w:unhideWhenUsed="0" w:uiPriority="0" w:semiHidden="0" w:name="header"/>
+    <w:lsdException w:qFormat="1" w:unhideWhenUsed="0" w:uiPriority="0" w:semiHidden="0" w:name="footer"/>
+    <w:lsdException w:unhideWhenUsed="0" w:uiPriority="0" w:semiHidden="0" w:name="index heading"/>
+    <w:lsdException w:qFormat="1" w:uiPriority="0" w:name="caption"/>
+    <w:lsdException w:unhideWhenUsed="0" w:uiPriority="0" w:semiHidden="0" w:name="table of figures"/>
+    <w:lsdException w:unhideWhenUsed="0" w:uiPriority="0" w:semiHidden="0" w:name="envelope address"/>
+    <w:lsdException w:unhideWhenUsed="0" w:uiPriority="0" w:semiHidden="0" w:name="envelope return"/>
+    <w:lsdException w:unhideWhenUsed="0" w:uiPriority="0" w:semiHidden="0" w:name="footnote reference"/>
+    <w:lsdException w:unhideWhenUsed="0" w:uiPriority="0" w:semiHidden="0" w:name="annotation reference"/>
+    <w:lsdException w:unhideWhenUsed="0" w:uiPriority="0" w:semiHidden="0" w:name="line number"/>
+    <w:lsdException w:unhideWhenUsed="0" w:uiPriority="0" w:semiHidden="0" w:name="page number"/>
+    <w:lsdException w:unhideWhenUsed="0" w:uiPriority="0" w:semiHidden="0" w:name="endnote reference"/>
+    <w:lsdException w:unhideWhenUsed="0" w:uiPriority="0" w:semiHidden="0" w:name="endnote text"/>
+    <w:lsdException w:unhideWhenUsed="0" w:uiPriority="0" w:semiHidden="0" w:name="table of authorities"/>
+    <w:lsdException w:unhideWhenUsed="0" w:uiPriority="0" w:semiHidden="0" w:name="macro"/>
+    <w:lsdException w:unhideWhenUsed="0" w:uiPriority="0" w:semiHidden="0" w:name="toa heading"/>
+    <w:lsdException w:unhideWhenUsed="0" w:uiPriority="0" w:semiHidden="0" w:name="List"/>
+    <w:lsdException w:unhideWhenUsed="0" w:uiPriority="0" w:semiHidden="0" w:name="List Bullet"/>
+    <w:lsdException w:unhideWhenUsed="0" w:uiPriority="0" w:semiHidden="0" w:name="List Number"/>
+    <w:lsdException w:unhideWhenUsed="0" w:uiPriority="0" w:semiHidden="0" w:name="List 2"/>
+    <w:lsdException w:unhideWhenUsed="0" w:uiPriority="0" w:semiHidden="0" w:name="List 3"/>
+    <w:lsdException w:unhideWhenUsed="0" w:uiPriority="0" w:semiHidden="0" w:name="List 4"/>
+    <w:lsdException w:unhideWhenUsed="0" w:uiPriority="0" w:semiHidden="0" w:name="List 5"/>
+    <w:lsdException w:unhideWhenUsed="0" w:uiPriority="0" w:semiHidden="0" w:name="List Bullet 2"/>
+    <w:lsdException w:unhideWhenUsed="0" w:uiPriority="0" w:semiHidden="0" w:name="List Bullet 3"/>
+    <w:lsdException w:unhideWhenUsed="0" w:uiPriority="0" w:semiHidden="0" w:name="List Bullet 4"/>
+    <w:lsdException w:unhideWhenUsed="0" w:uiPriority="0" w:semiHidden="0" w:name="List Bullet 5"/>
+    <w:lsdException w:unhideWhenUsed="0" w:uiPriority="0" w:semiHidden="0" w:name="List Number 2"/>
+    <w:lsdException w:unhideWhenUsed="0" w:uiPriority="0" w:semiHidden="0" w:name="List Number 3"/>
+    <w:lsdException w:unhideWhenUsed="0" w:uiPriority="0" w:semiHidden="0" w:name="List Number 4"/>
+    <w:lsdException w:unhideWhenUsed="0" w:uiPriority="0" w:semiHidden="0" w:name="List Number 5"/>
+    <w:lsdException w:qFormat="1" w:unhideWhenUsed="0" w:uiPriority="0" w:semiHidden="0" w:name="Title"/>
+    <w:lsdException w:unhideWhenUsed="0" w:uiPriority="0" w:semiHidden="0" w:name="Closing"/>
+    <w:lsdException w:unhideWhenUsed="0" w:uiPriority="0" w:semiHidden="0" w:name="Signature"/>
+    <w:lsdException w:qFormat="1" w:unhideWhenUsed="0" w:uiPriority="0" w:name="Default Paragraph Font"/>
+    <w:lsdException w:qFormat="1" w:unhideWhenUsed="0" w:uiPriority="0" w:name="Body Text"/>
+    <w:lsdException w:unhideWhenUsed="0" w:uiPriority="0" w:semiHidden="0" w:name="Body Text Indent"/>
+    <w:lsdException w:unhideWhenUsed="0" w:uiPriority="0" w:semiHidden="0" w:name="List Continue"/>
+    <w:lsdException w:unhideWhenUsed="0" w:uiPriority="0" w:semiHidden="0" w:name="List Continue 2"/>
+    <w:lsdException w:unhideWhenUsed="0" w:uiPriority="0" w:semiHidden="0" w:name="List Continue 3"/>
+    <w:lsdException w:unhideWhenUsed="0" w:uiPriority="0" w:semiHidden="0" w:name="List Continue 4"/>
+    <w:lsdException w:unhideWhenUsed="0" w:uiPriority="0" w:semiHidden="0" w:name="List Continue 5"/>
+    <w:lsdException w:unhideWhenUsed="0" w:uiPriority="0" w:semiHidden="0" w:name="Message Header"/>
+    <w:lsdException w:qFormat="1" w:unhideWhenUsed="0" w:uiPriority="0" w:semiHidden="0" w:name="Subtitle"/>
+    <w:lsdException w:unhideWhenUsed="0" w:uiPriority="0" w:semiHidden="0" w:name="Salutation"/>
+    <w:lsdException w:unhideWhenUsed="0" w:uiPriority="0" w:semiHidden="0" w:name="Date"/>
+    <w:lsdException w:unhideWhenUsed="0" w:uiPriority="0" w:semiHidden="0" w:name="Body Text First Indent"/>
+    <w:lsdException w:unhideWhenUsed="0" w:uiPriority="0" w:semiHidden="0" w:name="Body Text First Indent 2"/>
+    <w:lsdException w:uiPriority="99" w:name="Note Heading"/>
+    <w:lsdException w:unhideWhenUsed="0" w:uiPriority="0" w:semiHidden="0" w:name="Body Text 2"/>
+    <w:lsdException w:unhideWhenUsed="0" w:uiPriority="0" w:semiHidden="0" w:name="Body Text 3"/>
+    <w:lsdException w:unhideWhenUsed="0" w:uiPriority="0" w:semiHidden="0" w:name="Body Text Indent 2"/>
+    <w:lsdException w:unhideWhenUsed="0" w:uiPriority="0" w:semiHidden="0" w:name="Body Text Indent 3"/>
+    <w:lsdException w:unhideWhenUsed="0" w:uiPriority="0" w:semiHidden="0" w:name="Block Text"/>
+    <w:lsdException w:unhideWhenUsed="0" w:uiPriority="0" w:semiHidden="0" w:name="Hyperlink"/>
+    <w:lsdException w:unhideWhenUsed="0" w:uiPriority="0" w:semiHidden="0" w:name="FollowedHyperlink"/>
+    <w:lsdException w:qFormat="1" w:unhideWhenUsed="0" w:uiPriority="0" w:semiHidden="0" w:name="Strong"/>
+    <w:lsdException w:qFormat="1" w:unhideWhenUsed="0" w:uiPriority="0" w:semiHidden="0" w:name="Emphasis"/>
+    <w:lsdException w:unhideWhenUsed="0" w:uiPriority="0" w:semiHidden="0" w:name="Document Map"/>
+    <w:lsdException w:unhideWhenUsed="0" w:uiPriority="0" w:semiHidden="0" w:name="Plain Text"/>
+    <w:lsdException w:unhideWhenUsed="0" w:uiPriority="0" w:semiHidden="0" w:name="E-mail Signature"/>
+    <w:lsdException w:qFormat="1" w:unhideWhenUsed="0" w:uiPriority="0" w:semiHidden="0" w:name="Normal (Web)"/>
+    <w:lsdException w:unhideWhenUsed="0" w:uiPriority="0" w:semiHidden="0" w:name="HTML Acronym"/>
+    <w:lsdException w:unhideWhenUsed="0" w:uiPriority="0" w:semiHidden="0" w:name="HTML Address"/>
+    <w:lsdException w:unhideWhenUsed="0" w:uiPriority="0" w:semiHidden="0" w:name="HTML Cite"/>
+    <w:lsdException w:unhideWhenUsed="0" w:uiPriority="0" w:semiHidden="0" w:name="HTML Code"/>
+    <w:lsdException w:unhideWhenUsed="0" w:uiPriority="0" w:semiHidden="0" w:name="HTML Definition"/>
+    <w:lsdException w:unhideWhenUsed="0" w:uiPriority="0" w:semiHidden="0" w:name="HTML Keyboard"/>
+    <w:lsdException w:unhideWhenUsed="0" w:uiPriority="0" w:semiHidden="0" w:name="HTML Preformatted"/>
+    <w:lsdException w:unhideWhenUsed="0" w:uiPriority="0" w:semiHidden="0" w:name="HTML Sample"/>
+    <w:lsdException w:unhideWhenUsed="0" w:uiPriority="0" w:semiHidden="0" w:name="HTML Typewriter"/>
+    <w:lsdException w:unhideWhenUsed="0" w:uiPriority="0" w:semiHidden="0" w:name="HTML Variable"/>
+    <w:lsdException w:qFormat="1" w:unhideWhenUsed="0" w:uiPriority="0" w:name="Normal Table"/>
+    <w:lsdException w:unhideWhenUsed="0" w:uiPriority="0" w:semiHidden="0" w:name="annotation subject"/>
+    <w:lsdException w:unhideWhenUsed="0" w:uiPriority="0" w:semiHidden="0" w:name="Table Simple 1"/>
+    <w:lsdException w:unhideWhenUsed="0" w:uiPriority="0" w:semiHidden="0" w:name="Table Simple 2"/>
+    <w:lsdException w:unhideWhenUsed="0" w:uiPriority="0" w:semiHidden="0" w:name="Table Simple 3"/>
+    <w:lsdException w:unhideWhenUsed="0" w:uiPriority="0" w:semiHidden="0" w:name="Table Classic 1"/>
+    <w:lsdException w:unhideWhenUsed="0" w:uiPriority="0" w:semiHidden="0" w:name="Table Classic 2"/>
+    <w:lsdException w:unhideWhenUsed="0" w:uiPriority="0" w:semiHidden="0" w:name="Table Classic 3"/>
+    <w:lsdException w:unhideWhenUsed="0" w:uiPriority="0" w:semiHidden="0" w:name="Table Classic 4"/>
+    <w:lsdException w:unhideWhenUsed="0" w:uiPriority="0" w:semiHidden="0" w:name="Table Colorful 1"/>
+    <w:lsdException w:unhideWhenUsed="0" w:uiPriority="0" w:semiHidden="0" w:name="Table Colorful 2"/>
+    <w:lsdException w:unhideWhenUsed="0" w:uiPriority="0" w:semiHidden="0" w:name="Table Colorful 3"/>
+    <w:lsdException w:unhideWhenUsed="0" w:uiPriority="0" w:semiHidden="0" w:name="Table Columns 1"/>
+    <w:lsdException w:unhideWhenUsed="0" w:uiPriority="0" w:semiHidden="0" w:name="Table Columns 2"/>
+    <w:lsdException w:unhideWhenUsed="0" w:uiPriority="0" w:semiHidden="0" w:name="Table Columns 3"/>
+    <w:lsdException w:unhideWhenUsed="0" w:uiPriority="0" w:semiHidden="0" w:name="Table Columns 4"/>
+    <w:lsdException w:unhideWhenUsed="0" w:uiPriority="0" w:semiHidden="0" w:name="Table Columns 5"/>
+    <w:lsdException w:unhideWhenUsed="0" w:uiPriority="0" w:semiHidden="0" w:name="Table Grid 1"/>
+    <w:lsdException w:unhideWhenUsed="0" w:uiPriority="0" w:semiHidden="0" w:name="Table Grid 2"/>
+    <w:lsdException w:unhideWhenUsed="0" w:uiPriority="0" w:semiHidden="0" w:name="Table Grid 3"/>
+    <w:lsdException w:unhideWhenUsed="0" w:uiPriority="0" w:semiHidden="0" w:name="Table Grid 4"/>
+    <w:lsdException w:unhideWhenUsed="0" w:uiPriority="0" w:semiHidden="0" w:name="Table Grid 5"/>
+    <w:lsdException w:unhideWhenUsed="0" w:uiPriority="0" w:semiHidden="0" w:name="Table Grid 6"/>
+    <w:lsdException w:unhideWhenUsed="0" w:uiPriority="0" w:semiHidden="0" w:name="Table Grid 7"/>
+    <w:lsdException w:unhideWhenUsed="0" w:uiPriority="0" w:semiHidden="0" w:name="Table Grid 8"/>
+    <w:lsdException w:unhideWhenUsed="0" w:uiPriority="0" w:semiHidden="0" w:name="Table List 1"/>
+    <w:lsdException w:unhideWhenUsed="0" w:uiPriority="0" w:semiHidden="0" w:name="Table List 2"/>
+    <w:lsdException w:unhideWhenUsed="0" w:uiPriority="0" w:semiHidden="0" w:name="Table List 3"/>
+    <w:lsdException w:unhideWhenUsed="0" w:uiPriority="0" w:semiHidden="0" w:name="Table List 4"/>
+    <w:lsdException w:unhideWhenUsed="0" w:uiPriority="0" w:semiHidden="0" w:name="Table List 5"/>
+    <w:lsdException w:unhideWhenUsed="0" w:uiPriority="0" w:semiHidden="0" w:name="Table List 6"/>
+    <w:lsdException w:unhideWhenUsed="0" w:uiPriority="0" w:semiHidden="0" w:name="Table List 7"/>
+    <w:lsdException w:unhideWhenUsed="0" w:uiPriority="0" w:semiHidden="0" w:name="Table List 8"/>
+    <w:lsdException w:unhideWhenUsed="0" w:uiPriority="0" w:semiHidden="0" w:name="Table 3D effects 1"/>
+    <w:lsdException w:unhideWhenUsed="0" w:uiPriority="0" w:semiHidden="0" w:name="Table 3D effects 2"/>
+    <w:lsdException w:unhideWhenUsed="0" w:uiPriority="0" w:semiHidden="0" w:name="Table 3D effects 3"/>
+    <w:lsdException w:unhideWhenUsed="0" w:uiPriority="0" w:semiHidden="0" w:name="Table Contemporary"/>
+    <w:lsdException w:unhideWhenUsed="0" w:uiPriority="0" w:semiHidden="0" w:name="Table Elegant"/>
+    <w:lsdException w:unhideWhenUsed="0" w:uiPriority="0" w:semiHidden="0" w:name="Table Professional"/>
+    <w:lsdException w:unhideWhenUsed="0" w:uiPriority="0" w:semiHidden="0" w:name="Table Subtle 1"/>
+    <w:lsdException w:unhideWhenUsed="0" w:uiPriority="0" w:semiHidden="0" w:name="Table Subtle 2"/>
+    <w:lsdException w:unhideWhenUsed="0" w:uiPriority="0" w:semiHidden="0" w:name="Table Web 1"/>
+    <w:lsdException w:unhideWhenUsed="0" w:uiPriority="0" w:semiHidden="0" w:name="Table Web 2"/>
+    <w:lsdException w:unhideWhenUsed="0" w:uiPriority="0" w:semiHidden="0" w:name="Table Web 3"/>
+    <w:lsdException w:unhideWhenUsed="0" w:uiPriority="0" w:semiHidden="0" w:name="Balloon Text"/>
+    <w:lsdException w:qFormat="1" w:unhideWhenUsed="0" w:uiPriority="0" w:semiHidden="0" w:name="Table Grid"/>
+    <w:lsdException w:unhideWhenUsed="0" w:uiPriority="0" w:semiHidden="0" w:name="Table Theme"/>
+    <w:lsdException w:unhideWhenUsed="0" w:uiPriority="60" w:semiHidden="0" w:name="Light Shading"/>
+    <w:lsdException w:unhideWhenUsed="0" w:uiPriority="61" w:semiHidden="0" w:name="Light List"/>
+    <w:lsdException w:unhideWhenUsed="0" w:uiPriority="62" w:semiHidden="0" w:name="Light Grid"/>
+    <w:lsdException w:unhideWhenUsed="0" w:uiPriority="63" w:semiHidden="0" w:name="Medium Shading 1"/>
+    <w:lsdException w:unhideWhenUsed="0" w:uiPriority="64" w:semiHidden="0" w:name="Medium Shading 2"/>
+    <w:lsdException w:unhideWhenUsed="0" w:uiPriority="65" w:semiHidden="0" w:name="Medium List 1"/>
+    <w:lsdException w:unhideWhenUsed="0" w:uiPriority="66" w:semiHidden="0" w:name="Medium List 2"/>
+    <w:lsdException w:unhideWhenUsed="0" w:uiPriority="67" w:semiHidden="0" w:name="Medium Grid 1"/>
+    <w:lsdException w:unhideWhenUsed="0" w:uiPriority="68" w:semiHidden="0" w:name="Medium Grid 2"/>
+    <w:lsdException w:unhideWhenUsed="0" w:uiPriority="69" w:semiHidden="0" w:name="Medium Grid 3"/>
+    <w:lsdException w:unhideWhenUsed="0" w:uiPriority="70" w:semiHidden="0" w:name="Dark List"/>
+    <w:lsdException w:unhideWhenUsed="0" w:uiPriority="71" w:semiHidden="0" w:name="Colorful Shading"/>
+    <w:lsdException w:unhideWhenUsed="0" w:uiPriority="72" w:semiHidden="0" w:name="Colorful List"/>
+    <w:lsdException w:unhideWhenUsed="0" w:uiPriority="73" w:semiHidden="0" w:name="Colorful Grid"/>
+    <w:lsdException w:unhideWhenUsed="0" w:uiPriority="60" w:semiHidden="0" w:name="Light Shading Accent 1"/>
+    <w:lsdException w:unhideWhenUsed="0" w:uiPriority="61" w:semiHidden="0" w:name="Light List Accent 1"/>
+    <w:lsdException w:unhideWhenUsed="0" w:uiPriority="62" w:semiHidden="0" w:name="Light Grid Accent 1"/>
+    <w:lsdException w:unhideWhenUsed="0" w:uiPriority="63" w:semiHidden="0" w:name="Medium Shading 1 Accent 1"/>
+    <w:lsdException w:unhideWhenUsed="0" w:uiPriority="64" w:semiHidden="0" w:name="Medium Shading 2 Accent 1"/>
+    <w:lsdException w:unhideWhenUsed="0" w:uiPriority="65" w:semiHidden="0" w:name="Medium List 1 Accent 1"/>
+    <w:lsdException w:unhideWhenUsed="0" w:uiPriority="66" w:semiHidden="0" w:name="Medium List 2 Accent 1"/>
+    <w:lsdException w:unhideWhenUsed="0" w:uiPriority="67" w:semiHidden="0" w:name="Medium Grid 1 Accent 1"/>
+    <w:lsdException w:unhideWhenUsed="0" w:uiPriority="68" w:semiHidden="0" w:name="Medium Grid 2 Accent 1"/>
+    <w:lsdException w:unhideWhenUsed="0" w:uiPriority="69" w:semiHidden="0" w:name="Medium Grid 3 Accent 1"/>
+    <w:lsdException w:unhideWhenUsed="0" w:uiPriority="70" w:semiHidden="0" w:name="Dark List Accent 1"/>
+    <w:lsdException w:unhideWhenUsed="0" w:uiPriority="71" w:semiHidden="0" w:name="Colorful Shading Accent 1"/>
+    <w:lsdException w:unhideWhenUsed="0" w:uiPriority="72" w:semiHidden="0" w:name="Colorful List Accent 1"/>
+    <w:lsdException w:unhideWhenUsed="0" w:uiPriority="73" w:semiHidden="0" w:name="Colorful Grid Accent 1"/>
+    <w:lsdException w:unhideWhenUsed="0" w:uiPriority="60" w:semiHidden="0" w:name="Light Shading Accent 2"/>
+    <w:lsdException w:unhideWhenUsed="0" w:uiPriority="61" w:semiHidden="0" w:name="Light List Accent 2"/>
+    <w:lsdException w:unhideWhenUsed="0" w:uiPriority="62" w:semiHidden="0" w:name="Light Grid Accent 2"/>
+    <w:lsdException w:unhideWhenUsed="0" w:uiPriority="63" w:semiHidden="0" w:name="Medium Shading 1 Accent 2"/>
+    <w:lsdException w:unhideWhenUsed="0" w:uiPriority="64" w:semiHidden="0" w:name="Medium Shading 2 Accent 2"/>
+    <w:lsdException w:unhideWhenUsed="0" w:uiPriority="65" w:semiHidden="0" w:name="Medium List 1 Accent 2"/>
+    <w:lsdException w:unhideWhenUsed="0" w:uiPriority="66" w:semiHidden="0" w:name="Medium List 2 Accent 2"/>
+    <w:lsdException w:unhideWhenUsed="0" w:uiPriority="67" w:semiHidden="0" w:name="Medium Grid 1 Accent 2"/>
+    <w:lsdException w:unhideWhenUsed="0" w:uiPriority="68" w:semiHidden="0" w:name="Medium Grid 2 Accent 2"/>
+    <w:lsdException w:unhideWhenUsed="0" w:uiPriority="69" w:semiHidden="0" w:name="Medium Grid 3 Accent 2"/>
+    <w:lsdException w:unhideWhenUsed="0" w:uiPriority="70" w:semiHidden="0" w:name="Dark List Accent 2"/>
+    <w:lsdException w:unhideWhenUsed="0" w:uiPriority="71" w:semiHidden="0" w:name="Colorful Shading Accent 2"/>
+    <w:lsdException w:unhideWhenUsed="0" w:uiPriority="72" w:semiHidden="0" w:name="Colorful List Accent 2"/>
+    <w:lsdException w:unhideWhenUsed="0" w:uiPriority="73" w:semiHidden="0" w:name="Colorful Grid Accent 2"/>
+    <w:lsdException w:unhideWhenUsed="0" w:uiPriority="60" w:semiHidden="0" w:name="Light Shading Accent 3"/>
+    <w:lsdException w:unhideWhenUsed="0" w:uiPriority="61" w:semiHidden="0" w:name="Light List Accent 3"/>
+    <w:lsdException w:unhideWhenUsed="0" w:uiPriority="62" w:semiHidden="0" w:name="Light Grid Accent 3"/>
+    <w:lsdException w:unhideWhenUsed="0" w:uiPriority="63" w:semiHidden="0" w:name="Medium Shading 1 Accent 3"/>
+    <w:lsdException w:unhideWhenUsed="0" w:uiPriority="64" w:semiHidden="0" w:name="Medium Shading 2 Accent 3"/>
+    <w:lsdException w:unhideWhenUsed="0" w:uiPriority="65" w:semiHidden="0" w:name="Medium List 1 Accent 3"/>
+    <w:lsdException w:unhideWhenUsed="0" w:uiPriority="66" w:semiHidden="0" w:name="Medium List 2 Accent 3"/>
+    <w:lsdException w:unhideWhenUsed="0" w:uiPriority="67" w:semiHidden="0" w:name="Medium Grid 1 Accent 3"/>
+    <w:lsdException w:unhideWhenUsed="0" w:uiPriority="68" w:semiHidden="0" w:name="Medium Grid 2 Accent 3"/>
+    <w:lsdException w:unhideWhenUsed="0" w:uiPriority="69" w:semiHidden="0" w:name="Medium Grid 3 Accent 3"/>
+    <w:lsdException w:unhideWhenUsed="0" w:uiPriority="70" w:semiHidden="0" w:name="Dark List Accent 3"/>
+    <w:lsdException w:unhideWhenUsed="0" w:uiPriority="71" w:semiHidden="0" w:name="Colorful Shading Accent 3"/>
+    <w:lsdException w:unhideWhenUsed="0" w:uiPriority="72" w:semiHidden="0" w:name="Colorful List Accent 3"/>
+    <w:lsdException w:unhideWhenUsed="0" w:uiPriority="73" w:semiHidden="0" w:name="Colorful Grid Accent 3"/>
+    <w:lsdException w:unhideWhenUsed="0" w:uiPriority="60" w:semiHidden="0" w:name="Light Shading Accent 4"/>
+    <w:lsdException w:unhideWhenUsed="0" w:uiPriority="61" w:semiHidden="0" w:name="Light List Accent 4"/>
+    <w:lsdException w:unhideWhenUsed="0" w:uiPriority="62" w:semiHidden="0" w:name="Light Grid Accent 4"/>
+    <w:lsdException w:unhideWhenUsed="0" w:uiPriority="63" w:semiHidden="0" w:name="Medium Shading 1 Accent 4"/>
+    <w:lsdException w:unhideWhenUsed="0" w:uiPriority="64" w:semiHidden="0" w:name="Medium Shading 2 Accent 4"/>
+    <w:lsdException w:unhideWhenUsed="0" w:uiPriority="65" w:semiHidden="0" w:name="Medium List 1 Accent 4"/>
+    <w:lsdException w:unhideWhenUsed="0" w:uiPriority="66" w:semiHidden="0" w:name="Medium List 2 Accent 4"/>
+    <w:lsdException w:unhideWhenUsed="0" w:uiPriority="67" w:semiHidden="0" w:name="Medium Grid 1 Accent 4"/>
+    <w:lsdException w:unhideWhenUsed="0" w:uiPriority="68" w:semiHidden="0" w:name="Medium Grid 2 Accent 4"/>
+    <w:lsdException w:unhideWhenUsed="0" w:uiPriority="69" w:semiHidden="0" w:name="Medium Grid 3 Accent 4"/>
+    <w:lsdException w:unhideWhenUsed="0" w:uiPriority="70" w:semiHidden="0" w:name="Dark List Accent 4"/>
+    <w:lsdException w:unhideWhenUsed="0" w:uiPriority="71" w:semiHidden="0" w:name="Colorful Shading Accent 4"/>
+    <w:lsdException w:unhideWhenUsed="0" w:uiPriority="72" w:semiHidden="0" w:name="Colorful List Accent 4"/>
+    <w:lsdException w:unhideWhenUsed="0" w:uiPriority="73" w:semiHidden="0" w:name="Colorful Grid Accent 4"/>
+    <w:lsdException w:unhideWhenUsed="0" w:uiPriority="60" w:semiHidden="0" w:name="Light Shading Accent 5"/>
+    <w:lsdException w:unhideWhenUsed="0" w:uiPriority="61" w:semiHidden="0" w:name="Light List Accent 5"/>
+    <w:lsdException w:unhideWhenUsed="0" w:uiPriority="62" w:semiHidden="0" w:name="Light Grid Accent 5"/>
+    <w:lsdException w:unhideWhenUsed="0" w:uiPriority="63" w:semiHidden="0" w:name="Medium Shading 1 Accent 5"/>
+    <w:lsdException w:unhideWhenUsed="0" w:uiPriority="64" w:semiHidden="0" w:name="Medium Shading 2 Accent 5"/>
+    <w:lsdException w:unhideWhenUsed="0" w:uiPriority="65" w:semiHidden="0" w:name="Medium List 1 Accent 5"/>
+    <w:lsdException w:unhideWhenUsed="0" w:uiPriority="66" w:semiHidden="0" w:name="Medium List 2 Accent 5"/>
+    <w:lsdException w:unhideWhenUsed="0" w:uiPriority="67" w:semiHidden="0" w:name="Medium Grid 1 Accent 5"/>
+    <w:lsdException w:unhideWhenUsed="0" w:uiPriority="68" w:semiHidden="0" w:name="Medium Grid 2 Accent 5"/>
+    <w:lsdException w:unhideWhenUsed="0" w:uiPriority="69" w:semiHidden="0" w:name="Medium Grid 3 Accent 5"/>
+    <w:lsdException w:unhideWhenUsed="0" w:uiPriority="70" w:semiHidden="0" w:name="Dark List Accent 5"/>
+    <w:lsdException w:unhideWhenUsed="0" w:uiPriority="71" w:semiHidden="0" w:name="Colorful Shading Accent 5"/>
+    <w:lsdException w:unhideWhenUsed="0" w:uiPriority="72" w:semiHidden="0" w:name="Colorful List Accent 5"/>
+    <w:lsdException w:unhideWhenUsed="0" w:uiPriority="73" w:semiHidden="0" w:name="Colorful Grid Accent 5"/>
+    <w:lsdException w:unhideWhenUsed="0" w:uiPriority="60" w:semiHidden="0" w:name="Light Shading Accent 6"/>
+    <w:lsdException w:unhideWhenUsed="0" w:uiPriority="61" w:semiHidden="0" w:name="Light List Accent 6"/>
+    <w:lsdException w:unhideWhenUsed="0" w:uiPriority="62" w:semiHidden="0" w:name="Light Grid Accent 6"/>
+    <w:lsdException w:unhideWhenUsed="0" w:uiPriority="63" w:semiHidden="0" w:name="Medium Shading 1 Accent 6"/>
+    <w:lsdException w:unhideWhenUsed="0" w:uiPriority="64" w:semiHidden="0" w:name="Medium Shading 2 Accent 6"/>
+    <w:lsdException w:unhideWhenUsed="0" w:uiPriority="65" w:semiHidden="0" w:name="Medium List 1 Accent 6"/>
+    <w:lsdException w:unhideWhenUsed="0" w:uiPriority="66" w:semiHidden="0" w:name="Medium List 2 Accent 6"/>
+    <w:lsdException w:unhideWhenUsed="0" w:uiPriority="67" w:semiHidden="0" w:name="Medium Grid 1 Accent 6"/>
+    <w:lsdException w:unhideWhenUsed="0" w:uiPriority="68" w:semiHidden="0" w:name="Medium Grid 2 Accent 6"/>
+    <w:lsdException w:unhideWhenUsed="0" w:uiPriority="69" w:semiHidden="0" w:name="Medium Grid 3 Accent 6"/>
+    <w:lsdException w:unhideWhenUsed="0" w:uiPriority="70" w:semiHidden="0" w:name="Dark List Accent 6"/>
+    <w:lsdException w:unhideWhenUsed="0" w:uiPriority="71" w:semiHidden="0" w:name="Colorful Shading Accent 6"/>
+    <w:lsdException w:unhideWhenUsed="0" w:uiPriority="72" w:semiHidden="0" w:name="Colorful List Accent 6"/>
+    <w:lsdException w:unhideWhenUsed="0" w:uiPriority="73" w:semiHidden="0" w:name="Colorful Grid Accent 6"/>
   </w:latentStyles>
-  <w:style w:type="paragraph" w:default="1" w:styleId="Normal">
+  <w:style w:type="paragraph" w:default="1" w:styleId="1">
     <w:name w:val="Normal"/>
     <w:qFormat/>
+    <w:uiPriority w:val="0"/>
     <w:pPr>
       <w:kinsoku w:val="0"/>
       <w:autoSpaceDE w:val="0"/>
@@ -4192,7 +4281,7 @@
       <w:textAlignment w:val="baseline"/>
     </w:pPr>
     <w:rPr>
-      <w:rFonts w:ascii="Arial" w:eastAsia="宋体" w:hAnsi="Arial" w:cs="Arial"/>
+      <w:rFonts w:ascii="Arial" w:hAnsi="Arial" w:eastAsia="宋体" w:cs="Arial"/>
       <w:snapToGrid w:val="0"/>
       <w:color w:val="000000"/>
       <w:kern w:val="0"/>
@@ -4201,11 +4290,12 @@
       <w:lang w:val="en-US" w:eastAsia="en-US" w:bidi="ar-SA"/>
     </w:rPr>
   </w:style>
-  <w:style w:type="paragraph" w:styleId="Heading1">
+  <w:style w:type="paragraph" w:styleId="2">
     <w:name w:val="heading 1"/>
-    <w:basedOn w:val="Normal"/>
-    <w:next w:val="Normal"/>
+    <w:basedOn w:val="1"/>
+    <w:next w:val="1"/>
     <w:qFormat/>
+    <w:uiPriority w:val="0"/>
     <w:pPr>
       <w:keepNext/>
       <w:keepLines/>
@@ -4223,12 +4313,13 @@
       <w:sz w:val="44"/>
     </w:rPr>
   </w:style>
-  <w:style w:type="paragraph" w:styleId="Heading2">
+  <w:style w:type="paragraph" w:styleId="3">
     <w:name w:val="heading 2"/>
-    <w:basedOn w:val="Normal"/>
-    <w:next w:val="Normal"/>
+    <w:basedOn w:val="1"/>
+    <w:next w:val="1"/>
     <w:unhideWhenUsed/>
     <w:qFormat/>
+    <w:uiPriority w:val="0"/>
     <w:pPr>
       <w:keepNext/>
       <w:keepLines/>
@@ -4241,18 +4332,19 @@
       <w:outlineLvl w:val="1"/>
     </w:pPr>
     <w:rPr>
-      <w:rFonts w:ascii="Arial" w:eastAsia="黑体" w:hAnsi="Arial"/>
+      <w:rFonts w:ascii="Arial" w:hAnsi="Arial" w:eastAsia="黑体"/>
       <w:b/>
       <w:sz w:val="32"/>
     </w:rPr>
   </w:style>
-  <w:style w:type="paragraph" w:styleId="Heading3">
+  <w:style w:type="paragraph" w:styleId="4">
     <w:name w:val="heading 3"/>
-    <w:basedOn w:val="Normal"/>
-    <w:next w:val="Normal"/>
+    <w:basedOn w:val="1"/>
+    <w:next w:val="1"/>
     <w:semiHidden/>
     <w:unhideWhenUsed/>
     <w:qFormat/>
+    <w:uiPriority w:val="0"/>
     <w:pPr>
       <w:keepNext/>
       <w:keepLines/>
@@ -4269,12 +4361,13 @@
       <w:sz w:val="32"/>
     </w:rPr>
   </w:style>
-  <w:style w:type="paragraph" w:styleId="Heading4">
+  <w:style w:type="paragraph" w:styleId="5">
     <w:name w:val="heading 4"/>
-    <w:basedOn w:val="Normal"/>
-    <w:next w:val="Normal"/>
+    <w:basedOn w:val="1"/>
+    <w:next w:val="1"/>
     <w:unhideWhenUsed/>
     <w:qFormat/>
+    <w:uiPriority w:val="0"/>
     <w:pPr>
       <w:keepNext/>
       <w:keepLines/>
@@ -4287,18 +4380,19 @@
       <w:outlineLvl w:val="3"/>
     </w:pPr>
     <w:rPr>
-      <w:rFonts w:ascii="Arial" w:eastAsia="黑体" w:hAnsi="Arial"/>
+      <w:rFonts w:ascii="Arial" w:hAnsi="Arial" w:eastAsia="黑体"/>
       <w:b/>
       <w:sz w:val="28"/>
     </w:rPr>
   </w:style>
-  <w:style w:type="paragraph" w:styleId="Heading5">
+  <w:style w:type="paragraph" w:styleId="6">
     <w:name w:val="heading 5"/>
-    <w:basedOn w:val="Normal"/>
-    <w:next w:val="Normal"/>
+    <w:basedOn w:val="1"/>
+    <w:next w:val="1"/>
     <w:semiHidden/>
     <w:unhideWhenUsed/>
     <w:qFormat/>
+    <w:uiPriority w:val="0"/>
     <w:pPr>
       <w:keepNext/>
       <w:keepLines/>
@@ -4315,13 +4409,14 @@
       <w:sz w:val="28"/>
     </w:rPr>
   </w:style>
-  <w:style w:type="paragraph" w:styleId="Heading6">
+  <w:style w:type="paragraph" w:styleId="7">
     <w:name w:val="heading 6"/>
-    <w:basedOn w:val="Normal"/>
-    <w:next w:val="Normal"/>
+    <w:basedOn w:val="1"/>
+    <w:next w:val="1"/>
     <w:semiHidden/>
     <w:unhideWhenUsed/>
     <w:qFormat/>
+    <w:uiPriority w:val="0"/>
     <w:pPr>
       <w:keepNext/>
       <w:keepLines/>
@@ -4334,18 +4429,19 @@
       <w:outlineLvl w:val="5"/>
     </w:pPr>
     <w:rPr>
-      <w:rFonts w:ascii="Arial" w:eastAsia="黑体" w:hAnsi="Arial"/>
+      <w:rFonts w:ascii="Arial" w:hAnsi="Arial" w:eastAsia="黑体"/>
       <w:b/>
       <w:sz w:val="24"/>
     </w:rPr>
   </w:style>
-  <w:style w:type="paragraph" w:styleId="Heading7">
+  <w:style w:type="paragraph" w:styleId="8">
     <w:name w:val="heading 7"/>
-    <w:basedOn w:val="Normal"/>
-    <w:next w:val="Normal"/>
+    <w:basedOn w:val="1"/>
+    <w:next w:val="1"/>
     <w:semiHidden/>
     <w:unhideWhenUsed/>
     <w:qFormat/>
+    <w:uiPriority w:val="0"/>
     <w:pPr>
       <w:keepNext/>
       <w:keepLines/>
@@ -4362,13 +4458,14 @@
       <w:sz w:val="24"/>
     </w:rPr>
   </w:style>
-  <w:style w:type="paragraph" w:styleId="Heading8">
+  <w:style w:type="paragraph" w:styleId="9">
     <w:name w:val="heading 8"/>
-    <w:basedOn w:val="Normal"/>
-    <w:next w:val="Normal"/>
+    <w:basedOn w:val="1"/>
+    <w:next w:val="1"/>
     <w:semiHidden/>
     <w:unhideWhenUsed/>
     <w:qFormat/>
+    <w:uiPriority w:val="0"/>
     <w:pPr>
       <w:keepNext/>
       <w:keepLines/>
@@ -4381,17 +4478,18 @@
       <w:outlineLvl w:val="7"/>
     </w:pPr>
     <w:rPr>
-      <w:rFonts w:ascii="Arial" w:eastAsia="黑体" w:hAnsi="Arial"/>
+      <w:rFonts w:ascii="Arial" w:hAnsi="Arial" w:eastAsia="黑体"/>
       <w:sz w:val="24"/>
     </w:rPr>
   </w:style>
-  <w:style w:type="paragraph" w:styleId="Heading9">
+  <w:style w:type="paragraph" w:styleId="10">
     <w:name w:val="heading 9"/>
-    <w:basedOn w:val="Normal"/>
-    <w:next w:val="Normal"/>
+    <w:basedOn w:val="1"/>
+    <w:next w:val="1"/>
     <w:semiHidden/>
     <w:unhideWhenUsed/>
     <w:qFormat/>
+    <w:uiPriority w:val="0"/>
     <w:pPr>
       <w:keepNext/>
       <w:keepLines/>
@@ -4404,19 +4502,21 @@
       <w:outlineLvl w:val="8"/>
     </w:pPr>
     <w:rPr>
-      <w:rFonts w:ascii="Arial" w:eastAsia="黑体" w:hAnsi="Arial"/>
+      <w:rFonts w:ascii="Arial" w:hAnsi="Arial" w:eastAsia="黑体"/>
       <w:sz w:val="21"/>
     </w:rPr>
   </w:style>
-  <w:style w:type="character" w:default="1" w:styleId="DefaultParagraphFont">
+  <w:style w:type="character" w:default="1" w:styleId="22">
     <w:name w:val="Default Paragraph Font"/>
     <w:semiHidden/>
     <w:qFormat/>
+    <w:uiPriority w:val="0"/>
   </w:style>
-  <w:style w:type="table" w:default="1" w:styleId="TableNormal">
+  <w:style w:type="table" w:default="1" w:styleId="20">
     <w:name w:val="Normal Table"/>
     <w:semiHidden/>
     <w:qFormat/>
+    <w:uiPriority w:val="0"/>
     <w:tblPr>
       <w:tblCellMar>
         <w:top w:w="0" w:type="dxa"/>
@@ -4426,39 +4526,43 @@
       </w:tblCellMar>
     </w:tblPr>
   </w:style>
-  <w:style w:type="paragraph" w:styleId="CommentText">
+  <w:style w:type="paragraph" w:styleId="11">
     <w:name w:val="annotation text"/>
-    <w:basedOn w:val="Normal"/>
+    <w:basedOn w:val="1"/>
     <w:qFormat/>
+    <w:uiPriority w:val="0"/>
     <w:pPr>
       <w:jc w:val="left"/>
     </w:pPr>
   </w:style>
-  <w:style w:type="paragraph" w:styleId="BodyText">
+  <w:style w:type="paragraph" w:styleId="12">
     <w:name w:val="Body Text"/>
-    <w:basedOn w:val="Normal"/>
+    <w:basedOn w:val="1"/>
     <w:semiHidden/>
     <w:qFormat/>
+    <w:uiPriority w:val="0"/>
     <w:rPr>
-      <w:rFonts w:ascii="Arial" w:eastAsia="Arial" w:hAnsi="Arial" w:cs="Arial"/>
+      <w:rFonts w:ascii="Arial" w:hAnsi="Arial" w:eastAsia="Arial" w:cs="Arial"/>
       <w:sz w:val="21"/>
       <w:szCs w:val="21"/>
       <w:lang w:val="en-US" w:eastAsia="en-US" w:bidi="ar-SA"/>
     </w:rPr>
   </w:style>
-  <w:style w:type="paragraph" w:styleId="TOC3">
+  <w:style w:type="paragraph" w:styleId="13">
     <w:name w:val="toc 3"/>
-    <w:basedOn w:val="Normal"/>
-    <w:next w:val="Normal"/>
+    <w:basedOn w:val="1"/>
+    <w:next w:val="1"/>
     <w:qFormat/>
+    <w:uiPriority w:val="0"/>
     <w:pPr>
       <w:ind w:left="840" w:leftChars="400"/>
     </w:pPr>
   </w:style>
-  <w:style w:type="paragraph" w:styleId="Footer">
+  <w:style w:type="paragraph" w:styleId="14">
     <w:name w:val="footer"/>
-    <w:basedOn w:val="Normal"/>
+    <w:basedOn w:val="1"/>
     <w:qFormat/>
+    <w:uiPriority w:val="0"/>
     <w:pPr>
       <w:tabs>
         <w:tab w:val="center" w:pos="4153"/>
@@ -4471,16 +4575,17 @@
       <w:sz w:val="18"/>
     </w:rPr>
   </w:style>
-  <w:style w:type="paragraph" w:styleId="Header">
+  <w:style w:type="paragraph" w:styleId="15">
     <w:name w:val="header"/>
-    <w:basedOn w:val="Normal"/>
+    <w:basedOn w:val="1"/>
     <w:qFormat/>
+    <w:uiPriority w:val="0"/>
     <w:pPr>
       <w:pBdr>
-        <w:top w:val="nil"/>
-        <w:left w:val="nil"/>
-        <w:bottom w:val="nil"/>
-        <w:right w:val="nil"/>
+        <w:top w:val="none" w:color="auto" w:sz="0" w:space="0"/>
+        <w:left w:val="none" w:color="auto" w:sz="0" w:space="0"/>
+        <w:bottom w:val="none" w:color="auto" w:sz="0" w:space="0"/>
+        <w:right w:val="none" w:color="auto" w:sz="0" w:space="0"/>
       </w:pBdr>
       <w:tabs>
         <w:tab w:val="center" w:pos="4153"/>
@@ -4495,37 +4600,41 @@
       <w:sz w:val="18"/>
     </w:rPr>
   </w:style>
-  <w:style w:type="paragraph" w:styleId="TOC1">
+  <w:style w:type="paragraph" w:styleId="16">
     <w:name w:val="toc 1"/>
-    <w:basedOn w:val="Normal"/>
-    <w:next w:val="Normal"/>
+    <w:basedOn w:val="1"/>
+    <w:next w:val="1"/>
     <w:qFormat/>
+    <w:uiPriority w:val="0"/>
     <w:rPr>
-      <w:rFonts w:ascii="Arial" w:eastAsia="Microsoft JhengHei" w:hAnsi="Arial"/>
+      <w:rFonts w:ascii="Arial" w:hAnsi="Arial" w:eastAsia="Microsoft JhengHei"/>
       <w:sz w:val="24"/>
     </w:rPr>
   </w:style>
-  <w:style w:type="paragraph" w:styleId="TOC2">
+  <w:style w:type="paragraph" w:styleId="17">
     <w:name w:val="toc 2"/>
-    <w:basedOn w:val="Normal"/>
-    <w:next w:val="Normal"/>
+    <w:basedOn w:val="1"/>
+    <w:next w:val="1"/>
     <w:qFormat/>
+    <w:uiPriority w:val="0"/>
     <w:pPr>
       <w:ind w:left="420" w:leftChars="200"/>
     </w:pPr>
   </w:style>
-  <w:style w:type="paragraph" w:styleId="NormalWeb">
+  <w:style w:type="paragraph" w:styleId="18">
     <w:name w:val="Normal (Web)"/>
-    <w:basedOn w:val="Normal"/>
+    <w:basedOn w:val="1"/>
     <w:qFormat/>
+    <w:uiPriority w:val="0"/>
     <w:rPr>
       <w:sz w:val="24"/>
     </w:rPr>
   </w:style>
-  <w:style w:type="paragraph" w:styleId="Title">
+  <w:style w:type="paragraph" w:styleId="19">
     <w:name w:val="Title"/>
-    <w:basedOn w:val="Normal"/>
+    <w:basedOn w:val="1"/>
     <w:qFormat/>
+    <w:uiPriority w:val="0"/>
     <w:pPr>
       <w:spacing w:before="240" w:beforeLines="0" w:beforeAutospacing="0" w:after="60" w:afterLines="0" w:afterAutospacing="0"/>
       <w:jc w:val="center"/>
@@ -4537,38 +4646,41 @@
       <w:sz w:val="32"/>
     </w:rPr>
   </w:style>
-  <w:style w:type="table" w:styleId="TableGrid">
+  <w:style w:type="table" w:styleId="21">
     <w:name w:val="Table Grid"/>
-    <w:basedOn w:val="TableNormal"/>
+    <w:basedOn w:val="20"/>
     <w:qFormat/>
+    <w:uiPriority w:val="0"/>
     <w:pPr>
       <w:widowControl w:val="0"/>
       <w:jc w:val="both"/>
     </w:pPr>
     <w:tblPr>
       <w:tblBorders>
-        <w:top w:val="single" w:sz="4" w:space="0" w:color="auto"/>
-        <w:left w:val="single" w:sz="4" w:space="0" w:color="auto"/>
-        <w:bottom w:val="single" w:sz="4" w:space="0" w:color="auto"/>
-        <w:right w:val="single" w:sz="4" w:space="0" w:color="auto"/>
-        <w:insideH w:val="single" w:sz="4" w:space="0" w:color="auto"/>
-        <w:insideV w:val="single" w:sz="4" w:space="0" w:color="auto"/>
+        <w:top w:val="single" w:color="auto" w:sz="4" w:space="0"/>
+        <w:left w:val="single" w:color="auto" w:sz="4" w:space="0"/>
+        <w:bottom w:val="single" w:color="auto" w:sz="4" w:space="0"/>
+        <w:right w:val="single" w:color="auto" w:sz="4" w:space="0"/>
+        <w:insideH w:val="single" w:color="auto" w:sz="4" w:space="0"/>
+        <w:insideV w:val="single" w:color="auto" w:sz="4" w:space="0"/>
       </w:tblBorders>
     </w:tblPr>
   </w:style>
-  <w:style w:type="character" w:styleId="Strong">
+  <w:style w:type="character" w:styleId="23">
     <w:name w:val="Strong"/>
-    <w:basedOn w:val="DefaultParagraphFont"/>
+    <w:basedOn w:val="22"/>
     <w:qFormat/>
+    <w:uiPriority w:val="0"/>
     <w:rPr>
       <w:b/>
     </w:rPr>
   </w:style>
-  <w:style w:type="table" w:customStyle="1" w:styleId="TableNormal0">
+  <w:style w:type="table" w:customStyle="1" w:styleId="24">
     <w:name w:val="Table Normal_0"/>
     <w:semiHidden/>
     <w:unhideWhenUsed/>
     <w:qFormat/>
+    <w:uiPriority w:val="0"/>
     <w:tblPr>
       <w:tblCellMar>
         <w:top w:w="0" w:type="dxa"/>
@@ -4578,81 +4690,87 @@
       </w:tblCellMar>
     </w:tblPr>
   </w:style>
-  <w:style w:type="paragraph" w:customStyle="1" w:styleId="TableText">
+  <w:style w:type="paragraph" w:customStyle="1" w:styleId="25">
     <w:name w:val="Table Text"/>
-    <w:basedOn w:val="Normal"/>
+    <w:basedOn w:val="1"/>
     <w:semiHidden/>
     <w:qFormat/>
+    <w:uiPriority w:val="0"/>
     <w:rPr>
-      <w:rFonts w:ascii="宋体" w:eastAsia="宋体" w:hAnsi="宋体" w:cs="宋体"/>
+      <w:rFonts w:ascii="宋体" w:hAnsi="宋体" w:eastAsia="宋体" w:cs="宋体"/>
       <w:sz w:val="21"/>
       <w:szCs w:val="21"/>
       <w:lang w:val="en-US" w:eastAsia="en-US" w:bidi="ar-SA"/>
     </w:rPr>
   </w:style>
-  <w:style w:type="paragraph" w:customStyle="1" w:styleId="1">
+  <w:style w:type="paragraph" w:customStyle="1" w:styleId="26">
     <w:name w:val="柴_标题1"/>
-    <w:basedOn w:val="Heading1"/>
-    <w:next w:val="a"/>
-    <w:link w:val="1Char"/>
+    <w:basedOn w:val="2"/>
+    <w:next w:val="27"/>
+    <w:link w:val="38"/>
     <w:qFormat/>
+    <w:uiPriority w:val="0"/>
     <w:pPr>
       <w:spacing w:before="100" w:after="90" w:line="360" w:lineRule="auto"/>
     </w:pPr>
     <w:rPr>
-      <w:rFonts w:ascii="Arial" w:eastAsia="宋体" w:hAnsi="Arial"/>
+      <w:rFonts w:ascii="Arial" w:hAnsi="Arial" w:eastAsia="宋体"/>
       <w:sz w:val="32"/>
     </w:rPr>
   </w:style>
-  <w:style w:type="paragraph" w:customStyle="1" w:styleId="a">
+  <w:style w:type="paragraph" w:customStyle="1" w:styleId="27">
     <w:name w:val="柴_正文"/>
-    <w:basedOn w:val="BodyText"/>
-    <w:link w:val="Char"/>
+    <w:basedOn w:val="12"/>
+    <w:link w:val="41"/>
     <w:qFormat/>
+    <w:uiPriority w:val="0"/>
     <w:pPr>
       <w:spacing w:line="360" w:lineRule="auto"/>
       <w:ind w:firstLine="470" w:firstLineChars="200"/>
     </w:pPr>
     <w:rPr>
-      <w:rFonts w:ascii="Arial" w:eastAsia="宋体" w:hAnsi="Arial"/>
+      <w:rFonts w:ascii="Arial" w:hAnsi="Arial" w:eastAsia="宋体"/>
       <w:sz w:val="24"/>
       <w:lang w:eastAsia="zh-CN"/>
     </w:rPr>
   </w:style>
-  <w:style w:type="paragraph" w:customStyle="1" w:styleId="2">
+  <w:style w:type="paragraph" w:customStyle="1" w:styleId="28">
     <w:name w:val="柴_标题2"/>
-    <w:basedOn w:val="Heading2"/>
-    <w:next w:val="a"/>
+    <w:basedOn w:val="3"/>
+    <w:next w:val="27"/>
     <w:qFormat/>
+    <w:uiPriority w:val="0"/>
     <w:pPr>
       <w:spacing w:line="360" w:lineRule="auto"/>
     </w:pPr>
     <w:rPr>
-      <w:rFonts w:ascii="Arial" w:eastAsia="宋体" w:hAnsi="Arial"/>
+      <w:rFonts w:ascii="Arial" w:hAnsi="Arial" w:eastAsia="宋体"/>
       <w:sz w:val="28"/>
     </w:rPr>
   </w:style>
-  <w:style w:type="paragraph" w:customStyle="1" w:styleId="3">
+  <w:style w:type="paragraph" w:customStyle="1" w:styleId="29">
     <w:name w:val="柴_标题3"/>
-    <w:basedOn w:val="Heading3"/>
-    <w:next w:val="a"/>
+    <w:basedOn w:val="4"/>
+    <w:next w:val="27"/>
     <w:qFormat/>
+    <w:uiPriority w:val="0"/>
     <w:pPr>
       <w:spacing w:line="360" w:lineRule="auto"/>
       <w:ind w:left="0" w:firstLine="472" w:firstLineChars="200"/>
     </w:pPr>
     <w:rPr>
-      <w:rFonts w:ascii="宋体" w:eastAsia="宋体" w:hAnsi="宋体" w:cs="宋体"/>
+      <w:rFonts w:ascii="宋体" w:hAnsi="宋体" w:eastAsia="宋体" w:cs="宋体"/>
       <w:spacing w:val="-2"/>
       <w:sz w:val="24"/>
       <w:szCs w:val="24"/>
     </w:rPr>
   </w:style>
-  <w:style w:type="paragraph" w:customStyle="1" w:styleId="a0">
+  <w:style w:type="paragraph" w:customStyle="1" w:styleId="30">
     <w:name w:val="柴_目录"/>
-    <w:basedOn w:val="Normal"/>
-    <w:next w:val="BodyText"/>
+    <w:basedOn w:val="1"/>
+    <w:next w:val="12"/>
     <w:qFormat/>
+    <w:uiPriority w:val="0"/>
     <w:pPr>
       <w:tabs>
         <w:tab w:val="right" w:leader="dot" w:pos="8442"/>
@@ -4660,89 +4778,96 @@
       <w:ind w:left="0" w:leftChars="0"/>
     </w:pPr>
     <w:rPr>
-      <w:rFonts w:ascii="Arial" w:eastAsia="Microsoft JhengHei" w:hAnsi="Arial"/>
+      <w:rFonts w:ascii="Arial" w:hAnsi="Arial" w:eastAsia="Microsoft JhengHei"/>
       <w:sz w:val="24"/>
     </w:rPr>
   </w:style>
-  <w:style w:type="paragraph" w:customStyle="1" w:styleId="a1">
+  <w:style w:type="paragraph" w:customStyle="1" w:styleId="31">
     <w:name w:val="柴_公司名"/>
-    <w:basedOn w:val="Title"/>
+    <w:basedOn w:val="19"/>
     <w:qFormat/>
+    <w:uiPriority w:val="0"/>
     <w:pPr>
       <w:spacing w:after="600" w:afterLines="600"/>
     </w:pPr>
     <w:rPr>
-      <w:rFonts w:ascii="宋体" w:eastAsia="宋体" w:hAnsi="宋体" w:cs="宋体" w:hint="eastAsia"/>
+      <w:rFonts w:hint="eastAsia" w:ascii="宋体" w:hAnsi="宋体" w:eastAsia="宋体" w:cs="宋体"/>
       <w:bCs/>
       <w:spacing w:val="-6"/>
       <w:sz w:val="52"/>
       <w:szCs w:val="52"/>
     </w:rPr>
   </w:style>
-  <w:style w:type="paragraph" w:customStyle="1" w:styleId="a2">
+  <w:style w:type="paragraph" w:customStyle="1" w:styleId="32">
     <w:name w:val="柴_文档名"/>
-    <w:basedOn w:val="Title"/>
+    <w:basedOn w:val="19"/>
     <w:qFormat/>
+    <w:uiPriority w:val="0"/>
     <w:pPr>
       <w:spacing w:after="900" w:afterLines="900"/>
     </w:pPr>
     <w:rPr>
-      <w:rFonts w:ascii="黑体" w:eastAsia="黑体" w:hAnsi="黑体" w:cs="黑体"/>
+      <w:rFonts w:ascii="黑体" w:hAnsi="黑体" w:eastAsia="黑体" w:cs="黑体"/>
       <w:bCs/>
       <w:spacing w:val="-7"/>
       <w:sz w:val="52"/>
       <w:szCs w:val="52"/>
     </w:rPr>
   </w:style>
-  <w:style w:type="paragraph" w:customStyle="1" w:styleId="WPSOffice1">
+  <w:style w:type="paragraph" w:customStyle="1" w:styleId="33">
     <w:name w:val="WPSOffice手动目录 1"/>
     <w:qFormat/>
+    <w:uiPriority w:val="0"/>
     <w:pPr>
       <w:ind w:leftChars="0"/>
     </w:pPr>
     <w:rPr>
-      <w:rFonts w:ascii="Times New Roman" w:eastAsia="宋体" w:hAnsi="Times New Roman" w:cs="Times New Roman"/>
+      <w:rFonts w:ascii="Times New Roman" w:hAnsi="Times New Roman" w:eastAsia="宋体" w:cs="Times New Roman"/>
       <w:sz w:val="20"/>
       <w:szCs w:val="20"/>
     </w:rPr>
   </w:style>
-  <w:style w:type="paragraph" w:customStyle="1" w:styleId="WPSOffice2">
+  <w:style w:type="paragraph" w:customStyle="1" w:styleId="34">
     <w:name w:val="WPSOffice手动目录 2"/>
     <w:qFormat/>
+    <w:uiPriority w:val="0"/>
     <w:pPr>
       <w:ind w:leftChars="200"/>
     </w:pPr>
     <w:rPr>
-      <w:rFonts w:ascii="Times New Roman" w:eastAsia="宋体" w:hAnsi="Times New Roman" w:cs="Times New Roman"/>
+      <w:rFonts w:ascii="Times New Roman" w:hAnsi="Times New Roman" w:eastAsia="宋体" w:cs="Times New Roman"/>
       <w:sz w:val="20"/>
       <w:szCs w:val="20"/>
     </w:rPr>
   </w:style>
-  <w:style w:type="paragraph" w:customStyle="1" w:styleId="WPSOffice3">
+  <w:style w:type="paragraph" w:customStyle="1" w:styleId="35">
     <w:name w:val="WPSOffice手动目录 3"/>
     <w:qFormat/>
+    <w:uiPriority w:val="0"/>
     <w:pPr>
       <w:ind w:leftChars="400"/>
     </w:pPr>
     <w:rPr>
-      <w:rFonts w:ascii="Times New Roman" w:eastAsia="宋体" w:hAnsi="Times New Roman" w:cs="Times New Roman"/>
+      <w:rFonts w:ascii="Times New Roman" w:hAnsi="Times New Roman" w:eastAsia="宋体" w:cs="Times New Roman"/>
       <w:sz w:val="20"/>
       <w:szCs w:val="20"/>
     </w:rPr>
   </w:style>
-  <w:style w:type="paragraph" w:customStyle="1" w:styleId="Compact">
+  <w:style w:type="paragraph" w:customStyle="1" w:styleId="36">
     <w:name w:val="Compact"/>
-    <w:basedOn w:val="BodyText"/>
+    <w:basedOn w:val="12"/>
     <w:qFormat/>
+    <w:uiPriority w:val="0"/>
     <w:pPr>
       <w:spacing w:before="36" w:after="36"/>
     </w:pPr>
   </w:style>
-  <w:style w:type="table" w:customStyle="1" w:styleId="Table">
+  <w:style w:type="table" w:customStyle="1" w:styleId="37">
     <w:name w:val="Table"/>
     <w:semiHidden/>
     <w:unhideWhenUsed/>
     <w:qFormat/>
+    <w:uiPriority w:val="0"/>
     <w:tblPr>
       <w:tblCellMar>
         <w:top w:w="0" w:type="dxa"/>
@@ -4754,25 +4879,27 @@
     <w:tblStylePr w:type="firstRow">
       <w:tcPr>
         <w:tcBorders>
-          <w:bottom w:val="single" w:sz="0" w:space="0" w:color="auto"/>
+          <w:bottom w:val="single" w:color="auto" w:sz="0" w:space="0"/>
         </w:tcBorders>
         <w:vAlign w:val="bottom"/>
       </w:tcPr>
     </w:tblStylePr>
   </w:style>
-  <w:style w:type="character" w:customStyle="1" w:styleId="1Char">
+  <w:style w:type="character" w:customStyle="1" w:styleId="38">
     <w:name w:val="柴_标题1 Char"/>
-    <w:link w:val="1"/>
+    <w:link w:val="26"/>
     <w:qFormat/>
+    <w:uiPriority w:val="0"/>
     <w:rPr>
-      <w:rFonts w:ascii="Arial" w:eastAsia="宋体" w:hAnsi="Arial"/>
+      <w:rFonts w:ascii="Arial" w:hAnsi="Arial" w:eastAsia="宋体"/>
       <w:sz w:val="32"/>
     </w:rPr>
   </w:style>
-  <w:style w:type="paragraph" w:customStyle="1" w:styleId="a3">
+  <w:style w:type="paragraph" w:customStyle="1" w:styleId="39">
     <w:name w:val="柴_正文_无缩进"/>
-    <w:basedOn w:val="Normal"/>
+    <w:basedOn w:val="1"/>
     <w:qFormat/>
+    <w:uiPriority w:val="0"/>
     <w:pPr>
       <w:ind w:firstLine="0" w:firstLineChars="0"/>
     </w:pPr>
@@ -4782,29 +4909,31 @@
       <w:lang w:eastAsia="zh-CN"/>
     </w:rPr>
   </w:style>
-  <w:style w:type="paragraph" w:customStyle="1" w:styleId="4">
+  <w:style w:type="paragraph" w:customStyle="1" w:styleId="40">
     <w:name w:val="柴_标题4"/>
-    <w:basedOn w:val="Heading4"/>
-    <w:next w:val="Normal"/>
+    <w:basedOn w:val="5"/>
+    <w:next w:val="1"/>
     <w:qFormat/>
+    <w:uiPriority w:val="0"/>
     <w:pPr>
       <w:widowControl w:val="0"/>
       <w:spacing w:before="160" w:line="360" w:lineRule="auto"/>
-      <w:ind w:left="981" w:hanging="862" w:leftChars="300"/>
+      <w:ind w:left="981" w:leftChars="300" w:hanging="862"/>
     </w:pPr>
     <w:rPr>
-      <w:rFonts w:ascii="Calibri" w:eastAsia="宋体" w:hAnsi="Calibri" w:cs="宋体" w:hint="eastAsia"/>
+      <w:rFonts w:hint="eastAsia" w:ascii="Calibri" w:hAnsi="Calibri" w:eastAsia="宋体" w:cs="宋体"/>
       <w:sz w:val="24"/>
       <w:szCs w:val="24"/>
       <w:lang w:eastAsia="zh-CN" w:bidi="zh-CN"/>
     </w:rPr>
   </w:style>
-  <w:style w:type="character" w:customStyle="1" w:styleId="Char">
+  <w:style w:type="character" w:customStyle="1" w:styleId="41">
     <w:name w:val="柴_正文 Char"/>
-    <w:link w:val="a"/>
+    <w:link w:val="27"/>
     <w:qFormat/>
+    <w:uiPriority w:val="0"/>
     <w:rPr>
-      <w:rFonts w:ascii="Arial" w:eastAsia="宋体" w:hAnsi="Arial"/>
+      <w:rFonts w:ascii="Arial" w:hAnsi="Arial" w:eastAsia="宋体"/>
       <w:sz w:val="24"/>
       <w:lang w:eastAsia="zh-CN"/>
     </w:rPr>
